--- a/bookkeeper-v2/v2-consulting/03-Client-Documents/Bookkeeping-Proposal-Template-v2.docx
+++ b/bookkeeper-v2/v2-consulting/03-Client-Documents/Bookkeeping-Proposal-Template-v2.docx
@@ -9,20 +9,12 @@
         <w:tblLook w:firstColumn="1" w:firstRow="1" w:lastColumn="0" w:lastRow="0" w:noHBand="0" w:noVBand="1" w:val="04A0"/>
       </w:tblPr>
       <w:tblGrid>
-        <w:gridCol w:w="9406"/>
+        <w:gridCol w:w="9518"/>
       </w:tblGrid>
       <w:tr>
         <w:tc>
           <w:tcPr>
-            <w:tcW w:type="dxa" w:w="9406"/>
-            <w:shd w:val="clear" w:color="auto" w:fill="0F172A"/>
-            <w:tcMar>
-              <w:top w:w="800" w:type="dxa"/>
-              <w:bottom w:w="800" w:type="dxa"/>
-              <w:left w:w="700" w:type="dxa"/>
-              <w:right w:w="700" w:type="dxa"/>
-            </w:tcMar>
-            <w:vAlign w:val="center"/>
+            <w:tcW w:type="dxa" w:w="9518"/>
             <w:tcBorders>
               <w:top w:val="none" w:sz="0" w:color="auto"/>
               <w:bottom w:val="none" w:sz="0" w:color="auto"/>
@@ -31,17 +23,67 @@
               <w:insideH w:val="none" w:sz="0" w:color="auto"/>
               <w:insideV w:val="none" w:sz="0" w:color="auto"/>
             </w:tcBorders>
+            <w:shd w:val="clear" w:color="auto" w:fill="0F172A"/>
+            <w:tcMar>
+              <w:top w:w="0" w:type="dxa"/>
+              <w:bottom w:w="0" w:type="dxa"/>
+              <w:left w:w="0" w:type="dxa"/>
+              <w:right w:w="0" w:type="dxa"/>
+            </w:tcMar>
+            <w:vAlign w:val="top"/>
           </w:tcPr>
           <w:p>
             <w:pPr>
               <w:shd w:val="clear" w:color="auto" w:fill="0F766E"/>
-              <w:spacing w:before="0" w:after="0"/>
+              <w:spacing w:before="160" w:after="160" w:line="276" w:lineRule="auto"/>
+              <w:ind w:left="400"/>
+            </w:pPr>
+            <w:r>
+              <w:rPr>
+                <w:rFonts w:ascii="Poppins" w:hAnsi="Poppins" w:eastAsia="Poppins"/>
+                <w:b/>
+                <w:i w:val="0"/>
+                <w:color w:val="FFFFFF"/>
+                <w:sz w:val="18"/>
+              </w:rPr>
+              <w:t>NOVAOPS</w:t>
+            </w:r>
+            <w:r>
+              <w:rPr>
+                <w:rFonts w:ascii="Inter" w:hAnsi="Inter" w:eastAsia="Inter"/>
+                <w:b w:val="0"/>
+                <w:i w:val="0"/>
+                <w:color w:val="CCFBF1"/>
+                <w:sz w:val="15"/>
+              </w:rPr>
+              <w:t xml:space="preserve">  ·  Bookkeeper Practice Launch System  ·  v2.0</w:t>
+            </w:r>
+          </w:p>
+          <w:p>
+            <w:pPr>
+              <w:spacing w:before="1200" w:after="0" w:line="276" w:lineRule="auto"/>
             </w:pPr>
           </w:p>
-          <w:p/>
           <w:p>
             <w:pPr>
-              <w:spacing w:before="0" w:after="240"/>
+              <w:spacing w:before="0" w:after="280" w:line="276" w:lineRule="auto"/>
+              <w:ind w:left="400"/>
+            </w:pPr>
+            <w:r>
+              <w:rPr>
+                <w:rFonts w:ascii="Inter" w:hAnsi="Inter" w:eastAsia="Inter"/>
+                <w:b/>
+                <w:i w:val="0"/>
+                <w:color w:val="0F766E"/>
+                <w:sz w:val="15"/>
+              </w:rPr>
+              <w:t>03  —  CLIENT DOCUMENTS</w:t>
+            </w:r>
+          </w:p>
+          <w:p>
+            <w:pPr>
+              <w:spacing w:before="0" w:after="1000" w:line="276" w:lineRule="auto"/>
+              <w:ind w:left="400"/>
             </w:pPr>
             <w:r>
               <w:rPr>
@@ -49,14 +91,15 @@
                 <w:b/>
                 <w:i w:val="0"/>
                 <w:color w:val="0F766E"/>
-                <w:sz w:val="16"/>
+                <w:sz w:val="22"/>
               </w:rPr>
-              <w:t>03  —  CLIENT DOCUMENTS</w:t>
+              <w:t>NOVAOPS</w:t>
             </w:r>
           </w:p>
           <w:p>
             <w:pPr>
-              <w:spacing w:before="0" w:after="80"/>
+              <w:spacing w:before="0" w:after="80" w:line="276" w:lineRule="auto"/>
+              <w:ind w:left="400"/>
             </w:pPr>
             <w:r>
               <w:rPr>
@@ -64,14 +107,15 @@
                 <w:b/>
                 <w:i w:val="0"/>
                 <w:color w:val="FFFFFF"/>
-                <w:sz w:val="60"/>
+                <w:sz w:val="64"/>
               </w:rPr>
               <w:t>Bookkeeping Services</w:t>
             </w:r>
           </w:p>
           <w:p>
             <w:pPr>
-              <w:spacing w:before="0" w:after="80"/>
+              <w:spacing w:before="0" w:after="80" w:line="276" w:lineRule="auto"/>
+              <w:ind w:left="400"/>
             </w:pPr>
             <w:r>
               <w:rPr>
@@ -79,37 +123,40 @@
                 <w:b/>
                 <w:i w:val="0"/>
                 <w:color w:val="FFFFFF"/>
-                <w:sz w:val="60"/>
+                <w:sz w:val="64"/>
               </w:rPr>
               <w:t>Proposal</w:t>
             </w:r>
           </w:p>
           <w:p>
             <w:pPr>
-              <w:spacing w:before="120" w:after="400"/>
+              <w:spacing w:before="160" w:after="560" w:line="276" w:lineRule="auto"/>
+              <w:ind w:left="400"/>
             </w:pPr>
             <w:r>
               <w:rPr>
                 <w:rFonts w:ascii="Inter" w:hAnsi="Inter" w:eastAsia="Inter"/>
                 <w:b w:val="0"/>
-                <w:i w:val="0"/>
+                <w:i/>
                 <w:color w:val="94A3B8"/>
                 <w:sz w:val="24"/>
               </w:rPr>
-              <w:t>Prepared for [CLIENT COMPANY] by [PRACTICE NAME]</w:t>
+              <w:t>Prepared exclusively for [CLIENT COMPANY] by [PRACTICE NAME]</w:t>
             </w:r>
           </w:p>
           <w:p>
             <w:pPr>
-              <w:spacing w:before="0" w:after="320"/>
               <w:pBdr>
                 <w:bottom w:val="single" w:sz="12" w:space="1" w:color="0F766E"/>
               </w:pBdr>
+              <w:spacing w:before="0" w:after="400" w:line="276" w:lineRule="auto"/>
+              <w:ind w:left="400" w:right="400"/>
             </w:pPr>
           </w:p>
           <w:p>
             <w:pPr>
-              <w:spacing w:before="0" w:after="60"/>
+              <w:spacing w:before="0" w:after="80" w:line="276" w:lineRule="auto"/>
+              <w:ind w:left="400"/>
             </w:pPr>
             <w:r>
               <w:rPr>
@@ -127,14 +174,15 @@
                 <w:b/>
                 <w:i w:val="0"/>
                 <w:color w:val="FFFFFF"/>
-                <w:sz w:val="16"/>
+                <w:sz w:val="15"/>
               </w:rPr>
               <w:t>[CLIENT COMPANY]</w:t>
             </w:r>
           </w:p>
           <w:p>
             <w:pPr>
-              <w:spacing w:before="0" w:after="60"/>
+              <w:spacing w:before="0" w:after="80" w:line="276" w:lineRule="auto"/>
+              <w:ind w:left="400"/>
             </w:pPr>
             <w:r>
               <w:rPr>
@@ -144,7 +192,7 @@
                 <w:color w:val="64748B"/>
                 <w:sz w:val="15"/>
               </w:rPr>
-              <w:t xml:space="preserve">PREPARED BY  </w:t>
+              <w:t xml:space="preserve">PREPARED BY   </w:t>
             </w:r>
             <w:r>
               <w:rPr>
@@ -152,14 +200,15 @@
                 <w:b/>
                 <w:i w:val="0"/>
                 <w:color w:val="FFFFFF"/>
-                <w:sz w:val="16"/>
+                <w:sz w:val="15"/>
               </w:rPr>
               <w:t>[PRACTICE NAME]</w:t>
             </w:r>
           </w:p>
           <w:p>
             <w:pPr>
-              <w:spacing w:before="0" w:after="60"/>
+              <w:spacing w:before="0" w:after="80" w:line="276" w:lineRule="auto"/>
+              <w:ind w:left="400"/>
             </w:pPr>
             <w:r>
               <w:rPr>
@@ -169,7 +218,7 @@
                 <w:color w:val="64748B"/>
                 <w:sz w:val="15"/>
               </w:rPr>
-              <w:t xml:space="preserve">DATE  </w:t>
+              <w:t xml:space="preserve">PROPOSAL DATE </w:t>
             </w:r>
             <w:r>
               <w:rPr>
@@ -177,14 +226,15 @@
                 <w:b/>
                 <w:i w:val="0"/>
                 <w:color w:val="FFFFFF"/>
-                <w:sz w:val="16"/>
+                <w:sz w:val="15"/>
               </w:rPr>
               <w:t>[DATE]</w:t>
             </w:r>
           </w:p>
           <w:p>
             <w:pPr>
-              <w:spacing w:before="0" w:after="60"/>
+              <w:spacing w:before="0" w:after="80" w:line="276" w:lineRule="auto"/>
+              <w:ind w:left="400"/>
             </w:pPr>
             <w:r>
               <w:rPr>
@@ -194,7 +244,7 @@
                 <w:color w:val="64748B"/>
                 <w:sz w:val="15"/>
               </w:rPr>
-              <w:t xml:space="preserve">VALID UNTIL  </w:t>
+              <w:t xml:space="preserve">VALID UNTIL   </w:t>
             </w:r>
             <w:r>
               <w:rPr>
@@ -202,24 +252,31 @@
                 <w:b/>
                 <w:i w:val="0"/>
                 <w:color w:val="FFFFFF"/>
-                <w:sz w:val="16"/>
+                <w:sz w:val="15"/>
               </w:rPr>
-              <w:t>[DATE + 14 days]</w:t>
+              <w:t>[DATE + 14 DAYS]</w:t>
             </w:r>
           </w:p>
           <w:p>
             <w:pPr>
-              <w:spacing w:before="800" w:after="0"/>
+              <w:spacing w:before="800" w:after="0" w:line="276" w:lineRule="auto"/>
+            </w:pPr>
+          </w:p>
+          <w:p>
+            <w:pPr>
+              <w:shd w:val="clear" w:color="auto" w:fill="D97706"/>
+              <w:spacing w:before="160" w:after="160" w:line="276" w:lineRule="auto"/>
+              <w:ind w:left="400"/>
             </w:pPr>
             <w:r>
               <w:rPr>
                 <w:rFonts w:ascii="Poppins" w:hAnsi="Poppins" w:eastAsia="Poppins"/>
                 <w:b/>
                 <w:i w:val="0"/>
-                <w:color w:val="D97706"/>
+                <w:color w:val="FFFFFF"/>
                 <w:sz w:val="15"/>
               </w:rPr>
-              <w:t>VERSION 2.0  ·  PREMIUM EDITION  ·  2025</w:t>
+              <w:t>VERSION 2.0  ·  PREMIUM CONSULTING EDITION  ·  © 2025 NOVAOPS</w:t>
             </w:r>
           </w:p>
         </w:tc>
@@ -237,46 +294,31 @@
         <w:tblLook w:firstColumn="1" w:firstRow="1" w:lastColumn="0" w:lastRow="0" w:noHBand="0" w:noVBand="1" w:val="04A0"/>
       </w:tblPr>
       <w:tblGrid>
-        <w:gridCol w:w="9406"/>
+        <w:gridCol w:w="9518"/>
       </w:tblGrid>
       <w:tr>
         <w:tc>
           <w:tcPr>
-            <w:tcW w:type="dxa" w:w="9406"/>
+            <w:tcW w:type="dxa" w:w="9518"/>
             <w:shd w:val="clear" w:color="auto" w:fill="FFFBEB"/>
             <w:tcMar>
-              <w:top w:w="100" w:type="dxa"/>
-              <w:bottom w:w="100" w:type="dxa"/>
-              <w:left w:w="160" w:type="dxa"/>
-              <w:right w:w="160" w:type="dxa"/>
+              <w:top w:w="110" w:type="dxa"/>
+              <w:bottom w:w="110" w:type="dxa"/>
+              <w:left w:w="170" w:type="dxa"/>
+              <w:right w:w="170" w:type="dxa"/>
             </w:tcMar>
             <w:tcBorders>
-              <w:left w:val="single" w:sz="14" w:color="D97706"/>
+              <w:top w:val="single" w:sz="4" w:color="CBD5E1"/>
+              <w:bottom w:val="single" w:sz="4" w:color="CBD5E1"/>
+              <w:left w:val="single" w:sz="16" w:color="D97706"/>
+              <w:right w:val="single" w:sz="4" w:color="CBD5E1"/>
               <w:insideH w:val="none" w:sz="0" w:color="auto"/>
               <w:insideV w:val="none" w:sz="0" w:color="auto"/>
-              <w:top w:val="single" w:sz="4" w:color="CBD5E1"/>
-              <w:right w:val="single" w:sz="4" w:color="CBD5E1"/>
-              <w:bottom w:val="single" w:sz="4" w:color="CBD5E1"/>
             </w:tcBorders>
           </w:tcPr>
           <w:p>
             <w:pPr>
-              <w:spacing w:before="0" w:after="0"/>
-            </w:pPr>
-            <w:r>
-              <w:rPr>
-                <w:rFonts w:ascii="Inter" w:hAnsi="Inter" w:eastAsia="Inter"/>
-                <w:b w:val="0"/>
-                <w:i w:val="0"/>
-                <w:color w:val="0F172A"/>
-                <w:sz w:val="18"/>
-              </w:rPr>
-              <w:t>Complete all [BRACKETED] fields for this specific client. Replace sample figures with real diagnostic findings.</w:t>
-            </w:r>
-          </w:p>
-          <w:p>
-            <w:pPr>
-              <w:spacing w:before="0" w:after="80"/>
+              <w:spacing w:before="0" w:after="100" w:line="276" w:lineRule="auto"/>
             </w:pPr>
             <w:r>
               <w:rPr>
@@ -289,12 +331,27 @@
               <w:t>CUSTOMISATION REQUIRED</w:t>
             </w:r>
           </w:p>
+          <w:p>
+            <w:pPr>
+              <w:spacing w:before="0" w:after="0" w:line="276" w:lineRule="auto"/>
+            </w:pPr>
+            <w:r>
+              <w:rPr>
+                <w:rFonts w:ascii="Calibri" w:hAnsi="Calibri" w:eastAsia="Calibri"/>
+                <w:b w:val="0"/>
+                <w:i w:val="0"/>
+                <w:color w:val="0F172A"/>
+                <w:sz w:val="18"/>
+              </w:rPr>
+              <w:t>Complete all [BRACKETED] fields for this specific client. Replace sample figures with real diagnostic findings before sending.</w:t>
+            </w:r>
+          </w:p>
         </w:tc>
       </w:tr>
     </w:tbl>
     <w:p>
       <w:pPr>
-        <w:spacing w:before="0" w:after="80"/>
+        <w:spacing w:before="0" w:after="120" w:line="276" w:lineRule="auto"/>
       </w:pPr>
     </w:p>
     <w:tbl>
@@ -304,13 +361,18 @@
         <w:tblLook w:firstColumn="1" w:firstRow="1" w:lastColumn="0" w:lastRow="0" w:noHBand="0" w:noVBand="1" w:val="04A0"/>
       </w:tblPr>
       <w:tblGrid>
-        <w:gridCol w:w="4703"/>
-        <w:gridCol w:w="4703"/>
+        <w:gridCol w:w="2379"/>
+        <w:gridCol w:w="2379"/>
+        <w:gridCol w:w="2379"/>
+        <w:gridCol w:w="2379"/>
       </w:tblGrid>
       <w:tr>
+        <w:trPr>
+          <w:trHeight w:val="260" w:hRule="atLeast"/>
+        </w:trPr>
         <w:tc>
           <w:tcPr>
-            <w:tcW w:type="dxa" w:w="850"/>
+            <w:tcW w:type="dxa" w:w="2379"/>
             <w:tcBorders>
               <w:top w:val="none" w:sz="0" w:color="auto"/>
               <w:bottom w:val="none" w:sz="0" w:color="auto"/>
@@ -319,32 +381,33 @@
               <w:insideH w:val="none" w:sz="0" w:color="auto"/>
               <w:insideV w:val="none" w:sz="0" w:color="auto"/>
             </w:tcBorders>
+            <w:shd w:val="clear" w:color="auto" w:fill="0F766E"/>
             <w:tcMar>
-              <w:top w:w="0" w:type="dxa"/>
-              <w:bottom w:w="0" w:type="dxa"/>
-              <w:left w:w="0" w:type="dxa"/>
-              <w:right w:w="60" w:type="dxa"/>
+              <w:top w:w="80" w:type="dxa"/>
+              <w:bottom w:w="60" w:type="dxa"/>
+              <w:left w:w="120" w:type="dxa"/>
+              <w:right w:w="120" w:type="dxa"/>
             </w:tcMar>
           </w:tcPr>
           <w:p>
             <w:pPr>
-              <w:spacing w:before="0" w:after="0"/>
+              <w:jc w:val="center"/>
             </w:pPr>
             <w:r>
               <w:rPr>
-                <w:rFonts w:ascii="Poppins" w:hAnsi="Poppins" w:eastAsia="Poppins"/>
+                <w:rFonts w:ascii="Inter" w:hAnsi="Inter" w:eastAsia="Inter"/>
                 <w:b/>
                 <w:i w:val="0"/>
-                <w:color w:val="0F766E"/>
-                <w:sz w:val="20"/>
+                <w:color w:val="CCFBF1"/>
+                <w:sz w:val="13"/>
               </w:rPr>
-              <w:t>01</w:t>
+              <w:t>SECTIONS</w:t>
             </w:r>
           </w:p>
         </w:tc>
         <w:tc>
           <w:tcPr>
-            <w:tcW w:type="dxa" w:w="4703"/>
+            <w:tcW w:type="dxa" w:w="2379"/>
             <w:tcBorders>
               <w:top w:val="none" w:sz="0" w:color="auto"/>
               <w:bottom w:val="none" w:sz="0" w:color="auto"/>
@@ -353,26 +416,387 @@
               <w:insideH w:val="none" w:sz="0" w:color="auto"/>
               <w:insideV w:val="none" w:sz="0" w:color="auto"/>
             </w:tcBorders>
+            <w:shd w:val="clear" w:color="auto" w:fill="0F766E"/>
             <w:tcMar>
-              <w:top w:w="0" w:type="dxa"/>
-              <w:bottom w:w="0" w:type="dxa"/>
-              <w:left w:w="0" w:type="dxa"/>
-              <w:right w:w="0" w:type="dxa"/>
+              <w:top w:w="80" w:type="dxa"/>
+              <w:bottom w:w="60" w:type="dxa"/>
+              <w:left w:w="120" w:type="dxa"/>
+              <w:right w:w="120" w:type="dxa"/>
             </w:tcMar>
           </w:tcPr>
           <w:p>
             <w:pPr>
-              <w:spacing w:before="0" w:after="0"/>
+              <w:jc w:val="center"/>
+            </w:pPr>
+            <w:r>
+              <w:rPr>
+                <w:rFonts w:ascii="Inter" w:hAnsi="Inter" w:eastAsia="Inter"/>
+                <w:b/>
+                <w:i w:val="0"/>
+                <w:color w:val="CCFBF1"/>
+                <w:sz w:val="13"/>
+              </w:rPr>
+              <w:t>PRICING</w:t>
+            </w:r>
+          </w:p>
+        </w:tc>
+        <w:tc>
+          <w:tcPr>
+            <w:tcW w:type="dxa" w:w="2379"/>
+            <w:tcBorders>
+              <w:top w:val="none" w:sz="0" w:color="auto"/>
+              <w:bottom w:val="none" w:sz="0" w:color="auto"/>
+              <w:left w:val="none" w:sz="0" w:color="auto"/>
+              <w:right w:val="none" w:sz="0" w:color="auto"/>
+              <w:insideH w:val="none" w:sz="0" w:color="auto"/>
+              <w:insideV w:val="none" w:sz="0" w:color="auto"/>
+            </w:tcBorders>
+            <w:shd w:val="clear" w:color="auto" w:fill="0F766E"/>
+            <w:tcMar>
+              <w:top w:w="80" w:type="dxa"/>
+              <w:bottom w:w="60" w:type="dxa"/>
+              <w:left w:w="120" w:type="dxa"/>
+              <w:right w:w="120" w:type="dxa"/>
+            </w:tcMar>
+          </w:tcPr>
+          <w:p>
+            <w:pPr>
+              <w:jc w:val="center"/>
+            </w:pPr>
+            <w:r>
+              <w:rPr>
+                <w:rFonts w:ascii="Inter" w:hAnsi="Inter" w:eastAsia="Inter"/>
+                <w:b/>
+                <w:i w:val="0"/>
+                <w:color w:val="CCFBF1"/>
+                <w:sz w:val="13"/>
+              </w:rPr>
+              <w:t>VALID</w:t>
+            </w:r>
+          </w:p>
+        </w:tc>
+        <w:tc>
+          <w:tcPr>
+            <w:tcW w:type="dxa" w:w="2379"/>
+            <w:tcBorders>
+              <w:top w:val="none" w:sz="0" w:color="auto"/>
+              <w:bottom w:val="none" w:sz="0" w:color="auto"/>
+              <w:left w:val="none" w:sz="0" w:color="auto"/>
+              <w:right w:val="none" w:sz="0" w:color="auto"/>
+              <w:insideH w:val="none" w:sz="0" w:color="auto"/>
+              <w:insideV w:val="none" w:sz="0" w:color="auto"/>
+            </w:tcBorders>
+            <w:shd w:val="clear" w:color="auto" w:fill="0F766E"/>
+            <w:tcMar>
+              <w:top w:w="80" w:type="dxa"/>
+              <w:bottom w:w="60" w:type="dxa"/>
+              <w:left w:w="120" w:type="dxa"/>
+              <w:right w:w="120" w:type="dxa"/>
+            </w:tcMar>
+          </w:tcPr>
+          <w:p>
+            <w:pPr>
+              <w:jc w:val="center"/>
+            </w:pPr>
+            <w:r>
+              <w:rPr>
+                <w:rFonts w:ascii="Inter" w:hAnsi="Inter" w:eastAsia="Inter"/>
+                <w:b/>
+                <w:i w:val="0"/>
+                <w:color w:val="CCFBF1"/>
+                <w:sz w:val="13"/>
+              </w:rPr>
+              <w:t>START</w:t>
+            </w:r>
+          </w:p>
+        </w:tc>
+      </w:tr>
+      <w:tr>
+        <w:trPr>
+          <w:trHeight w:val="640" w:hRule="atLeast"/>
+        </w:trPr>
+        <w:tc>
+          <w:tcPr>
+            <w:tcW w:type="dxa" w:w="2379"/>
+            <w:tcBorders>
+              <w:top w:val="none" w:sz="0" w:color="auto"/>
+              <w:bottom w:val="none" w:sz="0" w:color="auto"/>
+              <w:left w:val="none" w:sz="0" w:color="auto"/>
+              <w:right w:val="none" w:sz="0" w:color="auto"/>
+              <w:insideH w:val="none" w:sz="0" w:color="auto"/>
+              <w:insideV w:val="none" w:sz="0" w:color="auto"/>
+            </w:tcBorders>
+            <w:shd w:val="clear" w:color="auto" w:fill="0F172A"/>
+            <w:tcMar>
+              <w:top w:w="60" w:type="dxa"/>
+              <w:bottom w:w="60" w:type="dxa"/>
+              <w:left w:w="120" w:type="dxa"/>
+              <w:right w:w="120" w:type="dxa"/>
+            </w:tcMar>
+          </w:tcPr>
+          <w:p>
+            <w:pPr>
+              <w:jc w:val="center"/>
             </w:pPr>
             <w:r>
               <w:rPr>
                 <w:rFonts w:ascii="Poppins" w:hAnsi="Poppins" w:eastAsia="Poppins"/>
                 <w:b/>
                 <w:i w:val="0"/>
-                <w:color w:val="0F172A"/>
-                <w:sz w:val="20"/>
+                <w:color w:val="FFFFFF"/>
+                <w:sz w:val="44"/>
               </w:rPr>
-              <w:t>—  PROPOSAL DETAILS</w:t>
+              <w:t>7</w:t>
+            </w:r>
+          </w:p>
+        </w:tc>
+        <w:tc>
+          <w:tcPr>
+            <w:tcW w:type="dxa" w:w="2379"/>
+            <w:tcBorders>
+              <w:top w:val="none" w:sz="0" w:color="auto"/>
+              <w:bottom w:val="none" w:sz="0" w:color="auto"/>
+              <w:left w:val="none" w:sz="0" w:color="auto"/>
+              <w:right w:val="none" w:sz="0" w:color="auto"/>
+              <w:insideH w:val="none" w:sz="0" w:color="auto"/>
+              <w:insideV w:val="none" w:sz="0" w:color="auto"/>
+            </w:tcBorders>
+            <w:shd w:val="clear" w:color="auto" w:fill="0F172A"/>
+            <w:tcMar>
+              <w:top w:w="60" w:type="dxa"/>
+              <w:bottom w:w="60" w:type="dxa"/>
+              <w:left w:w="120" w:type="dxa"/>
+              <w:right w:w="120" w:type="dxa"/>
+            </w:tcMar>
+          </w:tcPr>
+          <w:p>
+            <w:pPr>
+              <w:jc w:val="center"/>
+            </w:pPr>
+            <w:r>
+              <w:rPr>
+                <w:rFonts w:ascii="Poppins" w:hAnsi="Poppins" w:eastAsia="Poppins"/>
+                <w:b/>
+                <w:i w:val="0"/>
+                <w:color w:val="FFFFFF"/>
+                <w:sz w:val="44"/>
+              </w:rPr>
+              <w:t>Fixed</w:t>
+            </w:r>
+          </w:p>
+        </w:tc>
+        <w:tc>
+          <w:tcPr>
+            <w:tcW w:type="dxa" w:w="2379"/>
+            <w:tcBorders>
+              <w:top w:val="none" w:sz="0" w:color="auto"/>
+              <w:bottom w:val="none" w:sz="0" w:color="auto"/>
+              <w:left w:val="none" w:sz="0" w:color="auto"/>
+              <w:right w:val="none" w:sz="0" w:color="auto"/>
+              <w:insideH w:val="none" w:sz="0" w:color="auto"/>
+              <w:insideV w:val="none" w:sz="0" w:color="auto"/>
+            </w:tcBorders>
+            <w:shd w:val="clear" w:color="auto" w:fill="0F172A"/>
+            <w:tcMar>
+              <w:top w:w="60" w:type="dxa"/>
+              <w:bottom w:w="60" w:type="dxa"/>
+              <w:left w:w="120" w:type="dxa"/>
+              <w:right w:w="120" w:type="dxa"/>
+            </w:tcMar>
+          </w:tcPr>
+          <w:p>
+            <w:pPr>
+              <w:jc w:val="center"/>
+            </w:pPr>
+            <w:r>
+              <w:rPr>
+                <w:rFonts w:ascii="Poppins" w:hAnsi="Poppins" w:eastAsia="Poppins"/>
+                <w:b/>
+                <w:i w:val="0"/>
+                <w:color w:val="FFFFFF"/>
+                <w:sz w:val="44"/>
+              </w:rPr>
+              <w:t>14 days</w:t>
+            </w:r>
+          </w:p>
+        </w:tc>
+        <w:tc>
+          <w:tcPr>
+            <w:tcW w:type="dxa" w:w="2379"/>
+            <w:tcBorders>
+              <w:top w:val="none" w:sz="0" w:color="auto"/>
+              <w:bottom w:val="none" w:sz="0" w:color="auto"/>
+              <w:left w:val="none" w:sz="0" w:color="auto"/>
+              <w:right w:val="none" w:sz="0" w:color="auto"/>
+              <w:insideH w:val="none" w:sz="0" w:color="auto"/>
+              <w:insideV w:val="none" w:sz="0" w:color="auto"/>
+            </w:tcBorders>
+            <w:shd w:val="clear" w:color="auto" w:fill="0F172A"/>
+            <w:tcMar>
+              <w:top w:w="60" w:type="dxa"/>
+              <w:bottom w:w="60" w:type="dxa"/>
+              <w:left w:w="120" w:type="dxa"/>
+              <w:right w:w="120" w:type="dxa"/>
+            </w:tcMar>
+          </w:tcPr>
+          <w:p>
+            <w:pPr>
+              <w:jc w:val="center"/>
+            </w:pPr>
+            <w:r>
+              <w:rPr>
+                <w:rFonts w:ascii="Poppins" w:hAnsi="Poppins" w:eastAsia="Poppins"/>
+                <w:b/>
+                <w:i w:val="0"/>
+                <w:color w:val="FFFFFF"/>
+                <w:sz w:val="44"/>
+              </w:rPr>
+              <w:t>[DATE]</w:t>
+            </w:r>
+          </w:p>
+        </w:tc>
+      </w:tr>
+      <w:tr>
+        <w:trPr>
+          <w:trHeight w:val="260" w:hRule="atLeast"/>
+        </w:trPr>
+        <w:tc>
+          <w:tcPr>
+            <w:tcW w:type="dxa" w:w="2379"/>
+            <w:tcBorders>
+              <w:top w:val="none" w:sz="0" w:color="auto"/>
+              <w:bottom w:val="none" w:sz="0" w:color="auto"/>
+              <w:left w:val="none" w:sz="0" w:color="auto"/>
+              <w:right w:val="none" w:sz="0" w:color="auto"/>
+              <w:insideH w:val="none" w:sz="0" w:color="auto"/>
+              <w:insideV w:val="none" w:sz="0" w:color="auto"/>
+            </w:tcBorders>
+            <w:shd w:val="clear" w:color="auto" w:fill="F8FAFC"/>
+            <w:tcMar>
+              <w:top w:w="55" w:type="dxa"/>
+              <w:bottom w:w="70" w:type="dxa"/>
+              <w:left w:w="120" w:type="dxa"/>
+              <w:right w:w="120" w:type="dxa"/>
+            </w:tcMar>
+          </w:tcPr>
+          <w:p>
+            <w:pPr>
+              <w:jc w:val="center"/>
+            </w:pPr>
+            <w:r>
+              <w:rPr>
+                <w:rFonts w:ascii="Calibri" w:hAnsi="Calibri" w:eastAsia="Calibri"/>
+                <w:b w:val="0"/>
+                <w:i/>
+                <w:color w:val="64748B"/>
+                <w:sz w:val="15"/>
+              </w:rPr>
+              <w:t>proposal to signature</w:t>
+            </w:r>
+          </w:p>
+        </w:tc>
+        <w:tc>
+          <w:tcPr>
+            <w:tcW w:type="dxa" w:w="2379"/>
+            <w:tcBorders>
+              <w:top w:val="none" w:sz="0" w:color="auto"/>
+              <w:bottom w:val="none" w:sz="0" w:color="auto"/>
+              <w:left w:val="none" w:sz="0" w:color="auto"/>
+              <w:right w:val="none" w:sz="0" w:color="auto"/>
+              <w:insideH w:val="none" w:sz="0" w:color="auto"/>
+              <w:insideV w:val="none" w:sz="0" w:color="auto"/>
+            </w:tcBorders>
+            <w:shd w:val="clear" w:color="auto" w:fill="F8FAFC"/>
+            <w:tcMar>
+              <w:top w:w="55" w:type="dxa"/>
+              <w:bottom w:w="70" w:type="dxa"/>
+              <w:left w:w="120" w:type="dxa"/>
+              <w:right w:w="120" w:type="dxa"/>
+            </w:tcMar>
+          </w:tcPr>
+          <w:p>
+            <w:pPr>
+              <w:jc w:val="center"/>
+            </w:pPr>
+            <w:r>
+              <w:rPr>
+                <w:rFonts w:ascii="Calibri" w:hAnsi="Calibri" w:eastAsia="Calibri"/>
+                <w:b w:val="0"/>
+                <w:i/>
+                <w:color w:val="64748B"/>
+                <w:sz w:val="15"/>
+              </w:rPr>
+              <w:t>transparent, no surprises</w:t>
+            </w:r>
+          </w:p>
+        </w:tc>
+        <w:tc>
+          <w:tcPr>
+            <w:tcW w:type="dxa" w:w="2379"/>
+            <w:tcBorders>
+              <w:top w:val="none" w:sz="0" w:color="auto"/>
+              <w:bottom w:val="none" w:sz="0" w:color="auto"/>
+              <w:left w:val="none" w:sz="0" w:color="auto"/>
+              <w:right w:val="none" w:sz="0" w:color="auto"/>
+              <w:insideH w:val="none" w:sz="0" w:color="auto"/>
+              <w:insideV w:val="none" w:sz="0" w:color="auto"/>
+            </w:tcBorders>
+            <w:shd w:val="clear" w:color="auto" w:fill="F8FAFC"/>
+            <w:tcMar>
+              <w:top w:w="55" w:type="dxa"/>
+              <w:bottom w:w="70" w:type="dxa"/>
+              <w:left w:w="120" w:type="dxa"/>
+              <w:right w:w="120" w:type="dxa"/>
+            </w:tcMar>
+          </w:tcPr>
+          <w:p>
+            <w:pPr>
+              <w:jc w:val="center"/>
+            </w:pPr>
+            <w:r>
+              <w:rPr>
+                <w:rFonts w:ascii="Calibri" w:hAnsi="Calibri" w:eastAsia="Calibri"/>
+                <w:b w:val="0"/>
+                <w:i/>
+                <w:color w:val="64748B"/>
+                <w:sz w:val="15"/>
+              </w:rPr>
+              <w:t>from proposal date</w:t>
+            </w:r>
+          </w:p>
+        </w:tc>
+        <w:tc>
+          <w:tcPr>
+            <w:tcW w:type="dxa" w:w="2379"/>
+            <w:tcBorders>
+              <w:top w:val="none" w:sz="0" w:color="auto"/>
+              <w:bottom w:val="none" w:sz="0" w:color="auto"/>
+              <w:left w:val="none" w:sz="0" w:color="auto"/>
+              <w:right w:val="none" w:sz="0" w:color="auto"/>
+              <w:insideH w:val="none" w:sz="0" w:color="auto"/>
+              <w:insideV w:val="none" w:sz="0" w:color="auto"/>
+            </w:tcBorders>
+            <w:shd w:val="clear" w:color="auto" w:fill="F8FAFC"/>
+            <w:tcMar>
+              <w:top w:w="55" w:type="dxa"/>
+              <w:bottom w:w="70" w:type="dxa"/>
+              <w:left w:w="120" w:type="dxa"/>
+              <w:right w:w="120" w:type="dxa"/>
+            </w:tcMar>
+          </w:tcPr>
+          <w:p>
+            <w:pPr>
+              <w:jc w:val="center"/>
+            </w:pPr>
+            <w:r>
+              <w:rPr>
+                <w:rFonts w:ascii="Calibri" w:hAnsi="Calibri" w:eastAsia="Calibri"/>
+                <w:b w:val="0"/>
+                <w:i/>
+                <w:color w:val="64748B"/>
+                <w:sz w:val="15"/>
+              </w:rPr>
+              <w:t>proposed engagement start</w:t>
             </w:r>
           </w:p>
         </w:tc>
@@ -380,10 +804,112 @@
     </w:tbl>
     <w:p>
       <w:pPr>
-        <w:spacing w:before="120" w:after="120"/>
-        <w:pBdr>
-          <w:bottom w:val="single" w:sz="8" w:space="1" w:color="0F766E"/>
-        </w:pBdr>
+        <w:spacing w:before="0" w:after="200" w:line="276" w:lineRule="auto"/>
+      </w:pPr>
+    </w:p>
+    <w:p>
+      <w:pPr>
+        <w:spacing w:before="200" w:after="0" w:line="276" w:lineRule="auto"/>
+      </w:pPr>
+    </w:p>
+    <w:tbl>
+      <w:tblPr>
+        <w:tblW w:type="auto" w:w="0"/>
+        <w:jc w:val="center"/>
+        <w:tblLook w:firstColumn="1" w:firstRow="1" w:lastColumn="0" w:lastRow="0" w:noHBand="0" w:noVBand="1" w:val="04A0"/>
+      </w:tblPr>
+      <w:tblGrid>
+        <w:gridCol w:w="4759"/>
+        <w:gridCol w:w="4759"/>
+      </w:tblGrid>
+      <w:tr>
+        <w:trPr>
+          <w:trHeight w:val="480" w:hRule="atLeast"/>
+        </w:trPr>
+        <w:tc>
+          <w:tcPr>
+            <w:tcW w:type="dxa" w:w="907"/>
+            <w:tcBorders>
+              <w:top w:val="none" w:sz="0" w:color="auto"/>
+              <w:bottom w:val="none" w:sz="0" w:color="auto"/>
+              <w:left w:val="none" w:sz="0" w:color="auto"/>
+              <w:right w:val="none" w:sz="0" w:color="auto"/>
+              <w:insideH w:val="none" w:sz="0" w:color="auto"/>
+              <w:insideV w:val="none" w:sz="0" w:color="auto"/>
+            </w:tcBorders>
+            <w:shd w:val="clear" w:color="auto" w:fill="0F766E"/>
+            <w:tcMar>
+              <w:top w:w="100" w:type="dxa"/>
+              <w:bottom w:w="100" w:type="dxa"/>
+              <w:left w:w="140" w:type="dxa"/>
+              <w:right w:w="100" w:type="dxa"/>
+            </w:tcMar>
+            <w:vAlign w:val="center"/>
+          </w:tcPr>
+          <w:p>
+            <w:pPr>
+              <w:jc w:val="center"/>
+            </w:pPr>
+            <w:r>
+              <w:rPr>
+                <w:rFonts w:ascii="Poppins" w:hAnsi="Poppins" w:eastAsia="Poppins"/>
+                <w:b/>
+                <w:i w:val="0"/>
+                <w:color w:val="FFFFFF"/>
+                <w:sz w:val="26"/>
+              </w:rPr>
+              <w:t>01</w:t>
+            </w:r>
+          </w:p>
+        </w:tc>
+        <w:tc>
+          <w:tcPr>
+            <w:tcW w:type="dxa" w:w="4759"/>
+            <w:tcBorders>
+              <w:top w:val="none" w:sz="0" w:color="auto"/>
+              <w:bottom w:val="none" w:sz="0" w:color="auto"/>
+              <w:left w:val="none" w:sz="0" w:color="auto"/>
+              <w:right w:val="none" w:sz="0" w:color="auto"/>
+              <w:insideH w:val="none" w:sz="0" w:color="auto"/>
+              <w:insideV w:val="none" w:sz="0" w:color="auto"/>
+            </w:tcBorders>
+            <w:shd w:val="clear" w:color="auto" w:fill="0F172A"/>
+            <w:tcMar>
+              <w:top w:w="100" w:type="dxa"/>
+              <w:bottom w:w="100" w:type="dxa"/>
+              <w:left w:w="180" w:type="dxa"/>
+              <w:right w:w="120" w:type="dxa"/>
+            </w:tcMar>
+            <w:vAlign w:val="center"/>
+          </w:tcPr>
+          <w:p>
+            <w:r>
+              <w:rPr>
+                <w:rFonts w:ascii="Poppins" w:hAnsi="Poppins" w:eastAsia="Poppins"/>
+                <w:b/>
+                <w:i w:val="0"/>
+                <w:color w:val="0F766E"/>
+                <w:sz w:val="21"/>
+              </w:rPr>
+              <w:t xml:space="preserve">— </w:t>
+            </w:r>
+            <w:r>
+              <w:rPr>
+                <w:rFonts w:ascii="Poppins" w:hAnsi="Poppins" w:eastAsia="Poppins"/>
+                <w:b/>
+                <w:i w:val="0"/>
+                <w:color w:val="FFFFFF"/>
+                <w:sz w:val="21"/>
+              </w:rPr>
+              <w:t>PROPOSAL DETAILS</w:t>
+            </w:r>
+          </w:p>
+        </w:tc>
+      </w:tr>
+    </w:tbl>
+    <w:p>
+      <w:pPr>
+        <w:spacing w:before="0" w:after="120" w:line="276" w:lineRule="auto"/>
       </w:pPr>
     </w:p>
     <w:tbl>
@@ -394,13 +920,16 @@
         <w:tblLook w:firstColumn="1" w:firstRow="1" w:lastColumn="0" w:lastRow="0" w:noHBand="0" w:noVBand="1" w:val="04A0"/>
       </w:tblPr>
       <w:tblGrid>
-        <w:gridCol w:w="4703"/>
-        <w:gridCol w:w="4703"/>
+        <w:gridCol w:w="4759"/>
+        <w:gridCol w:w="4759"/>
       </w:tblGrid>
       <w:tr>
+        <w:trPr>
+          <w:trHeight w:val="400" w:hRule="atLeast"/>
+        </w:trPr>
         <w:tc>
           <w:tcPr>
-            <w:tcW w:type="dxa" w:w="2835"/>
+            <w:tcW w:type="dxa" w:w="3118"/>
             <w:shd w:val="clear" w:color="auto" w:fill="0F766E"/>
             <w:tcMar>
               <w:top w:w="70" w:type="dxa"/>
@@ -409,10 +938,10 @@
               <w:right w:w="100" w:type="dxa"/>
             </w:tcMar>
             <w:tcBorders>
-              <w:top w:val="none" w:sz="0" w:color="auto"/>
+              <w:top w:val="single" w:sz="4" w:color="0F766E"/>
               <w:bottom w:val="single" w:sz="8" w:color="0F766E"/>
-              <w:left w:val="none" w:sz="0" w:color="auto"/>
-              <w:right w:val="none" w:sz="0" w:color="auto"/>
+              <w:left w:val="single" w:sz="4" w:color="0F766E"/>
+              <w:right w:val="single" w:sz="4" w:color="0F766E"/>
               <w:insideH w:val="none" w:sz="0" w:color="auto"/>
               <w:insideV w:val="none" w:sz="0" w:color="auto"/>
             </w:tcBorders>
@@ -432,7 +961,7 @@
         </w:tc>
         <w:tc>
           <w:tcPr>
-            <w:tcW w:type="dxa" w:w="7370"/>
+            <w:tcW w:type="dxa" w:w="6803"/>
             <w:shd w:val="clear" w:color="auto" w:fill="0F766E"/>
             <w:tcMar>
               <w:top w:w="70" w:type="dxa"/>
@@ -441,10 +970,10 @@
               <w:right w:w="100" w:type="dxa"/>
             </w:tcMar>
             <w:tcBorders>
-              <w:top w:val="none" w:sz="0" w:color="auto"/>
+              <w:top w:val="single" w:sz="4" w:color="0F766E"/>
               <w:bottom w:val="single" w:sz="8" w:color="0F766E"/>
-              <w:left w:val="none" w:sz="0" w:color="auto"/>
-              <w:right w:val="none" w:sz="0" w:color="auto"/>
+              <w:left w:val="single" w:sz="4" w:color="0F766E"/>
+              <w:right w:val="single" w:sz="4" w:color="0F766E"/>
               <w:insideH w:val="none" w:sz="0" w:color="auto"/>
               <w:insideV w:val="none" w:sz="0" w:color="auto"/>
             </w:tcBorders>
@@ -466,19 +995,19 @@
       <w:tr>
         <w:tc>
           <w:tcPr>
-            <w:tcW w:type="dxa" w:w="2835"/>
+            <w:tcW w:type="dxa" w:w="3118"/>
             <w:shd w:val="clear" w:color="auto" w:fill="FFFFFF"/>
             <w:tcBorders>
-              <w:top w:val="single" w:sz="4" w:color="CBD5E1"/>
-              <w:bottom w:val="single" w:sz="4" w:color="CBD5E1"/>
-              <w:left w:val="single" w:sz="4" w:color="CBD5E1"/>
-              <w:right w:val="single" w:sz="4" w:color="CBD5E1"/>
+              <w:top w:val="single" w:sz="3" w:color="CBD5E1"/>
+              <w:bottom w:val="single" w:sz="3" w:color="CBD5E1"/>
+              <w:left w:val="single" w:sz="3" w:color="CBD5E1"/>
+              <w:right w:val="single" w:sz="3" w:color="CBD5E1"/>
               <w:insideH w:val="none" w:sz="0" w:color="auto"/>
               <w:insideV w:val="none" w:sz="0" w:color="auto"/>
             </w:tcBorders>
             <w:tcMar>
-              <w:top w:w="55" w:type="dxa"/>
-              <w:bottom w:w="55" w:type="dxa"/>
+              <w:top w:w="60" w:type="dxa"/>
+              <w:bottom w:w="60" w:type="dxa"/>
               <w:left w:w="100" w:type="dxa"/>
               <w:right w:w="100" w:type="dxa"/>
             </w:tcMar>
@@ -486,7 +1015,7 @@
           <w:p>
             <w:r>
               <w:rPr>
-                <w:rFonts w:ascii="Inter" w:hAnsi="Inter" w:eastAsia="Inter"/>
+                <w:rFonts w:ascii="Calibri" w:hAnsi="Calibri" w:eastAsia="Calibri"/>
                 <w:b w:val="0"/>
                 <w:i w:val="0"/>
                 <w:color w:val="0F172A"/>
@@ -498,19 +1027,19 @@
         </w:tc>
         <w:tc>
           <w:tcPr>
-            <w:tcW w:type="dxa" w:w="7370"/>
+            <w:tcW w:type="dxa" w:w="6803"/>
             <w:shd w:val="clear" w:color="auto" w:fill="FFFFFF"/>
             <w:tcBorders>
-              <w:top w:val="single" w:sz="4" w:color="CBD5E1"/>
-              <w:bottom w:val="single" w:sz="4" w:color="CBD5E1"/>
-              <w:left w:val="single" w:sz="4" w:color="CBD5E1"/>
-              <w:right w:val="single" w:sz="4" w:color="CBD5E1"/>
+              <w:top w:val="single" w:sz="3" w:color="CBD5E1"/>
+              <w:bottom w:val="single" w:sz="3" w:color="CBD5E1"/>
+              <w:left w:val="single" w:sz="3" w:color="CBD5E1"/>
+              <w:right w:val="single" w:sz="3" w:color="CBD5E1"/>
               <w:insideH w:val="none" w:sz="0" w:color="auto"/>
               <w:insideV w:val="none" w:sz="0" w:color="auto"/>
             </w:tcBorders>
             <w:tcMar>
-              <w:top w:w="55" w:type="dxa"/>
-              <w:bottom w:w="55" w:type="dxa"/>
+              <w:top w:w="60" w:type="dxa"/>
+              <w:bottom w:w="60" w:type="dxa"/>
               <w:left w:w="100" w:type="dxa"/>
               <w:right w:w="100" w:type="dxa"/>
             </w:tcMar>
@@ -518,7 +1047,7 @@
           <w:p>
             <w:r>
               <w:rPr>
-                <w:rFonts w:ascii="Inter" w:hAnsi="Inter" w:eastAsia="Inter"/>
+                <w:rFonts w:ascii="Calibri" w:hAnsi="Calibri" w:eastAsia="Calibri"/>
                 <w:b w:val="0"/>
                 <w:i w:val="0"/>
                 <w:color w:val="0F172A"/>
@@ -532,19 +1061,19 @@
       <w:tr>
         <w:tc>
           <w:tcPr>
-            <w:tcW w:type="dxa" w:w="2835"/>
+            <w:tcW w:type="dxa" w:w="3118"/>
             <w:shd w:val="clear" w:color="auto" w:fill="F8FAFC"/>
             <w:tcBorders>
-              <w:top w:val="single" w:sz="4" w:color="CBD5E1"/>
-              <w:bottom w:val="single" w:sz="4" w:color="CBD5E1"/>
-              <w:left w:val="single" w:sz="4" w:color="CBD5E1"/>
-              <w:right w:val="single" w:sz="4" w:color="CBD5E1"/>
+              <w:top w:val="single" w:sz="3" w:color="CBD5E1"/>
+              <w:bottom w:val="single" w:sz="3" w:color="CBD5E1"/>
+              <w:left w:val="single" w:sz="3" w:color="CBD5E1"/>
+              <w:right w:val="single" w:sz="3" w:color="CBD5E1"/>
               <w:insideH w:val="none" w:sz="0" w:color="auto"/>
               <w:insideV w:val="none" w:sz="0" w:color="auto"/>
             </w:tcBorders>
             <w:tcMar>
-              <w:top w:w="55" w:type="dxa"/>
-              <w:bottom w:w="55" w:type="dxa"/>
+              <w:top w:w="60" w:type="dxa"/>
+              <w:bottom w:w="60" w:type="dxa"/>
               <w:left w:w="100" w:type="dxa"/>
               <w:right w:w="100" w:type="dxa"/>
             </w:tcMar>
@@ -552,7 +1081,7 @@
           <w:p>
             <w:r>
               <w:rPr>
-                <w:rFonts w:ascii="Inter" w:hAnsi="Inter" w:eastAsia="Inter"/>
+                <w:rFonts w:ascii="Calibri" w:hAnsi="Calibri" w:eastAsia="Calibri"/>
                 <w:b w:val="0"/>
                 <w:i w:val="0"/>
                 <w:color w:val="0F172A"/>
@@ -564,19 +1093,19 @@
         </w:tc>
         <w:tc>
           <w:tcPr>
-            <w:tcW w:type="dxa" w:w="7370"/>
+            <w:tcW w:type="dxa" w:w="6803"/>
             <w:shd w:val="clear" w:color="auto" w:fill="F8FAFC"/>
             <w:tcBorders>
-              <w:top w:val="single" w:sz="4" w:color="CBD5E1"/>
-              <w:bottom w:val="single" w:sz="4" w:color="CBD5E1"/>
-              <w:left w:val="single" w:sz="4" w:color="CBD5E1"/>
-              <w:right w:val="single" w:sz="4" w:color="CBD5E1"/>
+              <w:top w:val="single" w:sz="3" w:color="CBD5E1"/>
+              <w:bottom w:val="single" w:sz="3" w:color="CBD5E1"/>
+              <w:left w:val="single" w:sz="3" w:color="CBD5E1"/>
+              <w:right w:val="single" w:sz="3" w:color="CBD5E1"/>
               <w:insideH w:val="none" w:sz="0" w:color="auto"/>
               <w:insideV w:val="none" w:sz="0" w:color="auto"/>
             </w:tcBorders>
             <w:tcMar>
-              <w:top w:w="55" w:type="dxa"/>
-              <w:bottom w:w="55" w:type="dxa"/>
+              <w:top w:w="60" w:type="dxa"/>
+              <w:bottom w:w="60" w:type="dxa"/>
               <w:left w:w="100" w:type="dxa"/>
               <w:right w:w="100" w:type="dxa"/>
             </w:tcMar>
@@ -584,7 +1113,7 @@
           <w:p>
             <w:r>
               <w:rPr>
-                <w:rFonts w:ascii="Inter" w:hAnsi="Inter" w:eastAsia="Inter"/>
+                <w:rFonts w:ascii="Calibri" w:hAnsi="Calibri" w:eastAsia="Calibri"/>
                 <w:b w:val="0"/>
                 <w:i w:val="0"/>
                 <w:color w:val="0F172A"/>
@@ -598,19 +1127,19 @@
       <w:tr>
         <w:tc>
           <w:tcPr>
-            <w:tcW w:type="dxa" w:w="2835"/>
+            <w:tcW w:type="dxa" w:w="3118"/>
             <w:shd w:val="clear" w:color="auto" w:fill="FFFFFF"/>
             <w:tcBorders>
-              <w:top w:val="single" w:sz="4" w:color="CBD5E1"/>
-              <w:bottom w:val="single" w:sz="4" w:color="CBD5E1"/>
-              <w:left w:val="single" w:sz="4" w:color="CBD5E1"/>
-              <w:right w:val="single" w:sz="4" w:color="CBD5E1"/>
+              <w:top w:val="single" w:sz="3" w:color="CBD5E1"/>
+              <w:bottom w:val="single" w:sz="3" w:color="CBD5E1"/>
+              <w:left w:val="single" w:sz="3" w:color="CBD5E1"/>
+              <w:right w:val="single" w:sz="3" w:color="CBD5E1"/>
               <w:insideH w:val="none" w:sz="0" w:color="auto"/>
               <w:insideV w:val="none" w:sz="0" w:color="auto"/>
             </w:tcBorders>
             <w:tcMar>
-              <w:top w:w="55" w:type="dxa"/>
-              <w:bottom w:w="55" w:type="dxa"/>
+              <w:top w:w="60" w:type="dxa"/>
+              <w:bottom w:w="60" w:type="dxa"/>
               <w:left w:w="100" w:type="dxa"/>
               <w:right w:w="100" w:type="dxa"/>
             </w:tcMar>
@@ -618,7 +1147,7 @@
           <w:p>
             <w:r>
               <w:rPr>
-                <w:rFonts w:ascii="Inter" w:hAnsi="Inter" w:eastAsia="Inter"/>
+                <w:rFonts w:ascii="Calibri" w:hAnsi="Calibri" w:eastAsia="Calibri"/>
                 <w:b w:val="0"/>
                 <w:i w:val="0"/>
                 <w:color w:val="0F172A"/>
@@ -630,19 +1159,19 @@
         </w:tc>
         <w:tc>
           <w:tcPr>
-            <w:tcW w:type="dxa" w:w="7370"/>
+            <w:tcW w:type="dxa" w:w="6803"/>
             <w:shd w:val="clear" w:color="auto" w:fill="FFFFFF"/>
             <w:tcBorders>
-              <w:top w:val="single" w:sz="4" w:color="CBD5E1"/>
-              <w:bottom w:val="single" w:sz="4" w:color="CBD5E1"/>
-              <w:left w:val="single" w:sz="4" w:color="CBD5E1"/>
-              <w:right w:val="single" w:sz="4" w:color="CBD5E1"/>
+              <w:top w:val="single" w:sz="3" w:color="CBD5E1"/>
+              <w:bottom w:val="single" w:sz="3" w:color="CBD5E1"/>
+              <w:left w:val="single" w:sz="3" w:color="CBD5E1"/>
+              <w:right w:val="single" w:sz="3" w:color="CBD5E1"/>
               <w:insideH w:val="none" w:sz="0" w:color="auto"/>
               <w:insideV w:val="none" w:sz="0" w:color="auto"/>
             </w:tcBorders>
             <w:tcMar>
-              <w:top w:w="55" w:type="dxa"/>
-              <w:bottom w:w="55" w:type="dxa"/>
+              <w:top w:w="60" w:type="dxa"/>
+              <w:bottom w:w="60" w:type="dxa"/>
               <w:left w:w="100" w:type="dxa"/>
               <w:right w:w="100" w:type="dxa"/>
             </w:tcMar>
@@ -650,7 +1179,7 @@
           <w:p>
             <w:r>
               <w:rPr>
-                <w:rFonts w:ascii="Inter" w:hAnsi="Inter" w:eastAsia="Inter"/>
+                <w:rFonts w:ascii="Calibri" w:hAnsi="Calibri" w:eastAsia="Calibri"/>
                 <w:b w:val="0"/>
                 <w:i w:val="0"/>
                 <w:color w:val="0F172A"/>
@@ -664,19 +1193,19 @@
       <w:tr>
         <w:tc>
           <w:tcPr>
-            <w:tcW w:type="dxa" w:w="2835"/>
+            <w:tcW w:type="dxa" w:w="3118"/>
             <w:shd w:val="clear" w:color="auto" w:fill="F8FAFC"/>
             <w:tcBorders>
-              <w:top w:val="single" w:sz="4" w:color="CBD5E1"/>
-              <w:bottom w:val="single" w:sz="4" w:color="CBD5E1"/>
-              <w:left w:val="single" w:sz="4" w:color="CBD5E1"/>
-              <w:right w:val="single" w:sz="4" w:color="CBD5E1"/>
+              <w:top w:val="single" w:sz="3" w:color="CBD5E1"/>
+              <w:bottom w:val="single" w:sz="3" w:color="CBD5E1"/>
+              <w:left w:val="single" w:sz="3" w:color="CBD5E1"/>
+              <w:right w:val="single" w:sz="3" w:color="CBD5E1"/>
               <w:insideH w:val="none" w:sz="0" w:color="auto"/>
               <w:insideV w:val="none" w:sz="0" w:color="auto"/>
             </w:tcBorders>
             <w:tcMar>
-              <w:top w:w="55" w:type="dxa"/>
-              <w:bottom w:w="55" w:type="dxa"/>
+              <w:top w:w="60" w:type="dxa"/>
+              <w:bottom w:w="60" w:type="dxa"/>
               <w:left w:w="100" w:type="dxa"/>
               <w:right w:w="100" w:type="dxa"/>
             </w:tcMar>
@@ -684,7 +1213,7 @@
           <w:p>
             <w:r>
               <w:rPr>
-                <w:rFonts w:ascii="Inter" w:hAnsi="Inter" w:eastAsia="Inter"/>
+                <w:rFonts w:ascii="Calibri" w:hAnsi="Calibri" w:eastAsia="Calibri"/>
                 <w:b w:val="0"/>
                 <w:i w:val="0"/>
                 <w:color w:val="0F172A"/>
@@ -696,19 +1225,19 @@
         </w:tc>
         <w:tc>
           <w:tcPr>
-            <w:tcW w:type="dxa" w:w="7370"/>
+            <w:tcW w:type="dxa" w:w="6803"/>
             <w:shd w:val="clear" w:color="auto" w:fill="F8FAFC"/>
             <w:tcBorders>
-              <w:top w:val="single" w:sz="4" w:color="CBD5E1"/>
-              <w:bottom w:val="single" w:sz="4" w:color="CBD5E1"/>
-              <w:left w:val="single" w:sz="4" w:color="CBD5E1"/>
-              <w:right w:val="single" w:sz="4" w:color="CBD5E1"/>
+              <w:top w:val="single" w:sz="3" w:color="CBD5E1"/>
+              <w:bottom w:val="single" w:sz="3" w:color="CBD5E1"/>
+              <w:left w:val="single" w:sz="3" w:color="CBD5E1"/>
+              <w:right w:val="single" w:sz="3" w:color="CBD5E1"/>
               <w:insideH w:val="none" w:sz="0" w:color="auto"/>
               <w:insideV w:val="none" w:sz="0" w:color="auto"/>
             </w:tcBorders>
             <w:tcMar>
-              <w:top w:w="55" w:type="dxa"/>
-              <w:bottom w:w="55" w:type="dxa"/>
+              <w:top w:w="60" w:type="dxa"/>
+              <w:bottom w:w="60" w:type="dxa"/>
               <w:left w:w="100" w:type="dxa"/>
               <w:right w:w="100" w:type="dxa"/>
             </w:tcMar>
@@ -716,7 +1245,7 @@
           <w:p>
             <w:r>
               <w:rPr>
-                <w:rFonts w:ascii="Inter" w:hAnsi="Inter" w:eastAsia="Inter"/>
+                <w:rFonts w:ascii="Calibri" w:hAnsi="Calibri" w:eastAsia="Calibri"/>
                 <w:b w:val="0"/>
                 <w:i w:val="0"/>
                 <w:color w:val="0F172A"/>
@@ -730,19 +1259,19 @@
       <w:tr>
         <w:tc>
           <w:tcPr>
-            <w:tcW w:type="dxa" w:w="2835"/>
+            <w:tcW w:type="dxa" w:w="3118"/>
             <w:shd w:val="clear" w:color="auto" w:fill="FFFFFF"/>
             <w:tcBorders>
-              <w:top w:val="single" w:sz="4" w:color="CBD5E1"/>
-              <w:bottom w:val="single" w:sz="4" w:color="CBD5E1"/>
-              <w:left w:val="single" w:sz="4" w:color="CBD5E1"/>
-              <w:right w:val="single" w:sz="4" w:color="CBD5E1"/>
+              <w:top w:val="single" w:sz="3" w:color="CBD5E1"/>
+              <w:bottom w:val="single" w:sz="3" w:color="CBD5E1"/>
+              <w:left w:val="single" w:sz="3" w:color="CBD5E1"/>
+              <w:right w:val="single" w:sz="3" w:color="CBD5E1"/>
               <w:insideH w:val="none" w:sz="0" w:color="auto"/>
               <w:insideV w:val="none" w:sz="0" w:color="auto"/>
             </w:tcBorders>
             <w:tcMar>
-              <w:top w:w="55" w:type="dxa"/>
-              <w:bottom w:w="55" w:type="dxa"/>
+              <w:top w:w="60" w:type="dxa"/>
+              <w:bottom w:w="60" w:type="dxa"/>
               <w:left w:w="100" w:type="dxa"/>
               <w:right w:w="100" w:type="dxa"/>
             </w:tcMar>
@@ -750,7 +1279,7 @@
           <w:p>
             <w:r>
               <w:rPr>
-                <w:rFonts w:ascii="Inter" w:hAnsi="Inter" w:eastAsia="Inter"/>
+                <w:rFonts w:ascii="Calibri" w:hAnsi="Calibri" w:eastAsia="Calibri"/>
                 <w:b w:val="0"/>
                 <w:i w:val="0"/>
                 <w:color w:val="0F172A"/>
@@ -762,19 +1291,19 @@
         </w:tc>
         <w:tc>
           <w:tcPr>
-            <w:tcW w:type="dxa" w:w="7370"/>
+            <w:tcW w:type="dxa" w:w="6803"/>
             <w:shd w:val="clear" w:color="auto" w:fill="FFFFFF"/>
             <w:tcBorders>
-              <w:top w:val="single" w:sz="4" w:color="CBD5E1"/>
-              <w:bottom w:val="single" w:sz="4" w:color="CBD5E1"/>
-              <w:left w:val="single" w:sz="4" w:color="CBD5E1"/>
-              <w:right w:val="single" w:sz="4" w:color="CBD5E1"/>
+              <w:top w:val="single" w:sz="3" w:color="CBD5E1"/>
+              <w:bottom w:val="single" w:sz="3" w:color="CBD5E1"/>
+              <w:left w:val="single" w:sz="3" w:color="CBD5E1"/>
+              <w:right w:val="single" w:sz="3" w:color="CBD5E1"/>
               <w:insideH w:val="none" w:sz="0" w:color="auto"/>
               <w:insideV w:val="none" w:sz="0" w:color="auto"/>
             </w:tcBorders>
             <w:tcMar>
-              <w:top w:w="55" w:type="dxa"/>
-              <w:bottom w:w="55" w:type="dxa"/>
+              <w:top w:w="60" w:type="dxa"/>
+              <w:bottom w:w="60" w:type="dxa"/>
               <w:left w:w="100" w:type="dxa"/>
               <w:right w:w="100" w:type="dxa"/>
             </w:tcMar>
@@ -782,13 +1311,13 @@
           <w:p>
             <w:r>
               <w:rPr>
-                <w:rFonts w:ascii="Inter" w:hAnsi="Inter" w:eastAsia="Inter"/>
+                <w:rFonts w:ascii="Calibri" w:hAnsi="Calibri" w:eastAsia="Calibri"/>
                 <w:b w:val="0"/>
                 <w:i w:val="0"/>
                 <w:color w:val="0F172A"/>
                 <w:sz w:val="17"/>
               </w:rPr>
-              <w:t>[DATE + 14 days]</w:t>
+              <w:t>[DATE + 14 DAYS]</w:t>
             </w:r>
           </w:p>
         </w:tc>
@@ -796,19 +1325,19 @@
       <w:tr>
         <w:tc>
           <w:tcPr>
-            <w:tcW w:type="dxa" w:w="2835"/>
+            <w:tcW w:type="dxa" w:w="3118"/>
             <w:shd w:val="clear" w:color="auto" w:fill="F8FAFC"/>
             <w:tcBorders>
-              <w:top w:val="single" w:sz="4" w:color="CBD5E1"/>
-              <w:bottom w:val="single" w:sz="4" w:color="CBD5E1"/>
-              <w:left w:val="single" w:sz="4" w:color="CBD5E1"/>
-              <w:right w:val="single" w:sz="4" w:color="CBD5E1"/>
+              <w:top w:val="single" w:sz="3" w:color="CBD5E1"/>
+              <w:bottom w:val="single" w:sz="3" w:color="CBD5E1"/>
+              <w:left w:val="single" w:sz="3" w:color="CBD5E1"/>
+              <w:right w:val="single" w:sz="3" w:color="CBD5E1"/>
               <w:insideH w:val="none" w:sz="0" w:color="auto"/>
               <w:insideV w:val="none" w:sz="0" w:color="auto"/>
             </w:tcBorders>
             <w:tcMar>
-              <w:top w:w="55" w:type="dxa"/>
-              <w:bottom w:w="55" w:type="dxa"/>
+              <w:top w:w="60" w:type="dxa"/>
+              <w:bottom w:w="60" w:type="dxa"/>
               <w:left w:w="100" w:type="dxa"/>
               <w:right w:w="100" w:type="dxa"/>
             </w:tcMar>
@@ -816,7 +1345,7 @@
           <w:p>
             <w:r>
               <w:rPr>
-                <w:rFonts w:ascii="Inter" w:hAnsi="Inter" w:eastAsia="Inter"/>
+                <w:rFonts w:ascii="Calibri" w:hAnsi="Calibri" w:eastAsia="Calibri"/>
                 <w:b w:val="0"/>
                 <w:i w:val="0"/>
                 <w:color w:val="0F172A"/>
@@ -828,19 +1357,19 @@
         </w:tc>
         <w:tc>
           <w:tcPr>
-            <w:tcW w:type="dxa" w:w="7370"/>
+            <w:tcW w:type="dxa" w:w="6803"/>
             <w:shd w:val="clear" w:color="auto" w:fill="F8FAFC"/>
             <w:tcBorders>
-              <w:top w:val="single" w:sz="4" w:color="CBD5E1"/>
-              <w:bottom w:val="single" w:sz="4" w:color="CBD5E1"/>
-              <w:left w:val="single" w:sz="4" w:color="CBD5E1"/>
-              <w:right w:val="single" w:sz="4" w:color="CBD5E1"/>
+              <w:top w:val="single" w:sz="3" w:color="CBD5E1"/>
+              <w:bottom w:val="single" w:sz="3" w:color="CBD5E1"/>
+              <w:left w:val="single" w:sz="3" w:color="CBD5E1"/>
+              <w:right w:val="single" w:sz="3" w:color="CBD5E1"/>
               <w:insideH w:val="none" w:sz="0" w:color="auto"/>
               <w:insideV w:val="none" w:sz="0" w:color="auto"/>
             </w:tcBorders>
             <w:tcMar>
-              <w:top w:w="55" w:type="dxa"/>
-              <w:bottom w:w="55" w:type="dxa"/>
+              <w:top w:w="60" w:type="dxa"/>
+              <w:bottom w:w="60" w:type="dxa"/>
               <w:left w:w="100" w:type="dxa"/>
               <w:right w:w="100" w:type="dxa"/>
             </w:tcMar>
@@ -848,7 +1377,7 @@
           <w:p>
             <w:r>
               <w:rPr>
-                <w:rFonts w:ascii="Inter" w:hAnsi="Inter" w:eastAsia="Inter"/>
+                <w:rFonts w:ascii="Calibri" w:hAnsi="Calibri" w:eastAsia="Calibri"/>
                 <w:b w:val="0"/>
                 <w:i w:val="0"/>
                 <w:color w:val="0F172A"/>
@@ -862,7 +1391,12 @@
     </w:tbl>
     <w:p>
       <w:pPr>
-        <w:spacing w:before="0" w:after="120"/>
+        <w:spacing w:before="0" w:after="160" w:line="276" w:lineRule="auto"/>
+      </w:pPr>
+    </w:p>
+    <w:p>
+      <w:pPr>
+        <w:spacing w:before="200" w:after="0" w:line="276" w:lineRule="auto"/>
       </w:pPr>
     </w:p>
     <w:tbl>
@@ -872,13 +1406,16 @@
         <w:tblLook w:firstColumn="1" w:firstRow="1" w:lastColumn="0" w:lastRow="0" w:noHBand="0" w:noVBand="1" w:val="04A0"/>
       </w:tblPr>
       <w:tblGrid>
-        <w:gridCol w:w="4703"/>
-        <w:gridCol w:w="4703"/>
+        <w:gridCol w:w="4759"/>
+        <w:gridCol w:w="4759"/>
       </w:tblGrid>
       <w:tr>
+        <w:trPr>
+          <w:trHeight w:val="480" w:hRule="atLeast"/>
+        </w:trPr>
         <w:tc>
           <w:tcPr>
-            <w:tcW w:type="dxa" w:w="850"/>
+            <w:tcW w:type="dxa" w:w="907"/>
             <w:tcBorders>
               <w:top w:val="none" w:sz="0" w:color="auto"/>
               <w:bottom w:val="none" w:sz="0" w:color="auto"/>
@@ -887,24 +1424,26 @@
               <w:insideH w:val="none" w:sz="0" w:color="auto"/>
               <w:insideV w:val="none" w:sz="0" w:color="auto"/>
             </w:tcBorders>
+            <w:shd w:val="clear" w:color="auto" w:fill="0F766E"/>
             <w:tcMar>
-              <w:top w:w="0" w:type="dxa"/>
-              <w:bottom w:w="0" w:type="dxa"/>
-              <w:left w:w="0" w:type="dxa"/>
-              <w:right w:w="60" w:type="dxa"/>
+              <w:top w:w="100" w:type="dxa"/>
+              <w:bottom w:w="100" w:type="dxa"/>
+              <w:left w:w="140" w:type="dxa"/>
+              <w:right w:w="100" w:type="dxa"/>
             </w:tcMar>
+            <w:vAlign w:val="center"/>
           </w:tcPr>
           <w:p>
             <w:pPr>
-              <w:spacing w:before="0" w:after="0"/>
+              <w:jc w:val="center"/>
             </w:pPr>
             <w:r>
               <w:rPr>
                 <w:rFonts w:ascii="Poppins" w:hAnsi="Poppins" w:eastAsia="Poppins"/>
                 <w:b/>
                 <w:i w:val="0"/>
-                <w:color w:val="0F766E"/>
-                <w:sz w:val="20"/>
+                <w:color w:val="FFFFFF"/>
+                <w:sz w:val="26"/>
               </w:rPr>
               <w:t>02</w:t>
             </w:r>
@@ -912,7 +1451,7 @@
         </w:tc>
         <w:tc>
           <w:tcPr>
-            <w:tcW w:type="dxa" w:w="4703"/>
+            <w:tcW w:type="dxa" w:w="4759"/>
             <w:tcBorders>
               <w:top w:val="none" w:sz="0" w:color="auto"/>
               <w:bottom w:val="none" w:sz="0" w:color="auto"/>
@@ -921,26 +1460,35 @@
               <w:insideH w:val="none" w:sz="0" w:color="auto"/>
               <w:insideV w:val="none" w:sz="0" w:color="auto"/>
             </w:tcBorders>
+            <w:shd w:val="clear" w:color="auto" w:fill="0F172A"/>
             <w:tcMar>
-              <w:top w:w="0" w:type="dxa"/>
-              <w:bottom w:w="0" w:type="dxa"/>
-              <w:left w:w="0" w:type="dxa"/>
-              <w:right w:w="0" w:type="dxa"/>
+              <w:top w:w="100" w:type="dxa"/>
+              <w:bottom w:w="100" w:type="dxa"/>
+              <w:left w:w="180" w:type="dxa"/>
+              <w:right w:w="120" w:type="dxa"/>
             </w:tcMar>
+            <w:vAlign w:val="center"/>
           </w:tcPr>
           <w:p>
-            <w:pPr>
-              <w:spacing w:before="0" w:after="0"/>
-            </w:pPr>
             <w:r>
               <w:rPr>
                 <w:rFonts w:ascii="Poppins" w:hAnsi="Poppins" w:eastAsia="Poppins"/>
                 <w:b/>
                 <w:i w:val="0"/>
-                <w:color w:val="0F172A"/>
-                <w:sz w:val="20"/>
+                <w:color w:val="0F766E"/>
+                <w:sz w:val="21"/>
               </w:rPr>
-              <w:t>—  CURRENT SITUATION</w:t>
+              <w:t xml:space="preserve">— </w:t>
+            </w:r>
+            <w:r>
+              <w:rPr>
+                <w:rFonts w:ascii="Poppins" w:hAnsi="Poppins" w:eastAsia="Poppins"/>
+                <w:b/>
+                <w:i w:val="0"/>
+                <w:color w:val="FFFFFF"/>
+                <w:sz w:val="21"/>
+              </w:rPr>
+              <w:t>CURRENT SITUATION</w:t>
             </w:r>
           </w:p>
         </w:tc>
@@ -948,27 +1496,8 @@
     </w:tbl>
     <w:p>
       <w:pPr>
-        <w:spacing w:before="120" w:after="120"/>
-        <w:pBdr>
-          <w:bottom w:val="single" w:sz="8" w:space="1" w:color="0F766E"/>
-        </w:pBdr>
+        <w:spacing w:before="0" w:after="120" w:line="276" w:lineRule="auto"/>
       </w:pPr>
-    </w:p>
-    <w:p>
-      <w:pPr>
-        <w:jc w:val="both"/>
-        <w:spacing w:before="0" w:after="80"/>
-      </w:pPr>
-      <w:r>
-        <w:rPr>
-          <w:rFonts w:ascii="Inter" w:hAnsi="Inter" w:eastAsia="Inter"/>
-          <w:b w:val="0"/>
-          <w:i w:val="0"/>
-          <w:color w:val="0F172A"/>
-          <w:sz w:val="19"/>
-        </w:rPr>
-        <w:t>[Summarise the client's current books, backlog, software, reporting gaps, and the outcome they want to achieve. Be specific — reference findings from your diagnostic. This section demonstrates that you understand their situation before presenting a solution.]</w:t>
-      </w:r>
     </w:p>
     <w:tbl>
       <w:tblPr>
@@ -977,13 +1506,88 @@
         <w:tblLook w:firstColumn="1" w:firstRow="1" w:lastColumn="0" w:lastRow="0" w:noHBand="0" w:noVBand="1" w:val="04A0"/>
       </w:tblPr>
       <w:tblGrid>
-        <w:gridCol w:w="4703"/>
-        <w:gridCol w:w="4703"/>
+        <w:gridCol w:w="9518"/>
       </w:tblGrid>
       <w:tr>
         <w:tc>
           <w:tcPr>
-            <w:tcW w:type="dxa" w:w="850"/>
+            <w:tcW w:type="dxa" w:w="9518"/>
+            <w:shd w:val="clear" w:color="auto" w:fill="F0FDFA"/>
+            <w:tcMar>
+              <w:top w:w="120" w:type="dxa"/>
+              <w:bottom w:w="120" w:type="dxa"/>
+              <w:left w:w="180" w:type="dxa"/>
+              <w:right w:w="180" w:type="dxa"/>
+            </w:tcMar>
+            <w:tcBorders>
+              <w:top w:val="single" w:sz="4" w:color="CBD5E1"/>
+              <w:bottom w:val="single" w:sz="4" w:color="CBD5E1"/>
+              <w:left w:val="single" w:sz="20" w:color="0F766E"/>
+              <w:right w:val="single" w:sz="4" w:color="CBD5E1"/>
+              <w:insideH w:val="none" w:sz="0" w:color="auto"/>
+              <w:insideV w:val="none" w:sz="0" w:color="auto"/>
+            </w:tcBorders>
+          </w:tcPr>
+          <w:p>
+            <w:pPr>
+              <w:spacing w:before="0" w:after="100" w:line="276" w:lineRule="auto"/>
+            </w:pPr>
+            <w:r>
+              <w:rPr>
+                <w:rFonts w:ascii="Poppins" w:hAnsi="Poppins" w:eastAsia="Poppins"/>
+                <w:b/>
+                <w:i w:val="0"/>
+                <w:color w:val="0F766E"/>
+                <w:sz w:val="14"/>
+              </w:rPr>
+              <w:t>DIAGNOSTIC FINDINGS — REPLACE WITH REAL FINDINGS</w:t>
+            </w:r>
+          </w:p>
+          <w:p>
+            <w:pPr>
+              <w:spacing w:before="0" w:after="0" w:line="276" w:lineRule="auto"/>
+            </w:pPr>
+            <w:r>
+              <w:rPr>
+                <w:rFonts w:ascii="Calibri" w:hAnsi="Calibri" w:eastAsia="Calibri"/>
+                <w:b/>
+                <w:i w:val="0"/>
+                <w:color w:val="0F172A"/>
+                <w:sz w:val="19"/>
+              </w:rPr>
+              <w:t>[Summarise the client's current books, backlog, software, reporting gaps, and desired outcome. Reference findings from your diagnostic. This demonstrates you understand their situation before presenting a solution.]</w:t>
+            </w:r>
+          </w:p>
+        </w:tc>
+      </w:tr>
+    </w:tbl>
+    <w:p>
+      <w:pPr>
+        <w:spacing w:before="0" w:after="120" w:line="276" w:lineRule="auto"/>
+      </w:pPr>
+    </w:p>
+    <w:p>
+      <w:pPr>
+        <w:spacing w:before="200" w:after="0" w:line="276" w:lineRule="auto"/>
+      </w:pPr>
+    </w:p>
+    <w:tbl>
+      <w:tblPr>
+        <w:tblW w:type="auto" w:w="0"/>
+        <w:jc w:val="center"/>
+        <w:tblLook w:firstColumn="1" w:firstRow="1" w:lastColumn="0" w:lastRow="0" w:noHBand="0" w:noVBand="1" w:val="04A0"/>
+      </w:tblPr>
+      <w:tblGrid>
+        <w:gridCol w:w="4759"/>
+        <w:gridCol w:w="4759"/>
+      </w:tblGrid>
+      <w:tr>
+        <w:trPr>
+          <w:trHeight w:val="480" w:hRule="atLeast"/>
+        </w:trPr>
+        <w:tc>
+          <w:tcPr>
+            <w:tcW w:type="dxa" w:w="907"/>
             <w:tcBorders>
               <w:top w:val="none" w:sz="0" w:color="auto"/>
               <w:bottom w:val="none" w:sz="0" w:color="auto"/>
@@ -992,24 +1596,26 @@
               <w:insideH w:val="none" w:sz="0" w:color="auto"/>
               <w:insideV w:val="none" w:sz="0" w:color="auto"/>
             </w:tcBorders>
+            <w:shd w:val="clear" w:color="auto" w:fill="0F766E"/>
             <w:tcMar>
-              <w:top w:w="0" w:type="dxa"/>
-              <w:bottom w:w="0" w:type="dxa"/>
-              <w:left w:w="0" w:type="dxa"/>
-              <w:right w:w="60" w:type="dxa"/>
+              <w:top w:w="100" w:type="dxa"/>
+              <w:bottom w:w="100" w:type="dxa"/>
+              <w:left w:w="140" w:type="dxa"/>
+              <w:right w:w="100" w:type="dxa"/>
             </w:tcMar>
+            <w:vAlign w:val="center"/>
           </w:tcPr>
           <w:p>
             <w:pPr>
-              <w:spacing w:before="0" w:after="0"/>
+              <w:jc w:val="center"/>
             </w:pPr>
             <w:r>
               <w:rPr>
                 <w:rFonts w:ascii="Poppins" w:hAnsi="Poppins" w:eastAsia="Poppins"/>
                 <w:b/>
                 <w:i w:val="0"/>
-                <w:color w:val="0F766E"/>
-                <w:sz w:val="20"/>
+                <w:color w:val="FFFFFF"/>
+                <w:sz w:val="26"/>
               </w:rPr>
               <w:t>03</w:t>
             </w:r>
@@ -1017,7 +1623,7 @@
         </w:tc>
         <w:tc>
           <w:tcPr>
-            <w:tcW w:type="dxa" w:w="4703"/>
+            <w:tcW w:type="dxa" w:w="4759"/>
             <w:tcBorders>
               <w:top w:val="none" w:sz="0" w:color="auto"/>
               <w:bottom w:val="none" w:sz="0" w:color="auto"/>
@@ -1026,26 +1632,35 @@
               <w:insideH w:val="none" w:sz="0" w:color="auto"/>
               <w:insideV w:val="none" w:sz="0" w:color="auto"/>
             </w:tcBorders>
+            <w:shd w:val="clear" w:color="auto" w:fill="0F172A"/>
             <w:tcMar>
-              <w:top w:w="0" w:type="dxa"/>
-              <w:bottom w:w="0" w:type="dxa"/>
-              <w:left w:w="0" w:type="dxa"/>
-              <w:right w:w="0" w:type="dxa"/>
+              <w:top w:w="100" w:type="dxa"/>
+              <w:bottom w:w="100" w:type="dxa"/>
+              <w:left w:w="180" w:type="dxa"/>
+              <w:right w:w="120" w:type="dxa"/>
             </w:tcMar>
+            <w:vAlign w:val="center"/>
           </w:tcPr>
           <w:p>
-            <w:pPr>
-              <w:spacing w:before="0" w:after="0"/>
-            </w:pPr>
             <w:r>
               <w:rPr>
                 <w:rFonts w:ascii="Poppins" w:hAnsi="Poppins" w:eastAsia="Poppins"/>
                 <w:b/>
                 <w:i w:val="0"/>
-                <w:color w:val="0F172A"/>
-                <w:sz w:val="20"/>
+                <w:color w:val="0F766E"/>
+                <w:sz w:val="21"/>
               </w:rPr>
-              <w:t>—  RECOMMENDED SCOPE</w:t>
+              <w:t xml:space="preserve">— </w:t>
+            </w:r>
+            <w:r>
+              <w:rPr>
+                <w:rFonts w:ascii="Poppins" w:hAnsi="Poppins" w:eastAsia="Poppins"/>
+                <w:b/>
+                <w:i w:val="0"/>
+                <w:color w:val="FFFFFF"/>
+                <w:sz w:val="21"/>
+              </w:rPr>
+              <w:t>RECOMMENDED SCOPE</w:t>
             </w:r>
           </w:p>
         </w:tc>
@@ -1053,10 +1668,7 @@
     </w:tbl>
     <w:p>
       <w:pPr>
-        <w:spacing w:before="120" w:after="120"/>
-        <w:pBdr>
-          <w:bottom w:val="single" w:sz="8" w:space="1" w:color="0F766E"/>
-        </w:pBdr>
+        <w:spacing w:before="0" w:after="120" w:line="276" w:lineRule="auto"/>
       </w:pPr>
     </w:p>
     <w:tbl>
@@ -1067,11 +1679,14 @@
         <w:tblLook w:firstColumn="1" w:firstRow="1" w:lastColumn="0" w:lastRow="0" w:noHBand="0" w:noVBand="1" w:val="04A0"/>
       </w:tblPr>
       <w:tblGrid>
-        <w:gridCol w:w="3135"/>
-        <w:gridCol w:w="3135"/>
-        <w:gridCol w:w="3135"/>
+        <w:gridCol w:w="3173"/>
+        <w:gridCol w:w="3173"/>
+        <w:gridCol w:w="3173"/>
       </w:tblGrid>
       <w:tr>
+        <w:trPr>
+          <w:trHeight w:val="400" w:hRule="atLeast"/>
+        </w:trPr>
         <w:tc>
           <w:tcPr>
             <w:tcW w:type="dxa" w:w="1984"/>
@@ -1083,10 +1698,10 @@
               <w:right w:w="100" w:type="dxa"/>
             </w:tcMar>
             <w:tcBorders>
-              <w:top w:val="none" w:sz="0" w:color="auto"/>
+              <w:top w:val="single" w:sz="4" w:color="0F766E"/>
               <w:bottom w:val="single" w:sz="8" w:color="0F766E"/>
-              <w:left w:val="none" w:sz="0" w:color="auto"/>
-              <w:right w:val="none" w:sz="0" w:color="auto"/>
+              <w:left w:val="single" w:sz="4" w:color="0F766E"/>
+              <w:right w:val="single" w:sz="4" w:color="0F766E"/>
               <w:insideH w:val="none" w:sz="0" w:color="auto"/>
               <w:insideV w:val="none" w:sz="0" w:color="auto"/>
             </w:tcBorders>
@@ -1115,10 +1730,10 @@
               <w:right w:w="100" w:type="dxa"/>
             </w:tcMar>
             <w:tcBorders>
-              <w:top w:val="none" w:sz="0" w:color="auto"/>
+              <w:top w:val="single" w:sz="4" w:color="0F766E"/>
               <w:bottom w:val="single" w:sz="8" w:color="0F766E"/>
-              <w:left w:val="none" w:sz="0" w:color="auto"/>
-              <w:right w:val="none" w:sz="0" w:color="auto"/>
+              <w:left w:val="single" w:sz="4" w:color="0F766E"/>
+              <w:right w:val="single" w:sz="4" w:color="0F766E"/>
               <w:insideH w:val="none" w:sz="0" w:color="auto"/>
               <w:insideV w:val="none" w:sz="0" w:color="auto"/>
             </w:tcBorders>
@@ -1138,7 +1753,7 @@
         </w:tc>
         <w:tc>
           <w:tcPr>
-            <w:tcW w:type="dxa" w:w="6520"/>
+            <w:tcW w:type="dxa" w:w="6236"/>
             <w:shd w:val="clear" w:color="auto" w:fill="0F766E"/>
             <w:tcMar>
               <w:top w:w="70" w:type="dxa"/>
@@ -1147,10 +1762,10 @@
               <w:right w:w="100" w:type="dxa"/>
             </w:tcMar>
             <w:tcBorders>
-              <w:top w:val="none" w:sz="0" w:color="auto"/>
+              <w:top w:val="single" w:sz="4" w:color="0F766E"/>
               <w:bottom w:val="single" w:sz="8" w:color="0F766E"/>
-              <w:left w:val="none" w:sz="0" w:color="auto"/>
-              <w:right w:val="none" w:sz="0" w:color="auto"/>
+              <w:left w:val="single" w:sz="4" w:color="0F766E"/>
+              <w:right w:val="single" w:sz="4" w:color="0F766E"/>
               <w:insideH w:val="none" w:sz="0" w:color="auto"/>
               <w:insideV w:val="none" w:sz="0" w:color="auto"/>
             </w:tcBorders>
@@ -1175,16 +1790,16 @@
             <w:tcW w:type="dxa" w:w="1984"/>
             <w:shd w:val="clear" w:color="auto" w:fill="FFFFFF"/>
             <w:tcBorders>
-              <w:top w:val="single" w:sz="4" w:color="CBD5E1"/>
-              <w:bottom w:val="single" w:sz="4" w:color="CBD5E1"/>
-              <w:left w:val="single" w:sz="4" w:color="CBD5E1"/>
-              <w:right w:val="single" w:sz="4" w:color="CBD5E1"/>
+              <w:top w:val="single" w:sz="3" w:color="CBD5E1"/>
+              <w:bottom w:val="single" w:sz="3" w:color="CBD5E1"/>
+              <w:left w:val="single" w:sz="3" w:color="CBD5E1"/>
+              <w:right w:val="single" w:sz="3" w:color="CBD5E1"/>
               <w:insideH w:val="none" w:sz="0" w:color="auto"/>
               <w:insideV w:val="none" w:sz="0" w:color="auto"/>
             </w:tcBorders>
             <w:tcMar>
-              <w:top w:w="55" w:type="dxa"/>
-              <w:bottom w:w="55" w:type="dxa"/>
+              <w:top w:w="60" w:type="dxa"/>
+              <w:bottom w:w="60" w:type="dxa"/>
               <w:left w:w="100" w:type="dxa"/>
               <w:right w:w="100" w:type="dxa"/>
             </w:tcMar>
@@ -1192,7 +1807,7 @@
           <w:p>
             <w:r>
               <w:rPr>
-                <w:rFonts w:ascii="Inter" w:hAnsi="Inter" w:eastAsia="Inter"/>
+                <w:rFonts w:ascii="Calibri" w:hAnsi="Calibri" w:eastAsia="Calibri"/>
                 <w:b w:val="0"/>
                 <w:i w:val="0"/>
                 <w:color w:val="0F172A"/>
@@ -1207,16 +1822,16 @@
             <w:tcW w:type="dxa" w:w="1701"/>
             <w:shd w:val="clear" w:color="auto" w:fill="FFFFFF"/>
             <w:tcBorders>
-              <w:top w:val="single" w:sz="4" w:color="CBD5E1"/>
-              <w:bottom w:val="single" w:sz="4" w:color="CBD5E1"/>
-              <w:left w:val="single" w:sz="4" w:color="CBD5E1"/>
-              <w:right w:val="single" w:sz="4" w:color="CBD5E1"/>
+              <w:top w:val="single" w:sz="3" w:color="CBD5E1"/>
+              <w:bottom w:val="single" w:sz="3" w:color="CBD5E1"/>
+              <w:left w:val="single" w:sz="3" w:color="CBD5E1"/>
+              <w:right w:val="single" w:sz="3" w:color="CBD5E1"/>
               <w:insideH w:val="none" w:sz="0" w:color="auto"/>
               <w:insideV w:val="none" w:sz="0" w:color="auto"/>
             </w:tcBorders>
             <w:tcMar>
-              <w:top w:w="55" w:type="dxa"/>
-              <w:bottom w:w="55" w:type="dxa"/>
+              <w:top w:w="60" w:type="dxa"/>
+              <w:bottom w:w="60" w:type="dxa"/>
               <w:left w:w="100" w:type="dxa"/>
               <w:right w:w="100" w:type="dxa"/>
             </w:tcMar>
@@ -1224,7 +1839,7 @@
           <w:p>
             <w:r>
               <w:rPr>
-                <w:rFonts w:ascii="Inter" w:hAnsi="Inter" w:eastAsia="Inter"/>
+                <w:rFonts w:ascii="Calibri" w:hAnsi="Calibri" w:eastAsia="Calibri"/>
                 <w:b w:val="0"/>
                 <w:i w:val="0"/>
                 <w:color w:val="0F172A"/>
@@ -1236,19 +1851,19 @@
         </w:tc>
         <w:tc>
           <w:tcPr>
-            <w:tcW w:type="dxa" w:w="6520"/>
+            <w:tcW w:type="dxa" w:w="6236"/>
             <w:shd w:val="clear" w:color="auto" w:fill="FFFFFF"/>
             <w:tcBorders>
-              <w:top w:val="single" w:sz="4" w:color="CBD5E1"/>
-              <w:bottom w:val="single" w:sz="4" w:color="CBD5E1"/>
-              <w:left w:val="single" w:sz="4" w:color="CBD5E1"/>
-              <w:right w:val="single" w:sz="4" w:color="CBD5E1"/>
+              <w:top w:val="single" w:sz="3" w:color="CBD5E1"/>
+              <w:bottom w:val="single" w:sz="3" w:color="CBD5E1"/>
+              <w:left w:val="single" w:sz="3" w:color="CBD5E1"/>
+              <w:right w:val="single" w:sz="3" w:color="CBD5E1"/>
               <w:insideH w:val="none" w:sz="0" w:color="auto"/>
               <w:insideV w:val="none" w:sz="0" w:color="auto"/>
             </w:tcBorders>
             <w:tcMar>
-              <w:top w:w="55" w:type="dxa"/>
-              <w:bottom w:w="55" w:type="dxa"/>
+              <w:top w:w="60" w:type="dxa"/>
+              <w:bottom w:w="60" w:type="dxa"/>
               <w:left w:w="100" w:type="dxa"/>
               <w:right w:w="100" w:type="dxa"/>
             </w:tcMar>
@@ -1256,7 +1871,7 @@
           <w:p>
             <w:r>
               <w:rPr>
-                <w:rFonts w:ascii="Inter" w:hAnsi="Inter" w:eastAsia="Inter"/>
+                <w:rFonts w:ascii="Calibri" w:hAnsi="Calibri" w:eastAsia="Calibri"/>
                 <w:b w:val="0"/>
                 <w:i w:val="0"/>
                 <w:color w:val="0F172A"/>
@@ -1273,16 +1888,16 @@
             <w:tcW w:type="dxa" w:w="1984"/>
             <w:shd w:val="clear" w:color="auto" w:fill="F8FAFC"/>
             <w:tcBorders>
-              <w:top w:val="single" w:sz="4" w:color="CBD5E1"/>
-              <w:bottom w:val="single" w:sz="4" w:color="CBD5E1"/>
-              <w:left w:val="single" w:sz="4" w:color="CBD5E1"/>
-              <w:right w:val="single" w:sz="4" w:color="CBD5E1"/>
+              <w:top w:val="single" w:sz="3" w:color="CBD5E1"/>
+              <w:bottom w:val="single" w:sz="3" w:color="CBD5E1"/>
+              <w:left w:val="single" w:sz="3" w:color="CBD5E1"/>
+              <w:right w:val="single" w:sz="3" w:color="CBD5E1"/>
               <w:insideH w:val="none" w:sz="0" w:color="auto"/>
               <w:insideV w:val="none" w:sz="0" w:color="auto"/>
             </w:tcBorders>
             <w:tcMar>
-              <w:top w:w="55" w:type="dxa"/>
-              <w:bottom w:w="55" w:type="dxa"/>
+              <w:top w:w="60" w:type="dxa"/>
+              <w:bottom w:w="60" w:type="dxa"/>
               <w:left w:w="100" w:type="dxa"/>
               <w:right w:w="100" w:type="dxa"/>
             </w:tcMar>
@@ -1290,7 +1905,7 @@
           <w:p>
             <w:r>
               <w:rPr>
-                <w:rFonts w:ascii="Inter" w:hAnsi="Inter" w:eastAsia="Inter"/>
+                <w:rFonts w:ascii="Calibri" w:hAnsi="Calibri" w:eastAsia="Calibri"/>
                 <w:b w:val="0"/>
                 <w:i w:val="0"/>
                 <w:color w:val="0F172A"/>
@@ -1305,16 +1920,16 @@
             <w:tcW w:type="dxa" w:w="1701"/>
             <w:shd w:val="clear" w:color="auto" w:fill="F8FAFC"/>
             <w:tcBorders>
-              <w:top w:val="single" w:sz="4" w:color="CBD5E1"/>
-              <w:bottom w:val="single" w:sz="4" w:color="CBD5E1"/>
-              <w:left w:val="single" w:sz="4" w:color="CBD5E1"/>
-              <w:right w:val="single" w:sz="4" w:color="CBD5E1"/>
+              <w:top w:val="single" w:sz="3" w:color="CBD5E1"/>
+              <w:bottom w:val="single" w:sz="3" w:color="CBD5E1"/>
+              <w:left w:val="single" w:sz="3" w:color="CBD5E1"/>
+              <w:right w:val="single" w:sz="3" w:color="CBD5E1"/>
               <w:insideH w:val="none" w:sz="0" w:color="auto"/>
               <w:insideV w:val="none" w:sz="0" w:color="auto"/>
             </w:tcBorders>
             <w:tcMar>
-              <w:top w:w="55" w:type="dxa"/>
-              <w:bottom w:w="55" w:type="dxa"/>
+              <w:top w:w="60" w:type="dxa"/>
+              <w:bottom w:w="60" w:type="dxa"/>
               <w:left w:w="100" w:type="dxa"/>
               <w:right w:w="100" w:type="dxa"/>
             </w:tcMar>
@@ -1322,7 +1937,7 @@
           <w:p>
             <w:r>
               <w:rPr>
-                <w:rFonts w:ascii="Inter" w:hAnsi="Inter" w:eastAsia="Inter"/>
+                <w:rFonts w:ascii="Calibri" w:hAnsi="Calibri" w:eastAsia="Calibri"/>
                 <w:b w:val="0"/>
                 <w:i w:val="0"/>
                 <w:color w:val="0F172A"/>
@@ -1334,19 +1949,19 @@
         </w:tc>
         <w:tc>
           <w:tcPr>
-            <w:tcW w:type="dxa" w:w="6520"/>
+            <w:tcW w:type="dxa" w:w="6236"/>
             <w:shd w:val="clear" w:color="auto" w:fill="F8FAFC"/>
             <w:tcBorders>
-              <w:top w:val="single" w:sz="4" w:color="CBD5E1"/>
-              <w:bottom w:val="single" w:sz="4" w:color="CBD5E1"/>
-              <w:left w:val="single" w:sz="4" w:color="CBD5E1"/>
-              <w:right w:val="single" w:sz="4" w:color="CBD5E1"/>
+              <w:top w:val="single" w:sz="3" w:color="CBD5E1"/>
+              <w:bottom w:val="single" w:sz="3" w:color="CBD5E1"/>
+              <w:left w:val="single" w:sz="3" w:color="CBD5E1"/>
+              <w:right w:val="single" w:sz="3" w:color="CBD5E1"/>
               <w:insideH w:val="none" w:sz="0" w:color="auto"/>
               <w:insideV w:val="none" w:sz="0" w:color="auto"/>
             </w:tcBorders>
             <w:tcMar>
-              <w:top w:w="55" w:type="dxa"/>
-              <w:bottom w:w="55" w:type="dxa"/>
+              <w:top w:w="60" w:type="dxa"/>
+              <w:bottom w:w="60" w:type="dxa"/>
               <w:left w:w="100" w:type="dxa"/>
               <w:right w:w="100" w:type="dxa"/>
             </w:tcMar>
@@ -1354,7 +1969,7 @@
           <w:p>
             <w:r>
               <w:rPr>
-                <w:rFonts w:ascii="Inter" w:hAnsi="Inter" w:eastAsia="Inter"/>
+                <w:rFonts w:ascii="Calibri" w:hAnsi="Calibri" w:eastAsia="Calibri"/>
                 <w:b w:val="0"/>
                 <w:i w:val="0"/>
                 <w:color w:val="0F172A"/>
@@ -1371,16 +1986,16 @@
             <w:tcW w:type="dxa" w:w="1984"/>
             <w:shd w:val="clear" w:color="auto" w:fill="FFFFFF"/>
             <w:tcBorders>
-              <w:top w:val="single" w:sz="4" w:color="CBD5E1"/>
-              <w:bottom w:val="single" w:sz="4" w:color="CBD5E1"/>
-              <w:left w:val="single" w:sz="4" w:color="CBD5E1"/>
-              <w:right w:val="single" w:sz="4" w:color="CBD5E1"/>
+              <w:top w:val="single" w:sz="3" w:color="CBD5E1"/>
+              <w:bottom w:val="single" w:sz="3" w:color="CBD5E1"/>
+              <w:left w:val="single" w:sz="3" w:color="CBD5E1"/>
+              <w:right w:val="single" w:sz="3" w:color="CBD5E1"/>
               <w:insideH w:val="none" w:sz="0" w:color="auto"/>
               <w:insideV w:val="none" w:sz="0" w:color="auto"/>
             </w:tcBorders>
             <w:tcMar>
-              <w:top w:w="55" w:type="dxa"/>
-              <w:bottom w:w="55" w:type="dxa"/>
+              <w:top w:w="60" w:type="dxa"/>
+              <w:bottom w:w="60" w:type="dxa"/>
               <w:left w:w="100" w:type="dxa"/>
               <w:right w:w="100" w:type="dxa"/>
             </w:tcMar>
@@ -1388,7 +2003,7 @@
           <w:p>
             <w:r>
               <w:rPr>
-                <w:rFonts w:ascii="Inter" w:hAnsi="Inter" w:eastAsia="Inter"/>
+                <w:rFonts w:ascii="Calibri" w:hAnsi="Calibri" w:eastAsia="Calibri"/>
                 <w:b w:val="0"/>
                 <w:i w:val="0"/>
                 <w:color w:val="0F172A"/>
@@ -1403,16 +2018,16 @@
             <w:tcW w:type="dxa" w:w="1701"/>
             <w:shd w:val="clear" w:color="auto" w:fill="FFFFFF"/>
             <w:tcBorders>
-              <w:top w:val="single" w:sz="4" w:color="CBD5E1"/>
-              <w:bottom w:val="single" w:sz="4" w:color="CBD5E1"/>
-              <w:left w:val="single" w:sz="4" w:color="CBD5E1"/>
-              <w:right w:val="single" w:sz="4" w:color="CBD5E1"/>
+              <w:top w:val="single" w:sz="3" w:color="CBD5E1"/>
+              <w:bottom w:val="single" w:sz="3" w:color="CBD5E1"/>
+              <w:left w:val="single" w:sz="3" w:color="CBD5E1"/>
+              <w:right w:val="single" w:sz="3" w:color="CBD5E1"/>
               <w:insideH w:val="none" w:sz="0" w:color="auto"/>
               <w:insideV w:val="none" w:sz="0" w:color="auto"/>
             </w:tcBorders>
             <w:tcMar>
-              <w:top w:w="55" w:type="dxa"/>
-              <w:bottom w:w="55" w:type="dxa"/>
+              <w:top w:w="60" w:type="dxa"/>
+              <w:bottom w:w="60" w:type="dxa"/>
               <w:left w:w="100" w:type="dxa"/>
               <w:right w:w="100" w:type="dxa"/>
             </w:tcMar>
@@ -1420,7 +2035,7 @@
           <w:p>
             <w:r>
               <w:rPr>
-                <w:rFonts w:ascii="Inter" w:hAnsi="Inter" w:eastAsia="Inter"/>
+                <w:rFonts w:ascii="Calibri" w:hAnsi="Calibri" w:eastAsia="Calibri"/>
                 <w:b w:val="0"/>
                 <w:i w:val="0"/>
                 <w:color w:val="0F172A"/>
@@ -1432,19 +2047,19 @@
         </w:tc>
         <w:tc>
           <w:tcPr>
-            <w:tcW w:type="dxa" w:w="6520"/>
+            <w:tcW w:type="dxa" w:w="6236"/>
             <w:shd w:val="clear" w:color="auto" w:fill="FFFFFF"/>
             <w:tcBorders>
-              <w:top w:val="single" w:sz="4" w:color="CBD5E1"/>
-              <w:bottom w:val="single" w:sz="4" w:color="CBD5E1"/>
-              <w:left w:val="single" w:sz="4" w:color="CBD5E1"/>
-              <w:right w:val="single" w:sz="4" w:color="CBD5E1"/>
+              <w:top w:val="single" w:sz="3" w:color="CBD5E1"/>
+              <w:bottom w:val="single" w:sz="3" w:color="CBD5E1"/>
+              <w:left w:val="single" w:sz="3" w:color="CBD5E1"/>
+              <w:right w:val="single" w:sz="3" w:color="CBD5E1"/>
               <w:insideH w:val="none" w:sz="0" w:color="auto"/>
               <w:insideV w:val="none" w:sz="0" w:color="auto"/>
             </w:tcBorders>
             <w:tcMar>
-              <w:top w:w="55" w:type="dxa"/>
-              <w:bottom w:w="55" w:type="dxa"/>
+              <w:top w:w="60" w:type="dxa"/>
+              <w:bottom w:w="60" w:type="dxa"/>
               <w:left w:w="100" w:type="dxa"/>
               <w:right w:w="100" w:type="dxa"/>
             </w:tcMar>
@@ -1452,7 +2067,7 @@
           <w:p>
             <w:r>
               <w:rPr>
-                <w:rFonts w:ascii="Inter" w:hAnsi="Inter" w:eastAsia="Inter"/>
+                <w:rFonts w:ascii="Calibri" w:hAnsi="Calibri" w:eastAsia="Calibri"/>
                 <w:b w:val="0"/>
                 <w:i w:val="0"/>
                 <w:color w:val="0F172A"/>
@@ -1469,16 +2084,16 @@
             <w:tcW w:type="dxa" w:w="1984"/>
             <w:shd w:val="clear" w:color="auto" w:fill="F8FAFC"/>
             <w:tcBorders>
-              <w:top w:val="single" w:sz="4" w:color="CBD5E1"/>
-              <w:bottom w:val="single" w:sz="4" w:color="CBD5E1"/>
-              <w:left w:val="single" w:sz="4" w:color="CBD5E1"/>
-              <w:right w:val="single" w:sz="4" w:color="CBD5E1"/>
+              <w:top w:val="single" w:sz="3" w:color="CBD5E1"/>
+              <w:bottom w:val="single" w:sz="3" w:color="CBD5E1"/>
+              <w:left w:val="single" w:sz="3" w:color="CBD5E1"/>
+              <w:right w:val="single" w:sz="3" w:color="CBD5E1"/>
               <w:insideH w:val="none" w:sz="0" w:color="auto"/>
               <w:insideV w:val="none" w:sz="0" w:color="auto"/>
             </w:tcBorders>
             <w:tcMar>
-              <w:top w:w="55" w:type="dxa"/>
-              <w:bottom w:w="55" w:type="dxa"/>
+              <w:top w:w="60" w:type="dxa"/>
+              <w:bottom w:w="60" w:type="dxa"/>
               <w:left w:w="100" w:type="dxa"/>
               <w:right w:w="100" w:type="dxa"/>
             </w:tcMar>
@@ -1486,7 +2101,7 @@
           <w:p>
             <w:r>
               <w:rPr>
-                <w:rFonts w:ascii="Inter" w:hAnsi="Inter" w:eastAsia="Inter"/>
+                <w:rFonts w:ascii="Calibri" w:hAnsi="Calibri" w:eastAsia="Calibri"/>
                 <w:b w:val="0"/>
                 <w:i w:val="0"/>
                 <w:color w:val="0F172A"/>
@@ -1501,16 +2116,16 @@
             <w:tcW w:type="dxa" w:w="1701"/>
             <w:shd w:val="clear" w:color="auto" w:fill="F8FAFC"/>
             <w:tcBorders>
-              <w:top w:val="single" w:sz="4" w:color="CBD5E1"/>
-              <w:bottom w:val="single" w:sz="4" w:color="CBD5E1"/>
-              <w:left w:val="single" w:sz="4" w:color="CBD5E1"/>
-              <w:right w:val="single" w:sz="4" w:color="CBD5E1"/>
+              <w:top w:val="single" w:sz="3" w:color="CBD5E1"/>
+              <w:bottom w:val="single" w:sz="3" w:color="CBD5E1"/>
+              <w:left w:val="single" w:sz="3" w:color="CBD5E1"/>
+              <w:right w:val="single" w:sz="3" w:color="CBD5E1"/>
               <w:insideH w:val="none" w:sz="0" w:color="auto"/>
               <w:insideV w:val="none" w:sz="0" w:color="auto"/>
             </w:tcBorders>
             <w:tcMar>
-              <w:top w:w="55" w:type="dxa"/>
-              <w:bottom w:w="55" w:type="dxa"/>
+              <w:top w:w="60" w:type="dxa"/>
+              <w:bottom w:w="60" w:type="dxa"/>
               <w:left w:w="100" w:type="dxa"/>
               <w:right w:w="100" w:type="dxa"/>
             </w:tcMar>
@@ -1518,7 +2133,7 @@
           <w:p>
             <w:r>
               <w:rPr>
-                <w:rFonts w:ascii="Inter" w:hAnsi="Inter" w:eastAsia="Inter"/>
+                <w:rFonts w:ascii="Calibri" w:hAnsi="Calibri" w:eastAsia="Calibri"/>
                 <w:b w:val="0"/>
                 <w:i w:val="0"/>
                 <w:color w:val="0F172A"/>
@@ -1530,19 +2145,19 @@
         </w:tc>
         <w:tc>
           <w:tcPr>
-            <w:tcW w:type="dxa" w:w="6520"/>
+            <w:tcW w:type="dxa" w:w="6236"/>
             <w:shd w:val="clear" w:color="auto" w:fill="F8FAFC"/>
             <w:tcBorders>
-              <w:top w:val="single" w:sz="4" w:color="CBD5E1"/>
-              <w:bottom w:val="single" w:sz="4" w:color="CBD5E1"/>
-              <w:left w:val="single" w:sz="4" w:color="CBD5E1"/>
-              <w:right w:val="single" w:sz="4" w:color="CBD5E1"/>
+              <w:top w:val="single" w:sz="3" w:color="CBD5E1"/>
+              <w:bottom w:val="single" w:sz="3" w:color="CBD5E1"/>
+              <w:left w:val="single" w:sz="3" w:color="CBD5E1"/>
+              <w:right w:val="single" w:sz="3" w:color="CBD5E1"/>
               <w:insideH w:val="none" w:sz="0" w:color="auto"/>
               <w:insideV w:val="none" w:sz="0" w:color="auto"/>
             </w:tcBorders>
             <w:tcMar>
-              <w:top w:w="55" w:type="dxa"/>
-              <w:bottom w:w="55" w:type="dxa"/>
+              <w:top w:w="60" w:type="dxa"/>
+              <w:bottom w:w="60" w:type="dxa"/>
               <w:left w:w="100" w:type="dxa"/>
               <w:right w:w="100" w:type="dxa"/>
             </w:tcMar>
@@ -1550,7 +2165,7 @@
           <w:p>
             <w:r>
               <w:rPr>
-                <w:rFonts w:ascii="Inter" w:hAnsi="Inter" w:eastAsia="Inter"/>
+                <w:rFonts w:ascii="Calibri" w:hAnsi="Calibri" w:eastAsia="Calibri"/>
                 <w:b w:val="0"/>
                 <w:i w:val="0"/>
                 <w:color w:val="0F172A"/>
@@ -1567,16 +2182,16 @@
             <w:tcW w:type="dxa" w:w="1984"/>
             <w:shd w:val="clear" w:color="auto" w:fill="FFFFFF"/>
             <w:tcBorders>
-              <w:top w:val="single" w:sz="4" w:color="CBD5E1"/>
-              <w:bottom w:val="single" w:sz="4" w:color="CBD5E1"/>
-              <w:left w:val="single" w:sz="4" w:color="CBD5E1"/>
-              <w:right w:val="single" w:sz="4" w:color="CBD5E1"/>
+              <w:top w:val="single" w:sz="3" w:color="CBD5E1"/>
+              <w:bottom w:val="single" w:sz="3" w:color="CBD5E1"/>
+              <w:left w:val="single" w:sz="3" w:color="CBD5E1"/>
+              <w:right w:val="single" w:sz="3" w:color="CBD5E1"/>
               <w:insideH w:val="none" w:sz="0" w:color="auto"/>
               <w:insideV w:val="none" w:sz="0" w:color="auto"/>
             </w:tcBorders>
             <w:tcMar>
-              <w:top w:w="55" w:type="dxa"/>
-              <w:bottom w:w="55" w:type="dxa"/>
+              <w:top w:w="60" w:type="dxa"/>
+              <w:bottom w:w="60" w:type="dxa"/>
               <w:left w:w="100" w:type="dxa"/>
               <w:right w:w="100" w:type="dxa"/>
             </w:tcMar>
@@ -1584,7 +2199,7 @@
           <w:p>
             <w:r>
               <w:rPr>
-                <w:rFonts w:ascii="Inter" w:hAnsi="Inter" w:eastAsia="Inter"/>
+                <w:rFonts w:ascii="Calibri" w:hAnsi="Calibri" w:eastAsia="Calibri"/>
                 <w:b w:val="0"/>
                 <w:i w:val="0"/>
                 <w:color w:val="0F172A"/>
@@ -1599,16 +2214,16 @@
             <w:tcW w:type="dxa" w:w="1701"/>
             <w:shd w:val="clear" w:color="auto" w:fill="FFFFFF"/>
             <w:tcBorders>
-              <w:top w:val="single" w:sz="4" w:color="CBD5E1"/>
-              <w:bottom w:val="single" w:sz="4" w:color="CBD5E1"/>
-              <w:left w:val="single" w:sz="4" w:color="CBD5E1"/>
-              <w:right w:val="single" w:sz="4" w:color="CBD5E1"/>
+              <w:top w:val="single" w:sz="3" w:color="CBD5E1"/>
+              <w:bottom w:val="single" w:sz="3" w:color="CBD5E1"/>
+              <w:left w:val="single" w:sz="3" w:color="CBD5E1"/>
+              <w:right w:val="single" w:sz="3" w:color="CBD5E1"/>
               <w:insideH w:val="none" w:sz="0" w:color="auto"/>
               <w:insideV w:val="none" w:sz="0" w:color="auto"/>
             </w:tcBorders>
             <w:tcMar>
-              <w:top w:w="55" w:type="dxa"/>
-              <w:bottom w:w="55" w:type="dxa"/>
+              <w:top w:w="60" w:type="dxa"/>
+              <w:bottom w:w="60" w:type="dxa"/>
               <w:left w:w="100" w:type="dxa"/>
               <w:right w:w="100" w:type="dxa"/>
             </w:tcMar>
@@ -1616,7 +2231,7 @@
           <w:p>
             <w:r>
               <w:rPr>
-                <w:rFonts w:ascii="Inter" w:hAnsi="Inter" w:eastAsia="Inter"/>
+                <w:rFonts w:ascii="Calibri" w:hAnsi="Calibri" w:eastAsia="Calibri"/>
                 <w:b w:val="0"/>
                 <w:i w:val="0"/>
                 <w:color w:val="0F172A"/>
@@ -1628,19 +2243,19 @@
         </w:tc>
         <w:tc>
           <w:tcPr>
-            <w:tcW w:type="dxa" w:w="6520"/>
+            <w:tcW w:type="dxa" w:w="6236"/>
             <w:shd w:val="clear" w:color="auto" w:fill="FFFFFF"/>
             <w:tcBorders>
-              <w:top w:val="single" w:sz="4" w:color="CBD5E1"/>
-              <w:bottom w:val="single" w:sz="4" w:color="CBD5E1"/>
-              <w:left w:val="single" w:sz="4" w:color="CBD5E1"/>
-              <w:right w:val="single" w:sz="4" w:color="CBD5E1"/>
+              <w:top w:val="single" w:sz="3" w:color="CBD5E1"/>
+              <w:bottom w:val="single" w:sz="3" w:color="CBD5E1"/>
+              <w:left w:val="single" w:sz="3" w:color="CBD5E1"/>
+              <w:right w:val="single" w:sz="3" w:color="CBD5E1"/>
               <w:insideH w:val="none" w:sz="0" w:color="auto"/>
               <w:insideV w:val="none" w:sz="0" w:color="auto"/>
             </w:tcBorders>
             <w:tcMar>
-              <w:top w:w="55" w:type="dxa"/>
-              <w:bottom w:w="55" w:type="dxa"/>
+              <w:top w:w="60" w:type="dxa"/>
+              <w:bottom w:w="60" w:type="dxa"/>
               <w:left w:w="100" w:type="dxa"/>
               <w:right w:w="100" w:type="dxa"/>
             </w:tcMar>
@@ -1648,7 +2263,7 @@
           <w:p>
             <w:r>
               <w:rPr>
-                <w:rFonts w:ascii="Inter" w:hAnsi="Inter" w:eastAsia="Inter"/>
+                <w:rFonts w:ascii="Calibri" w:hAnsi="Calibri" w:eastAsia="Calibri"/>
                 <w:b w:val="0"/>
                 <w:i w:val="0"/>
                 <w:color w:val="0F172A"/>
@@ -1662,7 +2277,12 @@
     </w:tbl>
     <w:p>
       <w:pPr>
-        <w:spacing w:before="0" w:after="120"/>
+        <w:spacing w:before="0" w:after="160" w:line="276" w:lineRule="auto"/>
+      </w:pPr>
+    </w:p>
+    <w:p>
+      <w:pPr>
+        <w:spacing w:before="200" w:after="0" w:line="276" w:lineRule="auto"/>
       </w:pPr>
     </w:p>
     <w:tbl>
@@ -1672,13 +2292,160 @@
         <w:tblLook w:firstColumn="1" w:firstRow="1" w:lastColumn="0" w:lastRow="0" w:noHBand="0" w:noVBand="1" w:val="04A0"/>
       </w:tblPr>
       <w:tblGrid>
-        <w:gridCol w:w="4703"/>
-        <w:gridCol w:w="4703"/>
+        <w:gridCol w:w="4759"/>
+        <w:gridCol w:w="4759"/>
       </w:tblGrid>
       <w:tr>
+        <w:trPr>
+          <w:trHeight w:val="480" w:hRule="atLeast"/>
+        </w:trPr>
         <w:tc>
           <w:tcPr>
-            <w:tcW w:type="dxa" w:w="850"/>
+            <w:tcW w:type="dxa" w:w="907"/>
+            <w:tcBorders>
+              <w:top w:val="none" w:sz="0" w:color="auto"/>
+              <w:bottom w:val="none" w:sz="0" w:color="auto"/>
+              <w:left w:val="none" w:sz="0" w:color="auto"/>
+              <w:right w:val="none" w:sz="0" w:color="auto"/>
+              <w:insideH w:val="none" w:sz="0" w:color="auto"/>
+              <w:insideV w:val="none" w:sz="0" w:color="auto"/>
+            </w:tcBorders>
+            <w:shd w:val="clear" w:color="auto" w:fill="0F766E"/>
+            <w:tcMar>
+              <w:top w:w="100" w:type="dxa"/>
+              <w:bottom w:w="100" w:type="dxa"/>
+              <w:left w:w="140" w:type="dxa"/>
+              <w:right w:w="100" w:type="dxa"/>
+            </w:tcMar>
+            <w:vAlign w:val="center"/>
+          </w:tcPr>
+          <w:p>
+            <w:pPr>
+              <w:jc w:val="center"/>
+            </w:pPr>
+            <w:r>
+              <w:rPr>
+                <w:rFonts w:ascii="Poppins" w:hAnsi="Poppins" w:eastAsia="Poppins"/>
+                <w:b/>
+                <w:i w:val="0"/>
+                <w:color w:val="FFFFFF"/>
+                <w:sz w:val="26"/>
+              </w:rPr>
+              <w:t>04</w:t>
+            </w:r>
+          </w:p>
+        </w:tc>
+        <w:tc>
+          <w:tcPr>
+            <w:tcW w:type="dxa" w:w="4759"/>
+            <w:tcBorders>
+              <w:top w:val="none" w:sz="0" w:color="auto"/>
+              <w:bottom w:val="none" w:sz="0" w:color="auto"/>
+              <w:left w:val="none" w:sz="0" w:color="auto"/>
+              <w:right w:val="none" w:sz="0" w:color="auto"/>
+              <w:insideH w:val="none" w:sz="0" w:color="auto"/>
+              <w:insideV w:val="none" w:sz="0" w:color="auto"/>
+            </w:tcBorders>
+            <w:shd w:val="clear" w:color="auto" w:fill="0F172A"/>
+            <w:tcMar>
+              <w:top w:w="100" w:type="dxa"/>
+              <w:bottom w:w="100" w:type="dxa"/>
+              <w:left w:w="180" w:type="dxa"/>
+              <w:right w:w="120" w:type="dxa"/>
+            </w:tcMar>
+            <w:vAlign w:val="center"/>
+          </w:tcPr>
+          <w:p>
+            <w:r>
+              <w:rPr>
+                <w:rFonts w:ascii="Poppins" w:hAnsi="Poppins" w:eastAsia="Poppins"/>
+                <w:b/>
+                <w:i w:val="0"/>
+                <w:color w:val="0F766E"/>
+                <w:sz w:val="21"/>
+              </w:rPr>
+              <w:t xml:space="preserve">— </w:t>
+            </w:r>
+            <w:r>
+              <w:rPr>
+                <w:rFonts w:ascii="Poppins" w:hAnsi="Poppins" w:eastAsia="Poppins"/>
+                <w:b/>
+                <w:i w:val="0"/>
+                <w:color w:val="FFFFFF"/>
+                <w:sz w:val="21"/>
+              </w:rPr>
+              <w:t>IMPLEMENTATION PLAN</w:t>
+            </w:r>
+          </w:p>
+        </w:tc>
+      </w:tr>
+    </w:tbl>
+    <w:p>
+      <w:pPr>
+        <w:spacing w:before="0" w:after="120" w:line="276" w:lineRule="auto"/>
+      </w:pPr>
+    </w:p>
+    <w:tbl>
+      <w:tblPr>
+        <w:tblW w:type="auto" w:w="0"/>
+        <w:jc w:val="center"/>
+        <w:tblLook w:firstColumn="1" w:firstRow="1" w:lastColumn="0" w:lastRow="0" w:noHBand="0" w:noVBand="1" w:val="04A0"/>
+      </w:tblPr>
+      <w:tblGrid>
+        <w:gridCol w:w="865"/>
+        <w:gridCol w:w="865"/>
+        <w:gridCol w:w="865"/>
+        <w:gridCol w:w="865"/>
+        <w:gridCol w:w="865"/>
+        <w:gridCol w:w="865"/>
+        <w:gridCol w:w="865"/>
+        <w:gridCol w:w="865"/>
+        <w:gridCol w:w="865"/>
+        <w:gridCol w:w="865"/>
+        <w:gridCol w:w="865"/>
+      </w:tblGrid>
+      <w:tr>
+        <w:trPr>
+          <w:trHeight w:val="480" w:hRule="atLeast"/>
+        </w:trPr>
+        <w:tc>
+          <w:tcPr>
+            <w:tcW w:type="dxa" w:w="865"/>
+            <w:tcBorders>
+              <w:top w:val="none" w:sz="0" w:color="auto"/>
+              <w:bottom w:val="none" w:sz="0" w:color="auto"/>
+              <w:left w:val="none" w:sz="0" w:color="auto"/>
+              <w:right w:val="none" w:sz="0" w:color="auto"/>
+              <w:insideH w:val="none" w:sz="0" w:color="auto"/>
+              <w:insideV w:val="none" w:sz="0" w:color="auto"/>
+            </w:tcBorders>
+            <w:shd w:val="clear" w:color="auto" w:fill="0F766E"/>
+            <w:tcMar>
+              <w:top w:w="80" w:type="dxa"/>
+              <w:bottom w:w="55" w:type="dxa"/>
+              <w:left w:w="100" w:type="dxa"/>
+              <w:right w:w="100" w:type="dxa"/>
+            </w:tcMar>
+          </w:tcPr>
+          <w:p>
+            <w:pPr>
+              <w:jc w:val="center"/>
+            </w:pPr>
+            <w:r>
+              <w:rPr>
+                <w:rFonts w:ascii="Poppins" w:hAnsi="Poppins" w:eastAsia="Poppins"/>
+                <w:b/>
+                <w:i w:val="0"/>
+                <w:color w:val="FFFFFF"/>
+                <w:sz w:val="28"/>
+              </w:rPr>
+              <w:t>01</w:t>
+            </w:r>
+          </w:p>
+        </w:tc>
+        <w:tc>
+          <w:tcPr>
+            <w:tcW w:type="dxa" w:w="865"/>
             <w:tcBorders>
               <w:top w:val="none" w:sz="0" w:color="auto"/>
               <w:bottom w:val="none" w:sz="0" w:color="auto"/>
@@ -1688,15 +2455,15 @@
               <w:insideV w:val="none" w:sz="0" w:color="auto"/>
             </w:tcBorders>
             <w:tcMar>
-              <w:top w:w="0" w:type="dxa"/>
-              <w:bottom w:w="0" w:type="dxa"/>
-              <w:left w:w="0" w:type="dxa"/>
-              <w:right w:w="60" w:type="dxa"/>
+              <w:top w:w="80" w:type="dxa"/>
+              <w:bottom w:w="55" w:type="dxa"/>
+              <w:left w:w="30" w:type="dxa"/>
+              <w:right w:w="30" w:type="dxa"/>
             </w:tcMar>
           </w:tcPr>
           <w:p>
             <w:pPr>
-              <w:spacing w:before="0" w:after="0"/>
+              <w:jc w:val="center"/>
             </w:pPr>
             <w:r>
               <w:rPr>
@@ -1704,15 +2471,50 @@
                 <w:b/>
                 <w:i w:val="0"/>
                 <w:color w:val="0F766E"/>
-                <w:sz w:val="20"/>
+                <w:sz w:val="28"/>
               </w:rPr>
-              <w:t>04</w:t>
+              <w:t>→</w:t>
             </w:r>
           </w:p>
         </w:tc>
         <w:tc>
           <w:tcPr>
-            <w:tcW w:type="dxa" w:w="4703"/>
+            <w:tcW w:type="dxa" w:w="865"/>
+            <w:tcBorders>
+              <w:top w:val="none" w:sz="0" w:color="auto"/>
+              <w:bottom w:val="none" w:sz="0" w:color="auto"/>
+              <w:left w:val="none" w:sz="0" w:color="auto"/>
+              <w:right w:val="none" w:sz="0" w:color="auto"/>
+              <w:insideH w:val="none" w:sz="0" w:color="auto"/>
+              <w:insideV w:val="none" w:sz="0" w:color="auto"/>
+            </w:tcBorders>
+            <w:shd w:val="clear" w:color="auto" w:fill="0F766E"/>
+            <w:tcMar>
+              <w:top w:w="80" w:type="dxa"/>
+              <w:bottom w:w="55" w:type="dxa"/>
+              <w:left w:w="100" w:type="dxa"/>
+              <w:right w:w="100" w:type="dxa"/>
+            </w:tcMar>
+          </w:tcPr>
+          <w:p>
+            <w:pPr>
+              <w:jc w:val="center"/>
+            </w:pPr>
+            <w:r>
+              <w:rPr>
+                <w:rFonts w:ascii="Poppins" w:hAnsi="Poppins" w:eastAsia="Poppins"/>
+                <w:b/>
+                <w:i w:val="0"/>
+                <w:color w:val="FFFFFF"/>
+                <w:sz w:val="28"/>
+              </w:rPr>
+              <w:t>02</w:t>
+            </w:r>
+          </w:p>
+        </w:tc>
+        <w:tc>
+          <w:tcPr>
+            <w:tcW w:type="dxa" w:w="865"/>
             <w:tcBorders>
               <w:top w:val="none" w:sz="0" w:color="auto"/>
               <w:bottom w:val="none" w:sz="0" w:color="auto"/>
@@ -1722,15 +2524,297 @@
               <w:insideV w:val="none" w:sz="0" w:color="auto"/>
             </w:tcBorders>
             <w:tcMar>
-              <w:top w:w="0" w:type="dxa"/>
-              <w:bottom w:w="0" w:type="dxa"/>
-              <w:left w:w="0" w:type="dxa"/>
-              <w:right w:w="0" w:type="dxa"/>
+              <w:top w:w="80" w:type="dxa"/>
+              <w:bottom w:w="55" w:type="dxa"/>
+              <w:left w:w="30" w:type="dxa"/>
+              <w:right w:w="30" w:type="dxa"/>
             </w:tcMar>
           </w:tcPr>
           <w:p>
             <w:pPr>
-              <w:spacing w:before="0" w:after="0"/>
+              <w:jc w:val="center"/>
+            </w:pPr>
+            <w:r>
+              <w:rPr>
+                <w:rFonts w:ascii="Poppins" w:hAnsi="Poppins" w:eastAsia="Poppins"/>
+                <w:b/>
+                <w:i w:val="0"/>
+                <w:color w:val="0F766E"/>
+                <w:sz w:val="28"/>
+              </w:rPr>
+              <w:t>→</w:t>
+            </w:r>
+          </w:p>
+        </w:tc>
+        <w:tc>
+          <w:tcPr>
+            <w:tcW w:type="dxa" w:w="865"/>
+            <w:tcBorders>
+              <w:top w:val="none" w:sz="0" w:color="auto"/>
+              <w:bottom w:val="none" w:sz="0" w:color="auto"/>
+              <w:left w:val="none" w:sz="0" w:color="auto"/>
+              <w:right w:val="none" w:sz="0" w:color="auto"/>
+              <w:insideH w:val="none" w:sz="0" w:color="auto"/>
+              <w:insideV w:val="none" w:sz="0" w:color="auto"/>
+            </w:tcBorders>
+            <w:shd w:val="clear" w:color="auto" w:fill="0F766E"/>
+            <w:tcMar>
+              <w:top w:w="80" w:type="dxa"/>
+              <w:bottom w:w="55" w:type="dxa"/>
+              <w:left w:w="100" w:type="dxa"/>
+              <w:right w:w="100" w:type="dxa"/>
+            </w:tcMar>
+          </w:tcPr>
+          <w:p>
+            <w:pPr>
+              <w:jc w:val="center"/>
+            </w:pPr>
+            <w:r>
+              <w:rPr>
+                <w:rFonts w:ascii="Poppins" w:hAnsi="Poppins" w:eastAsia="Poppins"/>
+                <w:b/>
+                <w:i w:val="0"/>
+                <w:color w:val="FFFFFF"/>
+                <w:sz w:val="28"/>
+              </w:rPr>
+              <w:t>03</w:t>
+            </w:r>
+          </w:p>
+        </w:tc>
+        <w:tc>
+          <w:tcPr>
+            <w:tcW w:type="dxa" w:w="865"/>
+            <w:tcBorders>
+              <w:top w:val="none" w:sz="0" w:color="auto"/>
+              <w:bottom w:val="none" w:sz="0" w:color="auto"/>
+              <w:left w:val="none" w:sz="0" w:color="auto"/>
+              <w:right w:val="none" w:sz="0" w:color="auto"/>
+              <w:insideH w:val="none" w:sz="0" w:color="auto"/>
+              <w:insideV w:val="none" w:sz="0" w:color="auto"/>
+            </w:tcBorders>
+            <w:tcMar>
+              <w:top w:w="80" w:type="dxa"/>
+              <w:bottom w:w="55" w:type="dxa"/>
+              <w:left w:w="30" w:type="dxa"/>
+              <w:right w:w="30" w:type="dxa"/>
+            </w:tcMar>
+          </w:tcPr>
+          <w:p>
+            <w:pPr>
+              <w:jc w:val="center"/>
+            </w:pPr>
+            <w:r>
+              <w:rPr>
+                <w:rFonts w:ascii="Poppins" w:hAnsi="Poppins" w:eastAsia="Poppins"/>
+                <w:b/>
+                <w:i w:val="0"/>
+                <w:color w:val="0F766E"/>
+                <w:sz w:val="28"/>
+              </w:rPr>
+              <w:t>→</w:t>
+            </w:r>
+          </w:p>
+        </w:tc>
+        <w:tc>
+          <w:tcPr>
+            <w:tcW w:type="dxa" w:w="865"/>
+            <w:tcBorders>
+              <w:top w:val="none" w:sz="0" w:color="auto"/>
+              <w:bottom w:val="none" w:sz="0" w:color="auto"/>
+              <w:left w:val="none" w:sz="0" w:color="auto"/>
+              <w:right w:val="none" w:sz="0" w:color="auto"/>
+              <w:insideH w:val="none" w:sz="0" w:color="auto"/>
+              <w:insideV w:val="none" w:sz="0" w:color="auto"/>
+            </w:tcBorders>
+            <w:shd w:val="clear" w:color="auto" w:fill="0F766E"/>
+            <w:tcMar>
+              <w:top w:w="80" w:type="dxa"/>
+              <w:bottom w:w="55" w:type="dxa"/>
+              <w:left w:w="100" w:type="dxa"/>
+              <w:right w:w="100" w:type="dxa"/>
+            </w:tcMar>
+          </w:tcPr>
+          <w:p>
+            <w:pPr>
+              <w:jc w:val="center"/>
+            </w:pPr>
+            <w:r>
+              <w:rPr>
+                <w:rFonts w:ascii="Poppins" w:hAnsi="Poppins" w:eastAsia="Poppins"/>
+                <w:b/>
+                <w:i w:val="0"/>
+                <w:color w:val="FFFFFF"/>
+                <w:sz w:val="28"/>
+              </w:rPr>
+              <w:t>04</w:t>
+            </w:r>
+          </w:p>
+        </w:tc>
+        <w:tc>
+          <w:tcPr>
+            <w:tcW w:type="dxa" w:w="865"/>
+            <w:tcBorders>
+              <w:top w:val="none" w:sz="0" w:color="auto"/>
+              <w:bottom w:val="none" w:sz="0" w:color="auto"/>
+              <w:left w:val="none" w:sz="0" w:color="auto"/>
+              <w:right w:val="none" w:sz="0" w:color="auto"/>
+              <w:insideH w:val="none" w:sz="0" w:color="auto"/>
+              <w:insideV w:val="none" w:sz="0" w:color="auto"/>
+            </w:tcBorders>
+            <w:tcMar>
+              <w:top w:w="80" w:type="dxa"/>
+              <w:bottom w:w="55" w:type="dxa"/>
+              <w:left w:w="30" w:type="dxa"/>
+              <w:right w:w="30" w:type="dxa"/>
+            </w:tcMar>
+          </w:tcPr>
+          <w:p>
+            <w:pPr>
+              <w:jc w:val="center"/>
+            </w:pPr>
+            <w:r>
+              <w:rPr>
+                <w:rFonts w:ascii="Poppins" w:hAnsi="Poppins" w:eastAsia="Poppins"/>
+                <w:b/>
+                <w:i w:val="0"/>
+                <w:color w:val="0F766E"/>
+                <w:sz w:val="28"/>
+              </w:rPr>
+              <w:t>→</w:t>
+            </w:r>
+          </w:p>
+        </w:tc>
+        <w:tc>
+          <w:tcPr>
+            <w:tcW w:type="dxa" w:w="865"/>
+            <w:tcBorders>
+              <w:top w:val="none" w:sz="0" w:color="auto"/>
+              <w:bottom w:val="none" w:sz="0" w:color="auto"/>
+              <w:left w:val="none" w:sz="0" w:color="auto"/>
+              <w:right w:val="none" w:sz="0" w:color="auto"/>
+              <w:insideH w:val="none" w:sz="0" w:color="auto"/>
+              <w:insideV w:val="none" w:sz="0" w:color="auto"/>
+            </w:tcBorders>
+            <w:shd w:val="clear" w:color="auto" w:fill="0F766E"/>
+            <w:tcMar>
+              <w:top w:w="80" w:type="dxa"/>
+              <w:bottom w:w="55" w:type="dxa"/>
+              <w:left w:w="100" w:type="dxa"/>
+              <w:right w:w="100" w:type="dxa"/>
+            </w:tcMar>
+          </w:tcPr>
+          <w:p>
+            <w:pPr>
+              <w:jc w:val="center"/>
+            </w:pPr>
+            <w:r>
+              <w:rPr>
+                <w:rFonts w:ascii="Poppins" w:hAnsi="Poppins" w:eastAsia="Poppins"/>
+                <w:b/>
+                <w:i w:val="0"/>
+                <w:color w:val="FFFFFF"/>
+                <w:sz w:val="28"/>
+              </w:rPr>
+              <w:t>05</w:t>
+            </w:r>
+          </w:p>
+        </w:tc>
+        <w:tc>
+          <w:tcPr>
+            <w:tcW w:type="dxa" w:w="865"/>
+            <w:tcBorders>
+              <w:top w:val="none" w:sz="0" w:color="auto"/>
+              <w:bottom w:val="none" w:sz="0" w:color="auto"/>
+              <w:left w:val="none" w:sz="0" w:color="auto"/>
+              <w:right w:val="none" w:sz="0" w:color="auto"/>
+              <w:insideH w:val="none" w:sz="0" w:color="auto"/>
+              <w:insideV w:val="none" w:sz="0" w:color="auto"/>
+            </w:tcBorders>
+            <w:tcMar>
+              <w:top w:w="80" w:type="dxa"/>
+              <w:bottom w:w="55" w:type="dxa"/>
+              <w:left w:w="30" w:type="dxa"/>
+              <w:right w:w="30" w:type="dxa"/>
+            </w:tcMar>
+          </w:tcPr>
+          <w:p>
+            <w:pPr>
+              <w:jc w:val="center"/>
+            </w:pPr>
+            <w:r>
+              <w:rPr>
+                <w:rFonts w:ascii="Poppins" w:hAnsi="Poppins" w:eastAsia="Poppins"/>
+                <w:b/>
+                <w:i w:val="0"/>
+                <w:color w:val="0F766E"/>
+                <w:sz w:val="28"/>
+              </w:rPr>
+              <w:t>→</w:t>
+            </w:r>
+          </w:p>
+        </w:tc>
+        <w:tc>
+          <w:tcPr>
+            <w:tcW w:type="dxa" w:w="865"/>
+            <w:tcBorders>
+              <w:top w:val="none" w:sz="0" w:color="auto"/>
+              <w:bottom w:val="none" w:sz="0" w:color="auto"/>
+              <w:left w:val="none" w:sz="0" w:color="auto"/>
+              <w:right w:val="none" w:sz="0" w:color="auto"/>
+              <w:insideH w:val="none" w:sz="0" w:color="auto"/>
+              <w:insideV w:val="none" w:sz="0" w:color="auto"/>
+            </w:tcBorders>
+            <w:shd w:val="clear" w:color="auto" w:fill="0F766E"/>
+            <w:tcMar>
+              <w:top w:w="80" w:type="dxa"/>
+              <w:bottom w:w="55" w:type="dxa"/>
+              <w:left w:w="100" w:type="dxa"/>
+              <w:right w:w="100" w:type="dxa"/>
+            </w:tcMar>
+          </w:tcPr>
+          <w:p>
+            <w:pPr>
+              <w:jc w:val="center"/>
+            </w:pPr>
+            <w:r>
+              <w:rPr>
+                <w:rFonts w:ascii="Poppins" w:hAnsi="Poppins" w:eastAsia="Poppins"/>
+                <w:b/>
+                <w:i w:val="0"/>
+                <w:color w:val="FFFFFF"/>
+                <w:sz w:val="28"/>
+              </w:rPr>
+              <w:t>06</w:t>
+            </w:r>
+          </w:p>
+        </w:tc>
+      </w:tr>
+      <w:tr>
+        <w:trPr>
+          <w:trHeight w:val="560" w:hRule="atLeast"/>
+        </w:trPr>
+        <w:tc>
+          <w:tcPr>
+            <w:tcW w:type="dxa" w:w="865"/>
+            <w:shd w:val="clear" w:color="auto" w:fill="F8FAFC"/>
+            <w:tcBorders>
+              <w:top w:val="single" w:sz="8" w:color="0F766E"/>
+              <w:bottom w:val="none" w:sz="0" w:color="auto"/>
+              <w:left w:val="none" w:sz="0" w:color="auto"/>
+              <w:right w:val="none" w:sz="0" w:color="auto"/>
+              <w:insideH w:val="none" w:sz="0" w:color="auto"/>
+              <w:insideV w:val="none" w:sz="0" w:color="auto"/>
+            </w:tcBorders>
+            <w:tcMar>
+              <w:top w:w="80" w:type="dxa"/>
+              <w:bottom w:w="80" w:type="dxa"/>
+              <w:left w:w="80" w:type="dxa"/>
+              <w:right w:w="80" w:type="dxa"/>
+            </w:tcMar>
+          </w:tcPr>
+          <w:p>
+            <w:pPr>
+              <w:jc w:val="center"/>
             </w:pPr>
             <w:r>
               <w:rPr>
@@ -1738,9 +2822,374 @@
                 <w:b/>
                 <w:i w:val="0"/>
                 <w:color w:val="0F172A"/>
-                <w:sz w:val="20"/>
+                <w:sz w:val="16"/>
               </w:rPr>
-              <w:t>—  IMPLEMENTATION PLAN</w:t>
+              <w:t>Sign &amp; Pay</w:t>
+            </w:r>
+          </w:p>
+          <w:p>
+            <w:pPr>
+              <w:jc w:val="center"/>
+            </w:pPr>
+            <w:r>
+              <w:rPr>
+                <w:rFonts w:ascii="Calibri" w:hAnsi="Calibri" w:eastAsia="Calibri"/>
+                <w:b w:val="0"/>
+                <w:i/>
+                <w:color w:val="64748B"/>
+                <w:sz w:val="15"/>
+              </w:rPr>
+              <w:t>Day 1</w:t>
+            </w:r>
+          </w:p>
+        </w:tc>
+        <w:tc>
+          <w:tcPr>
+            <w:tcW w:type="dxa" w:w="865"/>
+            <w:tcBorders>
+              <w:top w:val="none" w:sz="0" w:color="auto"/>
+              <w:bottom w:val="none" w:sz="0" w:color="auto"/>
+              <w:left w:val="none" w:sz="0" w:color="auto"/>
+              <w:right w:val="none" w:sz="0" w:color="auto"/>
+              <w:insideH w:val="none" w:sz="0" w:color="auto"/>
+              <w:insideV w:val="none" w:sz="0" w:color="auto"/>
+            </w:tcBorders>
+            <w:tcMar>
+              <w:top w:w="80" w:type="dxa"/>
+              <w:bottom w:w="80" w:type="dxa"/>
+              <w:left w:w="30" w:type="dxa"/>
+              <w:right w:w="30" w:type="dxa"/>
+            </w:tcMar>
+          </w:tcPr>
+          <w:p/>
+        </w:tc>
+        <w:tc>
+          <w:tcPr>
+            <w:tcW w:type="dxa" w:w="865"/>
+            <w:shd w:val="clear" w:color="auto" w:fill="F8FAFC"/>
+            <w:tcBorders>
+              <w:top w:val="single" w:sz="8" w:color="0F766E"/>
+              <w:bottom w:val="none" w:sz="0" w:color="auto"/>
+              <w:left w:val="none" w:sz="0" w:color="auto"/>
+              <w:right w:val="none" w:sz="0" w:color="auto"/>
+              <w:insideH w:val="none" w:sz="0" w:color="auto"/>
+              <w:insideV w:val="none" w:sz="0" w:color="auto"/>
+            </w:tcBorders>
+            <w:tcMar>
+              <w:top w:w="80" w:type="dxa"/>
+              <w:bottom w:w="80" w:type="dxa"/>
+              <w:left w:w="80" w:type="dxa"/>
+              <w:right w:w="80" w:type="dxa"/>
+            </w:tcMar>
+          </w:tcPr>
+          <w:p>
+            <w:pPr>
+              <w:jc w:val="center"/>
+            </w:pPr>
+            <w:r>
+              <w:rPr>
+                <w:rFonts w:ascii="Poppins" w:hAnsi="Poppins" w:eastAsia="Poppins"/>
+                <w:b/>
+                <w:i w:val="0"/>
+                <w:color w:val="0F172A"/>
+                <w:sz w:val="16"/>
+              </w:rPr>
+              <w:t>Access &amp; Docs</w:t>
+            </w:r>
+          </w:p>
+          <w:p>
+            <w:pPr>
+              <w:jc w:val="center"/>
+            </w:pPr>
+            <w:r>
+              <w:rPr>
+                <w:rFonts w:ascii="Calibri" w:hAnsi="Calibri" w:eastAsia="Calibri"/>
+                <w:b w:val="0"/>
+                <w:i/>
+                <w:color w:val="64748B"/>
+                <w:sz w:val="15"/>
+              </w:rPr>
+              <w:t>Days 1–5</w:t>
+            </w:r>
+          </w:p>
+        </w:tc>
+        <w:tc>
+          <w:tcPr>
+            <w:tcW w:type="dxa" w:w="865"/>
+            <w:tcBorders>
+              <w:top w:val="none" w:sz="0" w:color="auto"/>
+              <w:bottom w:val="none" w:sz="0" w:color="auto"/>
+              <w:left w:val="none" w:sz="0" w:color="auto"/>
+              <w:right w:val="none" w:sz="0" w:color="auto"/>
+              <w:insideH w:val="none" w:sz="0" w:color="auto"/>
+              <w:insideV w:val="none" w:sz="0" w:color="auto"/>
+            </w:tcBorders>
+            <w:tcMar>
+              <w:top w:w="80" w:type="dxa"/>
+              <w:bottom w:w="80" w:type="dxa"/>
+              <w:left w:w="30" w:type="dxa"/>
+              <w:right w:w="30" w:type="dxa"/>
+            </w:tcMar>
+          </w:tcPr>
+          <w:p/>
+        </w:tc>
+        <w:tc>
+          <w:tcPr>
+            <w:tcW w:type="dxa" w:w="865"/>
+            <w:shd w:val="clear" w:color="auto" w:fill="F8FAFC"/>
+            <w:tcBorders>
+              <w:top w:val="single" w:sz="8" w:color="0F766E"/>
+              <w:bottom w:val="none" w:sz="0" w:color="auto"/>
+              <w:left w:val="none" w:sz="0" w:color="auto"/>
+              <w:right w:val="none" w:sz="0" w:color="auto"/>
+              <w:insideH w:val="none" w:sz="0" w:color="auto"/>
+              <w:insideV w:val="none" w:sz="0" w:color="auto"/>
+            </w:tcBorders>
+            <w:tcMar>
+              <w:top w:w="80" w:type="dxa"/>
+              <w:bottom w:w="80" w:type="dxa"/>
+              <w:left w:w="80" w:type="dxa"/>
+              <w:right w:w="80" w:type="dxa"/>
+            </w:tcMar>
+          </w:tcPr>
+          <w:p>
+            <w:pPr>
+              <w:jc w:val="center"/>
+            </w:pPr>
+            <w:r>
+              <w:rPr>
+                <w:rFonts w:ascii="Poppins" w:hAnsi="Poppins" w:eastAsia="Poppins"/>
+                <w:b/>
+                <w:i w:val="0"/>
+                <w:color w:val="0F172A"/>
+                <w:sz w:val="16"/>
+              </w:rPr>
+              <w:t>Diagnostic</w:t>
+            </w:r>
+          </w:p>
+          <w:p>
+            <w:pPr>
+              <w:jc w:val="center"/>
+            </w:pPr>
+            <w:r>
+              <w:rPr>
+                <w:rFonts w:ascii="Calibri" w:hAnsi="Calibri" w:eastAsia="Calibri"/>
+                <w:b w:val="0"/>
+                <w:i/>
+                <w:color w:val="64748B"/>
+                <w:sz w:val="15"/>
+              </w:rPr>
+              <w:t>Week 1</w:t>
+            </w:r>
+          </w:p>
+        </w:tc>
+        <w:tc>
+          <w:tcPr>
+            <w:tcW w:type="dxa" w:w="865"/>
+            <w:tcBorders>
+              <w:top w:val="none" w:sz="0" w:color="auto"/>
+              <w:bottom w:val="none" w:sz="0" w:color="auto"/>
+              <w:left w:val="none" w:sz="0" w:color="auto"/>
+              <w:right w:val="none" w:sz="0" w:color="auto"/>
+              <w:insideH w:val="none" w:sz="0" w:color="auto"/>
+              <w:insideV w:val="none" w:sz="0" w:color="auto"/>
+            </w:tcBorders>
+            <w:tcMar>
+              <w:top w:w="80" w:type="dxa"/>
+              <w:bottom w:w="80" w:type="dxa"/>
+              <w:left w:w="30" w:type="dxa"/>
+              <w:right w:w="30" w:type="dxa"/>
+            </w:tcMar>
+          </w:tcPr>
+          <w:p/>
+        </w:tc>
+        <w:tc>
+          <w:tcPr>
+            <w:tcW w:type="dxa" w:w="865"/>
+            <w:shd w:val="clear" w:color="auto" w:fill="F8FAFC"/>
+            <w:tcBorders>
+              <w:top w:val="single" w:sz="8" w:color="0F766E"/>
+              <w:bottom w:val="none" w:sz="0" w:color="auto"/>
+              <w:left w:val="none" w:sz="0" w:color="auto"/>
+              <w:right w:val="none" w:sz="0" w:color="auto"/>
+              <w:insideH w:val="none" w:sz="0" w:color="auto"/>
+              <w:insideV w:val="none" w:sz="0" w:color="auto"/>
+            </w:tcBorders>
+            <w:tcMar>
+              <w:top w:w="80" w:type="dxa"/>
+              <w:bottom w:w="80" w:type="dxa"/>
+              <w:left w:w="80" w:type="dxa"/>
+              <w:right w:w="80" w:type="dxa"/>
+            </w:tcMar>
+          </w:tcPr>
+          <w:p>
+            <w:pPr>
+              <w:jc w:val="center"/>
+            </w:pPr>
+            <w:r>
+              <w:rPr>
+                <w:rFonts w:ascii="Poppins" w:hAnsi="Poppins" w:eastAsia="Poppins"/>
+                <w:b/>
+                <w:i w:val="0"/>
+                <w:color w:val="0F172A"/>
+                <w:sz w:val="16"/>
+              </w:rPr>
+              <w:t>Cleanup</w:t>
+            </w:r>
+          </w:p>
+          <w:p>
+            <w:pPr>
+              <w:jc w:val="center"/>
+            </w:pPr>
+            <w:r>
+              <w:rPr>
+                <w:rFonts w:ascii="Calibri" w:hAnsi="Calibri" w:eastAsia="Calibri"/>
+                <w:b w:val="0"/>
+                <w:i/>
+                <w:color w:val="64748B"/>
+                <w:sz w:val="15"/>
+              </w:rPr>
+              <w:t>Weeks 2–[X]</w:t>
+            </w:r>
+          </w:p>
+        </w:tc>
+        <w:tc>
+          <w:tcPr>
+            <w:tcW w:type="dxa" w:w="865"/>
+            <w:tcBorders>
+              <w:top w:val="none" w:sz="0" w:color="auto"/>
+              <w:bottom w:val="none" w:sz="0" w:color="auto"/>
+              <w:left w:val="none" w:sz="0" w:color="auto"/>
+              <w:right w:val="none" w:sz="0" w:color="auto"/>
+              <w:insideH w:val="none" w:sz="0" w:color="auto"/>
+              <w:insideV w:val="none" w:sz="0" w:color="auto"/>
+            </w:tcBorders>
+            <w:tcMar>
+              <w:top w:w="80" w:type="dxa"/>
+              <w:bottom w:w="80" w:type="dxa"/>
+              <w:left w:w="30" w:type="dxa"/>
+              <w:right w:w="30" w:type="dxa"/>
+            </w:tcMar>
+          </w:tcPr>
+          <w:p/>
+        </w:tc>
+        <w:tc>
+          <w:tcPr>
+            <w:tcW w:type="dxa" w:w="865"/>
+            <w:shd w:val="clear" w:color="auto" w:fill="F8FAFC"/>
+            <w:tcBorders>
+              <w:top w:val="single" w:sz="8" w:color="0F766E"/>
+              <w:bottom w:val="none" w:sz="0" w:color="auto"/>
+              <w:left w:val="none" w:sz="0" w:color="auto"/>
+              <w:right w:val="none" w:sz="0" w:color="auto"/>
+              <w:insideH w:val="none" w:sz="0" w:color="auto"/>
+              <w:insideV w:val="none" w:sz="0" w:color="auto"/>
+            </w:tcBorders>
+            <w:tcMar>
+              <w:top w:w="80" w:type="dxa"/>
+              <w:bottom w:w="80" w:type="dxa"/>
+              <w:left w:w="80" w:type="dxa"/>
+              <w:right w:w="80" w:type="dxa"/>
+            </w:tcMar>
+          </w:tcPr>
+          <w:p>
+            <w:pPr>
+              <w:jc w:val="center"/>
+            </w:pPr>
+            <w:r>
+              <w:rPr>
+                <w:rFonts w:ascii="Poppins" w:hAnsi="Poppins" w:eastAsia="Poppins"/>
+                <w:b/>
+                <w:i w:val="0"/>
+                <w:color w:val="0F172A"/>
+                <w:sz w:val="16"/>
+              </w:rPr>
+              <w:t>First Close</w:t>
+            </w:r>
+          </w:p>
+          <w:p>
+            <w:pPr>
+              <w:jc w:val="center"/>
+            </w:pPr>
+            <w:r>
+              <w:rPr>
+                <w:rFonts w:ascii="Calibri" w:hAnsi="Calibri" w:eastAsia="Calibri"/>
+                <w:b w:val="0"/>
+                <w:i/>
+                <w:color w:val="64748B"/>
+                <w:sz w:val="15"/>
+              </w:rPr>
+              <w:t>[Month]</w:t>
+            </w:r>
+          </w:p>
+        </w:tc>
+        <w:tc>
+          <w:tcPr>
+            <w:tcW w:type="dxa" w:w="865"/>
+            <w:tcBorders>
+              <w:top w:val="none" w:sz="0" w:color="auto"/>
+              <w:bottom w:val="none" w:sz="0" w:color="auto"/>
+              <w:left w:val="none" w:sz="0" w:color="auto"/>
+              <w:right w:val="none" w:sz="0" w:color="auto"/>
+              <w:insideH w:val="none" w:sz="0" w:color="auto"/>
+              <w:insideV w:val="none" w:sz="0" w:color="auto"/>
+            </w:tcBorders>
+            <w:tcMar>
+              <w:top w:w="80" w:type="dxa"/>
+              <w:bottom w:w="80" w:type="dxa"/>
+              <w:left w:w="30" w:type="dxa"/>
+              <w:right w:w="30" w:type="dxa"/>
+            </w:tcMar>
+          </w:tcPr>
+          <w:p/>
+        </w:tc>
+        <w:tc>
+          <w:tcPr>
+            <w:tcW w:type="dxa" w:w="865"/>
+            <w:shd w:val="clear" w:color="auto" w:fill="F8FAFC"/>
+            <w:tcBorders>
+              <w:top w:val="single" w:sz="8" w:color="0F766E"/>
+              <w:bottom w:val="none" w:sz="0" w:color="auto"/>
+              <w:left w:val="none" w:sz="0" w:color="auto"/>
+              <w:right w:val="none" w:sz="0" w:color="auto"/>
+              <w:insideH w:val="none" w:sz="0" w:color="auto"/>
+              <w:insideV w:val="none" w:sz="0" w:color="auto"/>
+            </w:tcBorders>
+            <w:tcMar>
+              <w:top w:w="80" w:type="dxa"/>
+              <w:bottom w:w="80" w:type="dxa"/>
+              <w:left w:w="80" w:type="dxa"/>
+              <w:right w:w="80" w:type="dxa"/>
+            </w:tcMar>
+          </w:tcPr>
+          <w:p>
+            <w:pPr>
+              <w:jc w:val="center"/>
+            </w:pPr>
+            <w:r>
+              <w:rPr>
+                <w:rFonts w:ascii="Poppins" w:hAnsi="Poppins" w:eastAsia="Poppins"/>
+                <w:b/>
+                <w:i w:val="0"/>
+                <w:color w:val="0F172A"/>
+                <w:sz w:val="16"/>
+              </w:rPr>
+              <w:t>Deliver</w:t>
+            </w:r>
+          </w:p>
+          <w:p>
+            <w:pPr>
+              <w:jc w:val="center"/>
+            </w:pPr>
+            <w:r>
+              <w:rPr>
+                <w:rFonts w:ascii="Calibri" w:hAnsi="Calibri" w:eastAsia="Calibri"/>
+                <w:b w:val="0"/>
+                <w:i/>
+                <w:color w:val="64748B"/>
+                <w:sz w:val="15"/>
+              </w:rPr>
+              <w:t>After close</w:t>
             </w:r>
           </w:p>
         </w:tc>
@@ -1748,10 +3197,7 @@
     </w:tbl>
     <w:p>
       <w:pPr>
-        <w:spacing w:before="120" w:after="120"/>
-        <w:pBdr>
-          <w:bottom w:val="single" w:sz="8" w:space="1" w:color="0F766E"/>
-        </w:pBdr>
+        <w:spacing w:before="0" w:after="200" w:line="276" w:lineRule="auto"/>
       </w:pPr>
     </w:p>
     <w:tbl>
@@ -1762,11 +3208,14 @@
         <w:tblLook w:firstColumn="1" w:firstRow="1" w:lastColumn="0" w:lastRow="0" w:noHBand="0" w:noVBand="1" w:val="04A0"/>
       </w:tblPr>
       <w:tblGrid>
-        <w:gridCol w:w="3135"/>
-        <w:gridCol w:w="3135"/>
-        <w:gridCol w:w="3135"/>
+        <w:gridCol w:w="3173"/>
+        <w:gridCol w:w="3173"/>
+        <w:gridCol w:w="3173"/>
       </w:tblGrid>
       <w:tr>
+        <w:trPr>
+          <w:trHeight w:val="400" w:hRule="atLeast"/>
+        </w:trPr>
         <w:tc>
           <w:tcPr>
             <w:tcW w:type="dxa" w:w="850"/>
@@ -1778,10 +3227,10 @@
               <w:right w:w="100" w:type="dxa"/>
             </w:tcMar>
             <w:tcBorders>
-              <w:top w:val="none" w:sz="0" w:color="auto"/>
+              <w:top w:val="single" w:sz="4" w:color="0F766E"/>
               <w:bottom w:val="single" w:sz="8" w:color="0F766E"/>
-              <w:left w:val="none" w:sz="0" w:color="auto"/>
-              <w:right w:val="none" w:sz="0" w:color="auto"/>
+              <w:left w:val="single" w:sz="4" w:color="0F766E"/>
+              <w:right w:val="single" w:sz="4" w:color="0F766E"/>
               <w:insideH w:val="none" w:sz="0" w:color="auto"/>
               <w:insideV w:val="none" w:sz="0" w:color="auto"/>
             </w:tcBorders>
@@ -1801,7 +3250,7 @@
         </w:tc>
         <w:tc>
           <w:tcPr>
-            <w:tcW w:type="dxa" w:w="6236"/>
+            <w:tcW w:type="dxa" w:w="6520"/>
             <w:shd w:val="clear" w:color="auto" w:fill="0F766E"/>
             <w:tcMar>
               <w:top w:w="70" w:type="dxa"/>
@@ -1810,10 +3259,10 @@
               <w:right w:w="100" w:type="dxa"/>
             </w:tcMar>
             <w:tcBorders>
-              <w:top w:val="none" w:sz="0" w:color="auto"/>
+              <w:top w:val="single" w:sz="4" w:color="0F766E"/>
               <w:bottom w:val="single" w:sz="8" w:color="0F766E"/>
-              <w:left w:val="none" w:sz="0" w:color="auto"/>
-              <w:right w:val="none" w:sz="0" w:color="auto"/>
+              <w:left w:val="single" w:sz="4" w:color="0F766E"/>
+              <w:right w:val="single" w:sz="4" w:color="0F766E"/>
               <w:insideH w:val="none" w:sz="0" w:color="auto"/>
               <w:insideV w:val="none" w:sz="0" w:color="auto"/>
             </w:tcBorders>
@@ -1833,7 +3282,7 @@
         </w:tc>
         <w:tc>
           <w:tcPr>
-            <w:tcW w:type="dxa" w:w="3118"/>
+            <w:tcW w:type="dxa" w:w="2551"/>
             <w:shd w:val="clear" w:color="auto" w:fill="0F766E"/>
             <w:tcMar>
               <w:top w:w="70" w:type="dxa"/>
@@ -1842,10 +3291,10 @@
               <w:right w:w="100" w:type="dxa"/>
             </w:tcMar>
             <w:tcBorders>
-              <w:top w:val="none" w:sz="0" w:color="auto"/>
+              <w:top w:val="single" w:sz="4" w:color="0F766E"/>
               <w:bottom w:val="single" w:sz="8" w:color="0F766E"/>
-              <w:left w:val="none" w:sz="0" w:color="auto"/>
-              <w:right w:val="none" w:sz="0" w:color="auto"/>
+              <w:left w:val="single" w:sz="4" w:color="0F766E"/>
+              <w:right w:val="single" w:sz="4" w:color="0F766E"/>
               <w:insideH w:val="none" w:sz="0" w:color="auto"/>
               <w:insideV w:val="none" w:sz="0" w:color="auto"/>
             </w:tcBorders>
@@ -1870,16 +3319,16 @@
             <w:tcW w:type="dxa" w:w="850"/>
             <w:shd w:val="clear" w:color="auto" w:fill="FFFFFF"/>
             <w:tcBorders>
-              <w:top w:val="single" w:sz="4" w:color="CBD5E1"/>
-              <w:bottom w:val="single" w:sz="4" w:color="CBD5E1"/>
-              <w:left w:val="single" w:sz="4" w:color="CBD5E1"/>
-              <w:right w:val="single" w:sz="4" w:color="CBD5E1"/>
+              <w:top w:val="single" w:sz="3" w:color="CBD5E1"/>
+              <w:bottom w:val="single" w:sz="3" w:color="CBD5E1"/>
+              <w:left w:val="single" w:sz="3" w:color="CBD5E1"/>
+              <w:right w:val="single" w:sz="3" w:color="CBD5E1"/>
               <w:insideH w:val="none" w:sz="0" w:color="auto"/>
               <w:insideV w:val="none" w:sz="0" w:color="auto"/>
             </w:tcBorders>
             <w:tcMar>
-              <w:top w:w="55" w:type="dxa"/>
-              <w:bottom w:w="55" w:type="dxa"/>
+              <w:top w:w="60" w:type="dxa"/>
+              <w:bottom w:w="60" w:type="dxa"/>
               <w:left w:w="100" w:type="dxa"/>
               <w:right w:w="100" w:type="dxa"/>
             </w:tcMar>
@@ -1887,7 +3336,7 @@
           <w:p>
             <w:r>
               <w:rPr>
-                <w:rFonts w:ascii="Inter" w:hAnsi="Inter" w:eastAsia="Inter"/>
+                <w:rFonts w:ascii="Calibri" w:hAnsi="Calibri" w:eastAsia="Calibri"/>
                 <w:b w:val="0"/>
                 <w:i w:val="0"/>
                 <w:color w:val="0F172A"/>
@@ -1899,19 +3348,19 @@
         </w:tc>
         <w:tc>
           <w:tcPr>
-            <w:tcW w:type="dxa" w:w="6236"/>
+            <w:tcW w:type="dxa" w:w="6520"/>
             <w:shd w:val="clear" w:color="auto" w:fill="FFFFFF"/>
             <w:tcBorders>
-              <w:top w:val="single" w:sz="4" w:color="CBD5E1"/>
-              <w:bottom w:val="single" w:sz="4" w:color="CBD5E1"/>
-              <w:left w:val="single" w:sz="4" w:color="CBD5E1"/>
-              <w:right w:val="single" w:sz="4" w:color="CBD5E1"/>
+              <w:top w:val="single" w:sz="3" w:color="CBD5E1"/>
+              <w:bottom w:val="single" w:sz="3" w:color="CBD5E1"/>
+              <w:left w:val="single" w:sz="3" w:color="CBD5E1"/>
+              <w:right w:val="single" w:sz="3" w:color="CBD5E1"/>
               <w:insideH w:val="none" w:sz="0" w:color="auto"/>
               <w:insideV w:val="none" w:sz="0" w:color="auto"/>
             </w:tcBorders>
             <w:tcMar>
-              <w:top w:w="55" w:type="dxa"/>
-              <w:bottom w:w="55" w:type="dxa"/>
+              <w:top w:w="60" w:type="dxa"/>
+              <w:bottom w:w="60" w:type="dxa"/>
               <w:left w:w="100" w:type="dxa"/>
               <w:right w:w="100" w:type="dxa"/>
             </w:tcMar>
@@ -1919,7 +3368,7 @@
           <w:p>
             <w:r>
               <w:rPr>
-                <w:rFonts w:ascii="Inter" w:hAnsi="Inter" w:eastAsia="Inter"/>
+                <w:rFonts w:ascii="Calibri" w:hAnsi="Calibri" w:eastAsia="Calibri"/>
                 <w:b w:val="0"/>
                 <w:i w:val="0"/>
                 <w:color w:val="0F172A"/>
@@ -1931,19 +3380,19 @@
         </w:tc>
         <w:tc>
           <w:tcPr>
-            <w:tcW w:type="dxa" w:w="3118"/>
+            <w:tcW w:type="dxa" w:w="2551"/>
             <w:shd w:val="clear" w:color="auto" w:fill="FFFFFF"/>
             <w:tcBorders>
-              <w:top w:val="single" w:sz="4" w:color="CBD5E1"/>
-              <w:bottom w:val="single" w:sz="4" w:color="CBD5E1"/>
-              <w:left w:val="single" w:sz="4" w:color="CBD5E1"/>
-              <w:right w:val="single" w:sz="4" w:color="CBD5E1"/>
+              <w:top w:val="single" w:sz="3" w:color="CBD5E1"/>
+              <w:bottom w:val="single" w:sz="3" w:color="CBD5E1"/>
+              <w:left w:val="single" w:sz="3" w:color="CBD5E1"/>
+              <w:right w:val="single" w:sz="3" w:color="CBD5E1"/>
               <w:insideH w:val="none" w:sz="0" w:color="auto"/>
               <w:insideV w:val="none" w:sz="0" w:color="auto"/>
             </w:tcBorders>
             <w:tcMar>
-              <w:top w:w="55" w:type="dxa"/>
-              <w:bottom w:w="55" w:type="dxa"/>
+              <w:top w:w="60" w:type="dxa"/>
+              <w:bottom w:w="60" w:type="dxa"/>
               <w:left w:w="100" w:type="dxa"/>
               <w:right w:w="100" w:type="dxa"/>
             </w:tcMar>
@@ -1951,7 +3400,7 @@
           <w:p>
             <w:r>
               <w:rPr>
-                <w:rFonts w:ascii="Inter" w:hAnsi="Inter" w:eastAsia="Inter"/>
+                <w:rFonts w:ascii="Calibri" w:hAnsi="Calibri" w:eastAsia="Calibri"/>
                 <w:b w:val="0"/>
                 <w:i w:val="0"/>
                 <w:color w:val="0F172A"/>
@@ -1968,16 +3417,16 @@
             <w:tcW w:type="dxa" w:w="850"/>
             <w:shd w:val="clear" w:color="auto" w:fill="F8FAFC"/>
             <w:tcBorders>
-              <w:top w:val="single" w:sz="4" w:color="CBD5E1"/>
-              <w:bottom w:val="single" w:sz="4" w:color="CBD5E1"/>
-              <w:left w:val="single" w:sz="4" w:color="CBD5E1"/>
-              <w:right w:val="single" w:sz="4" w:color="CBD5E1"/>
+              <w:top w:val="single" w:sz="3" w:color="CBD5E1"/>
+              <w:bottom w:val="single" w:sz="3" w:color="CBD5E1"/>
+              <w:left w:val="single" w:sz="3" w:color="CBD5E1"/>
+              <w:right w:val="single" w:sz="3" w:color="CBD5E1"/>
               <w:insideH w:val="none" w:sz="0" w:color="auto"/>
               <w:insideV w:val="none" w:sz="0" w:color="auto"/>
             </w:tcBorders>
             <w:tcMar>
-              <w:top w:w="55" w:type="dxa"/>
-              <w:bottom w:w="55" w:type="dxa"/>
+              <w:top w:w="60" w:type="dxa"/>
+              <w:bottom w:w="60" w:type="dxa"/>
               <w:left w:w="100" w:type="dxa"/>
               <w:right w:w="100" w:type="dxa"/>
             </w:tcMar>
@@ -1985,7 +3434,7 @@
           <w:p>
             <w:r>
               <w:rPr>
-                <w:rFonts w:ascii="Inter" w:hAnsi="Inter" w:eastAsia="Inter"/>
+                <w:rFonts w:ascii="Calibri" w:hAnsi="Calibri" w:eastAsia="Calibri"/>
                 <w:b w:val="0"/>
                 <w:i w:val="0"/>
                 <w:color w:val="0F172A"/>
@@ -1997,19 +3446,19 @@
         </w:tc>
         <w:tc>
           <w:tcPr>
-            <w:tcW w:type="dxa" w:w="6236"/>
+            <w:tcW w:type="dxa" w:w="6520"/>
             <w:shd w:val="clear" w:color="auto" w:fill="F8FAFC"/>
             <w:tcBorders>
-              <w:top w:val="single" w:sz="4" w:color="CBD5E1"/>
-              <w:bottom w:val="single" w:sz="4" w:color="CBD5E1"/>
-              <w:left w:val="single" w:sz="4" w:color="CBD5E1"/>
-              <w:right w:val="single" w:sz="4" w:color="CBD5E1"/>
+              <w:top w:val="single" w:sz="3" w:color="CBD5E1"/>
+              <w:bottom w:val="single" w:sz="3" w:color="CBD5E1"/>
+              <w:left w:val="single" w:sz="3" w:color="CBD5E1"/>
+              <w:right w:val="single" w:sz="3" w:color="CBD5E1"/>
               <w:insideH w:val="none" w:sz="0" w:color="auto"/>
               <w:insideV w:val="none" w:sz="0" w:color="auto"/>
             </w:tcBorders>
             <w:tcMar>
-              <w:top w:w="55" w:type="dxa"/>
-              <w:bottom w:w="55" w:type="dxa"/>
+              <w:top w:w="60" w:type="dxa"/>
+              <w:bottom w:w="60" w:type="dxa"/>
               <w:left w:w="100" w:type="dxa"/>
               <w:right w:w="100" w:type="dxa"/>
             </w:tcMar>
@@ -2017,7 +3466,7 @@
           <w:p>
             <w:r>
               <w:rPr>
-                <w:rFonts w:ascii="Inter" w:hAnsi="Inter" w:eastAsia="Inter"/>
+                <w:rFonts w:ascii="Calibri" w:hAnsi="Calibri" w:eastAsia="Calibri"/>
                 <w:b w:val="0"/>
                 <w:i w:val="0"/>
                 <w:color w:val="0F172A"/>
@@ -2029,19 +3478,19 @@
         </w:tc>
         <w:tc>
           <w:tcPr>
-            <w:tcW w:type="dxa" w:w="3118"/>
+            <w:tcW w:type="dxa" w:w="2551"/>
             <w:shd w:val="clear" w:color="auto" w:fill="F8FAFC"/>
             <w:tcBorders>
-              <w:top w:val="single" w:sz="4" w:color="CBD5E1"/>
-              <w:bottom w:val="single" w:sz="4" w:color="CBD5E1"/>
-              <w:left w:val="single" w:sz="4" w:color="CBD5E1"/>
-              <w:right w:val="single" w:sz="4" w:color="CBD5E1"/>
+              <w:top w:val="single" w:sz="3" w:color="CBD5E1"/>
+              <w:bottom w:val="single" w:sz="3" w:color="CBD5E1"/>
+              <w:left w:val="single" w:sz="3" w:color="CBD5E1"/>
+              <w:right w:val="single" w:sz="3" w:color="CBD5E1"/>
               <w:insideH w:val="none" w:sz="0" w:color="auto"/>
               <w:insideV w:val="none" w:sz="0" w:color="auto"/>
             </w:tcBorders>
             <w:tcMar>
-              <w:top w:w="55" w:type="dxa"/>
-              <w:bottom w:w="55" w:type="dxa"/>
+              <w:top w:w="60" w:type="dxa"/>
+              <w:bottom w:w="60" w:type="dxa"/>
               <w:left w:w="100" w:type="dxa"/>
               <w:right w:w="100" w:type="dxa"/>
             </w:tcMar>
@@ -2049,7 +3498,7 @@
           <w:p>
             <w:r>
               <w:rPr>
-                <w:rFonts w:ascii="Inter" w:hAnsi="Inter" w:eastAsia="Inter"/>
+                <w:rFonts w:ascii="Calibri" w:hAnsi="Calibri" w:eastAsia="Calibri"/>
                 <w:b w:val="0"/>
                 <w:i w:val="0"/>
                 <w:color w:val="0F172A"/>
@@ -2066,16 +3515,16 @@
             <w:tcW w:type="dxa" w:w="850"/>
             <w:shd w:val="clear" w:color="auto" w:fill="FFFFFF"/>
             <w:tcBorders>
-              <w:top w:val="single" w:sz="4" w:color="CBD5E1"/>
-              <w:bottom w:val="single" w:sz="4" w:color="CBD5E1"/>
-              <w:left w:val="single" w:sz="4" w:color="CBD5E1"/>
-              <w:right w:val="single" w:sz="4" w:color="CBD5E1"/>
+              <w:top w:val="single" w:sz="3" w:color="CBD5E1"/>
+              <w:bottom w:val="single" w:sz="3" w:color="CBD5E1"/>
+              <w:left w:val="single" w:sz="3" w:color="CBD5E1"/>
+              <w:right w:val="single" w:sz="3" w:color="CBD5E1"/>
               <w:insideH w:val="none" w:sz="0" w:color="auto"/>
               <w:insideV w:val="none" w:sz="0" w:color="auto"/>
             </w:tcBorders>
             <w:tcMar>
-              <w:top w:w="55" w:type="dxa"/>
-              <w:bottom w:w="55" w:type="dxa"/>
+              <w:top w:w="60" w:type="dxa"/>
+              <w:bottom w:w="60" w:type="dxa"/>
               <w:left w:w="100" w:type="dxa"/>
               <w:right w:w="100" w:type="dxa"/>
             </w:tcMar>
@@ -2083,7 +3532,7 @@
           <w:p>
             <w:r>
               <w:rPr>
-                <w:rFonts w:ascii="Inter" w:hAnsi="Inter" w:eastAsia="Inter"/>
+                <w:rFonts w:ascii="Calibri" w:hAnsi="Calibri" w:eastAsia="Calibri"/>
                 <w:b w:val="0"/>
                 <w:i w:val="0"/>
                 <w:color w:val="0F172A"/>
@@ -2095,19 +3544,19 @@
         </w:tc>
         <w:tc>
           <w:tcPr>
-            <w:tcW w:type="dxa" w:w="6236"/>
+            <w:tcW w:type="dxa" w:w="6520"/>
             <w:shd w:val="clear" w:color="auto" w:fill="FFFFFF"/>
             <w:tcBorders>
-              <w:top w:val="single" w:sz="4" w:color="CBD5E1"/>
-              <w:bottom w:val="single" w:sz="4" w:color="CBD5E1"/>
-              <w:left w:val="single" w:sz="4" w:color="CBD5E1"/>
-              <w:right w:val="single" w:sz="4" w:color="CBD5E1"/>
+              <w:top w:val="single" w:sz="3" w:color="CBD5E1"/>
+              <w:bottom w:val="single" w:sz="3" w:color="CBD5E1"/>
+              <w:left w:val="single" w:sz="3" w:color="CBD5E1"/>
+              <w:right w:val="single" w:sz="3" w:color="CBD5E1"/>
               <w:insideH w:val="none" w:sz="0" w:color="auto"/>
               <w:insideV w:val="none" w:sz="0" w:color="auto"/>
             </w:tcBorders>
             <w:tcMar>
-              <w:top w:w="55" w:type="dxa"/>
-              <w:bottom w:w="55" w:type="dxa"/>
+              <w:top w:w="60" w:type="dxa"/>
+              <w:bottom w:w="60" w:type="dxa"/>
               <w:left w:w="100" w:type="dxa"/>
               <w:right w:w="100" w:type="dxa"/>
             </w:tcMar>
@@ -2115,7 +3564,7 @@
           <w:p>
             <w:r>
               <w:rPr>
-                <w:rFonts w:ascii="Inter" w:hAnsi="Inter" w:eastAsia="Inter"/>
+                <w:rFonts w:ascii="Calibri" w:hAnsi="Calibri" w:eastAsia="Calibri"/>
                 <w:b w:val="0"/>
                 <w:i w:val="0"/>
                 <w:color w:val="0F172A"/>
@@ -2127,19 +3576,19 @@
         </w:tc>
         <w:tc>
           <w:tcPr>
-            <w:tcW w:type="dxa" w:w="3118"/>
+            <w:tcW w:type="dxa" w:w="2551"/>
             <w:shd w:val="clear" w:color="auto" w:fill="FFFFFF"/>
             <w:tcBorders>
-              <w:top w:val="single" w:sz="4" w:color="CBD5E1"/>
-              <w:bottom w:val="single" w:sz="4" w:color="CBD5E1"/>
-              <w:left w:val="single" w:sz="4" w:color="CBD5E1"/>
-              <w:right w:val="single" w:sz="4" w:color="CBD5E1"/>
+              <w:top w:val="single" w:sz="3" w:color="CBD5E1"/>
+              <w:bottom w:val="single" w:sz="3" w:color="CBD5E1"/>
+              <w:left w:val="single" w:sz="3" w:color="CBD5E1"/>
+              <w:right w:val="single" w:sz="3" w:color="CBD5E1"/>
               <w:insideH w:val="none" w:sz="0" w:color="auto"/>
               <w:insideV w:val="none" w:sz="0" w:color="auto"/>
             </w:tcBorders>
             <w:tcMar>
-              <w:top w:w="55" w:type="dxa"/>
-              <w:bottom w:w="55" w:type="dxa"/>
+              <w:top w:w="60" w:type="dxa"/>
+              <w:bottom w:w="60" w:type="dxa"/>
               <w:left w:w="100" w:type="dxa"/>
               <w:right w:w="100" w:type="dxa"/>
             </w:tcMar>
@@ -2147,7 +3596,7 @@
           <w:p>
             <w:r>
               <w:rPr>
-                <w:rFonts w:ascii="Inter" w:hAnsi="Inter" w:eastAsia="Inter"/>
+                <w:rFonts w:ascii="Calibri" w:hAnsi="Calibri" w:eastAsia="Calibri"/>
                 <w:b w:val="0"/>
                 <w:i w:val="0"/>
                 <w:color w:val="0F172A"/>
@@ -2164,16 +3613,16 @@
             <w:tcW w:type="dxa" w:w="850"/>
             <w:shd w:val="clear" w:color="auto" w:fill="F8FAFC"/>
             <w:tcBorders>
-              <w:top w:val="single" w:sz="4" w:color="CBD5E1"/>
-              <w:bottom w:val="single" w:sz="4" w:color="CBD5E1"/>
-              <w:left w:val="single" w:sz="4" w:color="CBD5E1"/>
-              <w:right w:val="single" w:sz="4" w:color="CBD5E1"/>
+              <w:top w:val="single" w:sz="3" w:color="CBD5E1"/>
+              <w:bottom w:val="single" w:sz="3" w:color="CBD5E1"/>
+              <w:left w:val="single" w:sz="3" w:color="CBD5E1"/>
+              <w:right w:val="single" w:sz="3" w:color="CBD5E1"/>
               <w:insideH w:val="none" w:sz="0" w:color="auto"/>
               <w:insideV w:val="none" w:sz="0" w:color="auto"/>
             </w:tcBorders>
             <w:tcMar>
-              <w:top w:w="55" w:type="dxa"/>
-              <w:bottom w:w="55" w:type="dxa"/>
+              <w:top w:w="60" w:type="dxa"/>
+              <w:bottom w:w="60" w:type="dxa"/>
               <w:left w:w="100" w:type="dxa"/>
               <w:right w:w="100" w:type="dxa"/>
             </w:tcMar>
@@ -2181,7 +3630,7 @@
           <w:p>
             <w:r>
               <w:rPr>
-                <w:rFonts w:ascii="Inter" w:hAnsi="Inter" w:eastAsia="Inter"/>
+                <w:rFonts w:ascii="Calibri" w:hAnsi="Calibri" w:eastAsia="Calibri"/>
                 <w:b w:val="0"/>
                 <w:i w:val="0"/>
                 <w:color w:val="0F172A"/>
@@ -2193,19 +3642,19 @@
         </w:tc>
         <w:tc>
           <w:tcPr>
-            <w:tcW w:type="dxa" w:w="6236"/>
+            <w:tcW w:type="dxa" w:w="6520"/>
             <w:shd w:val="clear" w:color="auto" w:fill="F8FAFC"/>
             <w:tcBorders>
-              <w:top w:val="single" w:sz="4" w:color="CBD5E1"/>
-              <w:bottom w:val="single" w:sz="4" w:color="CBD5E1"/>
-              <w:left w:val="single" w:sz="4" w:color="CBD5E1"/>
-              <w:right w:val="single" w:sz="4" w:color="CBD5E1"/>
+              <w:top w:val="single" w:sz="3" w:color="CBD5E1"/>
+              <w:bottom w:val="single" w:sz="3" w:color="CBD5E1"/>
+              <w:left w:val="single" w:sz="3" w:color="CBD5E1"/>
+              <w:right w:val="single" w:sz="3" w:color="CBD5E1"/>
               <w:insideH w:val="none" w:sz="0" w:color="auto"/>
               <w:insideV w:val="none" w:sz="0" w:color="auto"/>
             </w:tcBorders>
             <w:tcMar>
-              <w:top w:w="55" w:type="dxa"/>
-              <w:bottom w:w="55" w:type="dxa"/>
+              <w:top w:w="60" w:type="dxa"/>
+              <w:bottom w:w="60" w:type="dxa"/>
               <w:left w:w="100" w:type="dxa"/>
               <w:right w:w="100" w:type="dxa"/>
             </w:tcMar>
@@ -2213,7 +3662,7 @@
           <w:p>
             <w:r>
               <w:rPr>
-                <w:rFonts w:ascii="Inter" w:hAnsi="Inter" w:eastAsia="Inter"/>
+                <w:rFonts w:ascii="Calibri" w:hAnsi="Calibri" w:eastAsia="Calibri"/>
                 <w:b w:val="0"/>
                 <w:i w:val="0"/>
                 <w:color w:val="0F172A"/>
@@ -2225,19 +3674,19 @@
         </w:tc>
         <w:tc>
           <w:tcPr>
-            <w:tcW w:type="dxa" w:w="3118"/>
+            <w:tcW w:type="dxa" w:w="2551"/>
             <w:shd w:val="clear" w:color="auto" w:fill="F8FAFC"/>
             <w:tcBorders>
-              <w:top w:val="single" w:sz="4" w:color="CBD5E1"/>
-              <w:bottom w:val="single" w:sz="4" w:color="CBD5E1"/>
-              <w:left w:val="single" w:sz="4" w:color="CBD5E1"/>
-              <w:right w:val="single" w:sz="4" w:color="CBD5E1"/>
+              <w:top w:val="single" w:sz="3" w:color="CBD5E1"/>
+              <w:bottom w:val="single" w:sz="3" w:color="CBD5E1"/>
+              <w:left w:val="single" w:sz="3" w:color="CBD5E1"/>
+              <w:right w:val="single" w:sz="3" w:color="CBD5E1"/>
               <w:insideH w:val="none" w:sz="0" w:color="auto"/>
               <w:insideV w:val="none" w:sz="0" w:color="auto"/>
             </w:tcBorders>
             <w:tcMar>
-              <w:top w:w="55" w:type="dxa"/>
-              <w:bottom w:w="55" w:type="dxa"/>
+              <w:top w:w="60" w:type="dxa"/>
+              <w:bottom w:w="60" w:type="dxa"/>
               <w:left w:w="100" w:type="dxa"/>
               <w:right w:w="100" w:type="dxa"/>
             </w:tcMar>
@@ -2245,7 +3694,7 @@
           <w:p>
             <w:r>
               <w:rPr>
-                <w:rFonts w:ascii="Inter" w:hAnsi="Inter" w:eastAsia="Inter"/>
+                <w:rFonts w:ascii="Calibri" w:hAnsi="Calibri" w:eastAsia="Calibri"/>
                 <w:b w:val="0"/>
                 <w:i w:val="0"/>
                 <w:color w:val="0F172A"/>
@@ -2262,16 +3711,16 @@
             <w:tcW w:type="dxa" w:w="850"/>
             <w:shd w:val="clear" w:color="auto" w:fill="FFFFFF"/>
             <w:tcBorders>
-              <w:top w:val="single" w:sz="4" w:color="CBD5E1"/>
-              <w:bottom w:val="single" w:sz="4" w:color="CBD5E1"/>
-              <w:left w:val="single" w:sz="4" w:color="CBD5E1"/>
-              <w:right w:val="single" w:sz="4" w:color="CBD5E1"/>
+              <w:top w:val="single" w:sz="3" w:color="CBD5E1"/>
+              <w:bottom w:val="single" w:sz="3" w:color="CBD5E1"/>
+              <w:left w:val="single" w:sz="3" w:color="CBD5E1"/>
+              <w:right w:val="single" w:sz="3" w:color="CBD5E1"/>
               <w:insideH w:val="none" w:sz="0" w:color="auto"/>
               <w:insideV w:val="none" w:sz="0" w:color="auto"/>
             </w:tcBorders>
             <w:tcMar>
-              <w:top w:w="55" w:type="dxa"/>
-              <w:bottom w:w="55" w:type="dxa"/>
+              <w:top w:w="60" w:type="dxa"/>
+              <w:bottom w:w="60" w:type="dxa"/>
               <w:left w:w="100" w:type="dxa"/>
               <w:right w:w="100" w:type="dxa"/>
             </w:tcMar>
@@ -2279,7 +3728,7 @@
           <w:p>
             <w:r>
               <w:rPr>
-                <w:rFonts w:ascii="Inter" w:hAnsi="Inter" w:eastAsia="Inter"/>
+                <w:rFonts w:ascii="Calibri" w:hAnsi="Calibri" w:eastAsia="Calibri"/>
                 <w:b w:val="0"/>
                 <w:i w:val="0"/>
                 <w:color w:val="0F172A"/>
@@ -2291,19 +3740,19 @@
         </w:tc>
         <w:tc>
           <w:tcPr>
-            <w:tcW w:type="dxa" w:w="6236"/>
+            <w:tcW w:type="dxa" w:w="6520"/>
             <w:shd w:val="clear" w:color="auto" w:fill="FFFFFF"/>
             <w:tcBorders>
-              <w:top w:val="single" w:sz="4" w:color="CBD5E1"/>
-              <w:bottom w:val="single" w:sz="4" w:color="CBD5E1"/>
-              <w:left w:val="single" w:sz="4" w:color="CBD5E1"/>
-              <w:right w:val="single" w:sz="4" w:color="CBD5E1"/>
+              <w:top w:val="single" w:sz="3" w:color="CBD5E1"/>
+              <w:bottom w:val="single" w:sz="3" w:color="CBD5E1"/>
+              <w:left w:val="single" w:sz="3" w:color="CBD5E1"/>
+              <w:right w:val="single" w:sz="3" w:color="CBD5E1"/>
               <w:insideH w:val="none" w:sz="0" w:color="auto"/>
               <w:insideV w:val="none" w:sz="0" w:color="auto"/>
             </w:tcBorders>
             <w:tcMar>
-              <w:top w:w="55" w:type="dxa"/>
-              <w:bottom w:w="55" w:type="dxa"/>
+              <w:top w:w="60" w:type="dxa"/>
+              <w:bottom w:w="60" w:type="dxa"/>
               <w:left w:w="100" w:type="dxa"/>
               <w:right w:w="100" w:type="dxa"/>
             </w:tcMar>
@@ -2311,7 +3760,7 @@
           <w:p>
             <w:r>
               <w:rPr>
-                <w:rFonts w:ascii="Inter" w:hAnsi="Inter" w:eastAsia="Inter"/>
+                <w:rFonts w:ascii="Calibri" w:hAnsi="Calibri" w:eastAsia="Calibri"/>
                 <w:b w:val="0"/>
                 <w:i w:val="0"/>
                 <w:color w:val="0F172A"/>
@@ -2323,19 +3772,19 @@
         </w:tc>
         <w:tc>
           <w:tcPr>
-            <w:tcW w:type="dxa" w:w="3118"/>
+            <w:tcW w:type="dxa" w:w="2551"/>
             <w:shd w:val="clear" w:color="auto" w:fill="FFFFFF"/>
             <w:tcBorders>
-              <w:top w:val="single" w:sz="4" w:color="CBD5E1"/>
-              <w:bottom w:val="single" w:sz="4" w:color="CBD5E1"/>
-              <w:left w:val="single" w:sz="4" w:color="CBD5E1"/>
-              <w:right w:val="single" w:sz="4" w:color="CBD5E1"/>
+              <w:top w:val="single" w:sz="3" w:color="CBD5E1"/>
+              <w:bottom w:val="single" w:sz="3" w:color="CBD5E1"/>
+              <w:left w:val="single" w:sz="3" w:color="CBD5E1"/>
+              <w:right w:val="single" w:sz="3" w:color="CBD5E1"/>
               <w:insideH w:val="none" w:sz="0" w:color="auto"/>
               <w:insideV w:val="none" w:sz="0" w:color="auto"/>
             </w:tcBorders>
             <w:tcMar>
-              <w:top w:w="55" w:type="dxa"/>
-              <w:bottom w:w="55" w:type="dxa"/>
+              <w:top w:w="60" w:type="dxa"/>
+              <w:bottom w:w="60" w:type="dxa"/>
               <w:left w:w="100" w:type="dxa"/>
               <w:right w:w="100" w:type="dxa"/>
             </w:tcMar>
@@ -2343,7 +3792,7 @@
           <w:p>
             <w:r>
               <w:rPr>
-                <w:rFonts w:ascii="Inter" w:hAnsi="Inter" w:eastAsia="Inter"/>
+                <w:rFonts w:ascii="Calibri" w:hAnsi="Calibri" w:eastAsia="Calibri"/>
                 <w:b w:val="0"/>
                 <w:i w:val="0"/>
                 <w:color w:val="0F172A"/>
@@ -2360,16 +3809,16 @@
             <w:tcW w:type="dxa" w:w="850"/>
             <w:shd w:val="clear" w:color="auto" w:fill="F8FAFC"/>
             <w:tcBorders>
-              <w:top w:val="single" w:sz="4" w:color="CBD5E1"/>
-              <w:bottom w:val="single" w:sz="4" w:color="CBD5E1"/>
-              <w:left w:val="single" w:sz="4" w:color="CBD5E1"/>
-              <w:right w:val="single" w:sz="4" w:color="CBD5E1"/>
+              <w:top w:val="single" w:sz="3" w:color="CBD5E1"/>
+              <w:bottom w:val="single" w:sz="3" w:color="CBD5E1"/>
+              <w:left w:val="single" w:sz="3" w:color="CBD5E1"/>
+              <w:right w:val="single" w:sz="3" w:color="CBD5E1"/>
               <w:insideH w:val="none" w:sz="0" w:color="auto"/>
               <w:insideV w:val="none" w:sz="0" w:color="auto"/>
             </w:tcBorders>
             <w:tcMar>
-              <w:top w:w="55" w:type="dxa"/>
-              <w:bottom w:w="55" w:type="dxa"/>
+              <w:top w:w="60" w:type="dxa"/>
+              <w:bottom w:w="60" w:type="dxa"/>
               <w:left w:w="100" w:type="dxa"/>
               <w:right w:w="100" w:type="dxa"/>
             </w:tcMar>
@@ -2377,7 +3826,7 @@
           <w:p>
             <w:r>
               <w:rPr>
-                <w:rFonts w:ascii="Inter" w:hAnsi="Inter" w:eastAsia="Inter"/>
+                <w:rFonts w:ascii="Calibri" w:hAnsi="Calibri" w:eastAsia="Calibri"/>
                 <w:b w:val="0"/>
                 <w:i w:val="0"/>
                 <w:color w:val="0F172A"/>
@@ -2389,19 +3838,19 @@
         </w:tc>
         <w:tc>
           <w:tcPr>
-            <w:tcW w:type="dxa" w:w="6236"/>
+            <w:tcW w:type="dxa" w:w="6520"/>
             <w:shd w:val="clear" w:color="auto" w:fill="F8FAFC"/>
             <w:tcBorders>
-              <w:top w:val="single" w:sz="4" w:color="CBD5E1"/>
-              <w:bottom w:val="single" w:sz="4" w:color="CBD5E1"/>
-              <w:left w:val="single" w:sz="4" w:color="CBD5E1"/>
-              <w:right w:val="single" w:sz="4" w:color="CBD5E1"/>
+              <w:top w:val="single" w:sz="3" w:color="CBD5E1"/>
+              <w:bottom w:val="single" w:sz="3" w:color="CBD5E1"/>
+              <w:left w:val="single" w:sz="3" w:color="CBD5E1"/>
+              <w:right w:val="single" w:sz="3" w:color="CBD5E1"/>
               <w:insideH w:val="none" w:sz="0" w:color="auto"/>
               <w:insideV w:val="none" w:sz="0" w:color="auto"/>
             </w:tcBorders>
             <w:tcMar>
-              <w:top w:w="55" w:type="dxa"/>
-              <w:bottom w:w="55" w:type="dxa"/>
+              <w:top w:w="60" w:type="dxa"/>
+              <w:bottom w:w="60" w:type="dxa"/>
               <w:left w:w="100" w:type="dxa"/>
               <w:right w:w="100" w:type="dxa"/>
             </w:tcMar>
@@ -2409,7 +3858,7 @@
           <w:p>
             <w:r>
               <w:rPr>
-                <w:rFonts w:ascii="Inter" w:hAnsi="Inter" w:eastAsia="Inter"/>
+                <w:rFonts w:ascii="Calibri" w:hAnsi="Calibri" w:eastAsia="Calibri"/>
                 <w:b w:val="0"/>
                 <w:i w:val="0"/>
                 <w:color w:val="0F172A"/>
@@ -2421,19 +3870,19 @@
         </w:tc>
         <w:tc>
           <w:tcPr>
-            <w:tcW w:type="dxa" w:w="3118"/>
+            <w:tcW w:type="dxa" w:w="2551"/>
             <w:shd w:val="clear" w:color="auto" w:fill="F8FAFC"/>
             <w:tcBorders>
-              <w:top w:val="single" w:sz="4" w:color="CBD5E1"/>
-              <w:bottom w:val="single" w:sz="4" w:color="CBD5E1"/>
-              <w:left w:val="single" w:sz="4" w:color="CBD5E1"/>
-              <w:right w:val="single" w:sz="4" w:color="CBD5E1"/>
+              <w:top w:val="single" w:sz="3" w:color="CBD5E1"/>
+              <w:bottom w:val="single" w:sz="3" w:color="CBD5E1"/>
+              <w:left w:val="single" w:sz="3" w:color="CBD5E1"/>
+              <w:right w:val="single" w:sz="3" w:color="CBD5E1"/>
               <w:insideH w:val="none" w:sz="0" w:color="auto"/>
               <w:insideV w:val="none" w:sz="0" w:color="auto"/>
             </w:tcBorders>
             <w:tcMar>
-              <w:top w:w="55" w:type="dxa"/>
-              <w:bottom w:w="55" w:type="dxa"/>
+              <w:top w:w="60" w:type="dxa"/>
+              <w:bottom w:w="60" w:type="dxa"/>
               <w:left w:w="100" w:type="dxa"/>
               <w:right w:w="100" w:type="dxa"/>
             </w:tcMar>
@@ -2441,7 +3890,7 @@
           <w:p>
             <w:r>
               <w:rPr>
-                <w:rFonts w:ascii="Inter" w:hAnsi="Inter" w:eastAsia="Inter"/>
+                <w:rFonts w:ascii="Calibri" w:hAnsi="Calibri" w:eastAsia="Calibri"/>
                 <w:b w:val="0"/>
                 <w:i w:val="0"/>
                 <w:color w:val="0F172A"/>
@@ -2455,7 +3904,12 @@
     </w:tbl>
     <w:p>
       <w:pPr>
-        <w:spacing w:before="0" w:after="120"/>
+        <w:spacing w:before="0" w:after="160" w:line="276" w:lineRule="auto"/>
+      </w:pPr>
+    </w:p>
+    <w:p>
+      <w:pPr>
+        <w:spacing w:before="200" w:after="0" w:line="276" w:lineRule="auto"/>
       </w:pPr>
     </w:p>
     <w:tbl>
@@ -2465,13 +3919,16 @@
         <w:tblLook w:firstColumn="1" w:firstRow="1" w:lastColumn="0" w:lastRow="0" w:noHBand="0" w:noVBand="1" w:val="04A0"/>
       </w:tblPr>
       <w:tblGrid>
-        <w:gridCol w:w="4703"/>
-        <w:gridCol w:w="4703"/>
+        <w:gridCol w:w="4759"/>
+        <w:gridCol w:w="4759"/>
       </w:tblGrid>
       <w:tr>
+        <w:trPr>
+          <w:trHeight w:val="480" w:hRule="atLeast"/>
+        </w:trPr>
         <w:tc>
           <w:tcPr>
-            <w:tcW w:type="dxa" w:w="850"/>
+            <w:tcW w:type="dxa" w:w="907"/>
             <w:tcBorders>
               <w:top w:val="none" w:sz="0" w:color="auto"/>
               <w:bottom w:val="none" w:sz="0" w:color="auto"/>
@@ -2480,24 +3937,26 @@
               <w:insideH w:val="none" w:sz="0" w:color="auto"/>
               <w:insideV w:val="none" w:sz="0" w:color="auto"/>
             </w:tcBorders>
+            <w:shd w:val="clear" w:color="auto" w:fill="0F766E"/>
             <w:tcMar>
-              <w:top w:w="0" w:type="dxa"/>
-              <w:bottom w:w="0" w:type="dxa"/>
-              <w:left w:w="0" w:type="dxa"/>
-              <w:right w:w="60" w:type="dxa"/>
+              <w:top w:w="100" w:type="dxa"/>
+              <w:bottom w:w="100" w:type="dxa"/>
+              <w:left w:w="140" w:type="dxa"/>
+              <w:right w:w="100" w:type="dxa"/>
             </w:tcMar>
+            <w:vAlign w:val="center"/>
           </w:tcPr>
           <w:p>
             <w:pPr>
-              <w:spacing w:before="0" w:after="0"/>
+              <w:jc w:val="center"/>
             </w:pPr>
             <w:r>
               <w:rPr>
                 <w:rFonts w:ascii="Poppins" w:hAnsi="Poppins" w:eastAsia="Poppins"/>
                 <w:b/>
                 <w:i w:val="0"/>
-                <w:color w:val="0F766E"/>
-                <w:sz w:val="20"/>
+                <w:color w:val="FFFFFF"/>
+                <w:sz w:val="26"/>
               </w:rPr>
               <w:t>05</w:t>
             </w:r>
@@ -2505,7 +3964,7 @@
         </w:tc>
         <w:tc>
           <w:tcPr>
-            <w:tcW w:type="dxa" w:w="4703"/>
+            <w:tcW w:type="dxa" w:w="4759"/>
             <w:tcBorders>
               <w:top w:val="none" w:sz="0" w:color="auto"/>
               <w:bottom w:val="none" w:sz="0" w:color="auto"/>
@@ -2514,26 +3973,35 @@
               <w:insideH w:val="none" w:sz="0" w:color="auto"/>
               <w:insideV w:val="none" w:sz="0" w:color="auto"/>
             </w:tcBorders>
+            <w:shd w:val="clear" w:color="auto" w:fill="0F172A"/>
             <w:tcMar>
-              <w:top w:w="0" w:type="dxa"/>
-              <w:bottom w:w="0" w:type="dxa"/>
-              <w:left w:w="0" w:type="dxa"/>
-              <w:right w:w="0" w:type="dxa"/>
+              <w:top w:w="100" w:type="dxa"/>
+              <w:bottom w:w="100" w:type="dxa"/>
+              <w:left w:w="180" w:type="dxa"/>
+              <w:right w:w="120" w:type="dxa"/>
             </w:tcMar>
+            <w:vAlign w:val="center"/>
           </w:tcPr>
           <w:p>
-            <w:pPr>
-              <w:spacing w:before="0" w:after="0"/>
-            </w:pPr>
             <w:r>
               <w:rPr>
                 <w:rFonts w:ascii="Poppins" w:hAnsi="Poppins" w:eastAsia="Poppins"/>
                 <w:b/>
                 <w:i w:val="0"/>
-                <w:color w:val="0F172A"/>
-                <w:sz w:val="20"/>
+                <w:color w:val="0F766E"/>
+                <w:sz w:val="21"/>
               </w:rPr>
-              <w:t>—  INVESTMENT</w:t>
+              <w:t xml:space="preserve">— </w:t>
+            </w:r>
+            <w:r>
+              <w:rPr>
+                <w:rFonts w:ascii="Poppins" w:hAnsi="Poppins" w:eastAsia="Poppins"/>
+                <w:b/>
+                <w:i w:val="0"/>
+                <w:color w:val="FFFFFF"/>
+                <w:sz w:val="21"/>
+              </w:rPr>
+              <w:t>INVESTMENT</w:t>
             </w:r>
           </w:p>
         </w:tc>
@@ -2541,10 +4009,7 @@
     </w:tbl>
     <w:p>
       <w:pPr>
-        <w:spacing w:before="120" w:after="120"/>
-        <w:pBdr>
-          <w:bottom w:val="single" w:sz="8" w:space="1" w:color="0F766E"/>
-        </w:pBdr>
+        <w:spacing w:before="0" w:after="120" w:line="276" w:lineRule="auto"/>
       </w:pPr>
     </w:p>
     <w:tbl>
@@ -2555,14 +4020,17 @@
         <w:tblLook w:firstColumn="1" w:firstRow="1" w:lastColumn="0" w:lastRow="0" w:noHBand="0" w:noVBand="1" w:val="04A0"/>
       </w:tblPr>
       <w:tblGrid>
-        <w:gridCol w:w="3135"/>
-        <w:gridCol w:w="3135"/>
-        <w:gridCol w:w="3135"/>
+        <w:gridCol w:w="3173"/>
+        <w:gridCol w:w="3173"/>
+        <w:gridCol w:w="3173"/>
       </w:tblGrid>
       <w:tr>
+        <w:trPr>
+          <w:trHeight w:val="400" w:hRule="atLeast"/>
+        </w:trPr>
         <w:tc>
           <w:tcPr>
-            <w:tcW w:type="dxa" w:w="3685"/>
+            <w:tcW w:type="dxa" w:w="3402"/>
             <w:shd w:val="clear" w:color="auto" w:fill="0F766E"/>
             <w:tcMar>
               <w:top w:w="70" w:type="dxa"/>
@@ -2571,10 +4039,10 @@
               <w:right w:w="100" w:type="dxa"/>
             </w:tcMar>
             <w:tcBorders>
-              <w:top w:val="none" w:sz="0" w:color="auto"/>
+              <w:top w:val="single" w:sz="4" w:color="0F766E"/>
               <w:bottom w:val="single" w:sz="8" w:color="0F766E"/>
-              <w:left w:val="none" w:sz="0" w:color="auto"/>
-              <w:right w:val="none" w:sz="0" w:color="auto"/>
+              <w:left w:val="single" w:sz="4" w:color="0F766E"/>
+              <w:right w:val="single" w:sz="4" w:color="0F766E"/>
               <w:insideH w:val="none" w:sz="0" w:color="auto"/>
               <w:insideV w:val="none" w:sz="0" w:color="auto"/>
             </w:tcBorders>
@@ -2603,10 +4071,10 @@
               <w:right w:w="100" w:type="dxa"/>
             </w:tcMar>
             <w:tcBorders>
-              <w:top w:val="none" w:sz="0" w:color="auto"/>
+              <w:top w:val="single" w:sz="4" w:color="0F766E"/>
               <w:bottom w:val="single" w:sz="8" w:color="0F766E"/>
-              <w:left w:val="none" w:sz="0" w:color="auto"/>
-              <w:right w:val="none" w:sz="0" w:color="auto"/>
+              <w:left w:val="single" w:sz="4" w:color="0F766E"/>
+              <w:right w:val="single" w:sz="4" w:color="0F766E"/>
               <w:insideH w:val="none" w:sz="0" w:color="auto"/>
               <w:insideV w:val="none" w:sz="0" w:color="auto"/>
             </w:tcBorders>
@@ -2635,10 +4103,10 @@
               <w:right w:w="100" w:type="dxa"/>
             </w:tcMar>
             <w:tcBorders>
-              <w:top w:val="none" w:sz="0" w:color="auto"/>
+              <w:top w:val="single" w:sz="4" w:color="0F766E"/>
               <w:bottom w:val="single" w:sz="8" w:color="0F766E"/>
-              <w:left w:val="none" w:sz="0" w:color="auto"/>
-              <w:right w:val="none" w:sz="0" w:color="auto"/>
+              <w:left w:val="single" w:sz="4" w:color="0F766E"/>
+              <w:right w:val="single" w:sz="4" w:color="0F766E"/>
               <w:insideH w:val="none" w:sz="0" w:color="auto"/>
               <w:insideV w:val="none" w:sz="0" w:color="auto"/>
             </w:tcBorders>
@@ -2652,7 +4120,7 @@
                 <w:color w:val="FFFFFF"/>
                 <w:sz w:val="16"/>
               </w:rPr>
-              <w:t>Billing</w:t>
+              <w:t>Billing Schedule</w:t>
             </w:r>
           </w:p>
         </w:tc>
@@ -2660,19 +4128,19 @@
       <w:tr>
         <w:tc>
           <w:tcPr>
-            <w:tcW w:type="dxa" w:w="3685"/>
+            <w:tcW w:type="dxa" w:w="3402"/>
             <w:shd w:val="clear" w:color="auto" w:fill="FFFFFF"/>
             <w:tcBorders>
-              <w:top w:val="single" w:sz="4" w:color="CBD5E1"/>
-              <w:bottom w:val="single" w:sz="4" w:color="CBD5E1"/>
-              <w:left w:val="single" w:sz="4" w:color="CBD5E1"/>
-              <w:right w:val="single" w:sz="4" w:color="CBD5E1"/>
+              <w:top w:val="single" w:sz="3" w:color="CBD5E1"/>
+              <w:bottom w:val="single" w:sz="3" w:color="CBD5E1"/>
+              <w:left w:val="single" w:sz="3" w:color="CBD5E1"/>
+              <w:right w:val="single" w:sz="3" w:color="CBD5E1"/>
               <w:insideH w:val="none" w:sz="0" w:color="auto"/>
               <w:insideV w:val="none" w:sz="0" w:color="auto"/>
             </w:tcBorders>
             <w:tcMar>
-              <w:top w:w="55" w:type="dxa"/>
-              <w:bottom w:w="55" w:type="dxa"/>
+              <w:top w:w="60" w:type="dxa"/>
+              <w:bottom w:w="60" w:type="dxa"/>
               <w:left w:w="100" w:type="dxa"/>
               <w:right w:w="100" w:type="dxa"/>
             </w:tcMar>
@@ -2680,7 +4148,7 @@
           <w:p>
             <w:r>
               <w:rPr>
-                <w:rFonts w:ascii="Inter" w:hAnsi="Inter" w:eastAsia="Inter"/>
+                <w:rFonts w:ascii="Calibri" w:hAnsi="Calibri" w:eastAsia="Calibri"/>
                 <w:b w:val="0"/>
                 <w:i w:val="0"/>
                 <w:color w:val="0F172A"/>
@@ -2695,16 +4163,16 @@
             <w:tcW w:type="dxa" w:w="1701"/>
             <w:shd w:val="clear" w:color="auto" w:fill="FFFFFF"/>
             <w:tcBorders>
-              <w:top w:val="single" w:sz="4" w:color="CBD5E1"/>
-              <w:bottom w:val="single" w:sz="4" w:color="CBD5E1"/>
-              <w:left w:val="single" w:sz="4" w:color="CBD5E1"/>
-              <w:right w:val="single" w:sz="4" w:color="CBD5E1"/>
+              <w:top w:val="single" w:sz="3" w:color="CBD5E1"/>
+              <w:bottom w:val="single" w:sz="3" w:color="CBD5E1"/>
+              <w:left w:val="single" w:sz="3" w:color="CBD5E1"/>
+              <w:right w:val="single" w:sz="3" w:color="CBD5E1"/>
               <w:insideH w:val="none" w:sz="0" w:color="auto"/>
               <w:insideV w:val="none" w:sz="0" w:color="auto"/>
             </w:tcBorders>
             <w:tcMar>
-              <w:top w:w="55" w:type="dxa"/>
-              <w:bottom w:w="55" w:type="dxa"/>
+              <w:top w:w="60" w:type="dxa"/>
+              <w:bottom w:w="60" w:type="dxa"/>
               <w:left w:w="100" w:type="dxa"/>
               <w:right w:w="100" w:type="dxa"/>
             </w:tcMar>
@@ -2712,7 +4180,7 @@
           <w:p>
             <w:r>
               <w:rPr>
-                <w:rFonts w:ascii="Inter" w:hAnsi="Inter" w:eastAsia="Inter"/>
+                <w:rFonts w:ascii="Calibri" w:hAnsi="Calibri" w:eastAsia="Calibri"/>
                 <w:b w:val="0"/>
                 <w:i w:val="0"/>
                 <w:color w:val="0F172A"/>
@@ -2727,16 +4195,16 @@
             <w:tcW w:type="dxa" w:w="4819"/>
             <w:shd w:val="clear" w:color="auto" w:fill="FFFFFF"/>
             <w:tcBorders>
-              <w:top w:val="single" w:sz="4" w:color="CBD5E1"/>
-              <w:bottom w:val="single" w:sz="4" w:color="CBD5E1"/>
-              <w:left w:val="single" w:sz="4" w:color="CBD5E1"/>
-              <w:right w:val="single" w:sz="4" w:color="CBD5E1"/>
+              <w:top w:val="single" w:sz="3" w:color="CBD5E1"/>
+              <w:bottom w:val="single" w:sz="3" w:color="CBD5E1"/>
+              <w:left w:val="single" w:sz="3" w:color="CBD5E1"/>
+              <w:right w:val="single" w:sz="3" w:color="CBD5E1"/>
               <w:insideH w:val="none" w:sz="0" w:color="auto"/>
               <w:insideV w:val="none" w:sz="0" w:color="auto"/>
             </w:tcBorders>
             <w:tcMar>
-              <w:top w:w="55" w:type="dxa"/>
-              <w:bottom w:w="55" w:type="dxa"/>
+              <w:top w:w="60" w:type="dxa"/>
+              <w:bottom w:w="60" w:type="dxa"/>
               <w:left w:w="100" w:type="dxa"/>
               <w:right w:w="100" w:type="dxa"/>
             </w:tcMar>
@@ -2744,7 +4212,7 @@
           <w:p>
             <w:r>
               <w:rPr>
-                <w:rFonts w:ascii="Inter" w:hAnsi="Inter" w:eastAsia="Inter"/>
+                <w:rFonts w:ascii="Calibri" w:hAnsi="Calibri" w:eastAsia="Calibri"/>
                 <w:b w:val="0"/>
                 <w:i w:val="0"/>
                 <w:color w:val="0F172A"/>
@@ -2758,19 +4226,19 @@
       <w:tr>
         <w:tc>
           <w:tcPr>
-            <w:tcW w:type="dxa" w:w="3685"/>
+            <w:tcW w:type="dxa" w:w="3402"/>
             <w:shd w:val="clear" w:color="auto" w:fill="F8FAFC"/>
             <w:tcBorders>
-              <w:top w:val="single" w:sz="4" w:color="CBD5E1"/>
-              <w:bottom w:val="single" w:sz="4" w:color="CBD5E1"/>
-              <w:left w:val="single" w:sz="4" w:color="CBD5E1"/>
-              <w:right w:val="single" w:sz="4" w:color="CBD5E1"/>
+              <w:top w:val="single" w:sz="3" w:color="CBD5E1"/>
+              <w:bottom w:val="single" w:sz="3" w:color="CBD5E1"/>
+              <w:left w:val="single" w:sz="3" w:color="CBD5E1"/>
+              <w:right w:val="single" w:sz="3" w:color="CBD5E1"/>
               <w:insideH w:val="none" w:sz="0" w:color="auto"/>
               <w:insideV w:val="none" w:sz="0" w:color="auto"/>
             </w:tcBorders>
             <w:tcMar>
-              <w:top w:w="55" w:type="dxa"/>
-              <w:bottom w:w="55" w:type="dxa"/>
+              <w:top w:w="60" w:type="dxa"/>
+              <w:bottom w:w="60" w:type="dxa"/>
               <w:left w:w="100" w:type="dxa"/>
               <w:right w:w="100" w:type="dxa"/>
             </w:tcMar>
@@ -2778,7 +4246,7 @@
           <w:p>
             <w:r>
               <w:rPr>
-                <w:rFonts w:ascii="Inter" w:hAnsi="Inter" w:eastAsia="Inter"/>
+                <w:rFonts w:ascii="Calibri" w:hAnsi="Calibri" w:eastAsia="Calibri"/>
                 <w:b w:val="0"/>
                 <w:i w:val="0"/>
                 <w:color w:val="0F172A"/>
@@ -2793,16 +4261,16 @@
             <w:tcW w:type="dxa" w:w="1701"/>
             <w:shd w:val="clear" w:color="auto" w:fill="F8FAFC"/>
             <w:tcBorders>
-              <w:top w:val="single" w:sz="4" w:color="CBD5E1"/>
-              <w:bottom w:val="single" w:sz="4" w:color="CBD5E1"/>
-              <w:left w:val="single" w:sz="4" w:color="CBD5E1"/>
-              <w:right w:val="single" w:sz="4" w:color="CBD5E1"/>
+              <w:top w:val="single" w:sz="3" w:color="CBD5E1"/>
+              <w:bottom w:val="single" w:sz="3" w:color="CBD5E1"/>
+              <w:left w:val="single" w:sz="3" w:color="CBD5E1"/>
+              <w:right w:val="single" w:sz="3" w:color="CBD5E1"/>
               <w:insideH w:val="none" w:sz="0" w:color="auto"/>
               <w:insideV w:val="none" w:sz="0" w:color="auto"/>
             </w:tcBorders>
             <w:tcMar>
-              <w:top w:w="55" w:type="dxa"/>
-              <w:bottom w:w="55" w:type="dxa"/>
+              <w:top w:w="60" w:type="dxa"/>
+              <w:bottom w:w="60" w:type="dxa"/>
               <w:left w:w="100" w:type="dxa"/>
               <w:right w:w="100" w:type="dxa"/>
             </w:tcMar>
@@ -2810,7 +4278,7 @@
           <w:p>
             <w:r>
               <w:rPr>
-                <w:rFonts w:ascii="Inter" w:hAnsi="Inter" w:eastAsia="Inter"/>
+                <w:rFonts w:ascii="Calibri" w:hAnsi="Calibri" w:eastAsia="Calibri"/>
                 <w:b w:val="0"/>
                 <w:i w:val="0"/>
                 <w:color w:val="0F172A"/>
@@ -2825,16 +4293,16 @@
             <w:tcW w:type="dxa" w:w="4819"/>
             <w:shd w:val="clear" w:color="auto" w:fill="F8FAFC"/>
             <w:tcBorders>
-              <w:top w:val="single" w:sz="4" w:color="CBD5E1"/>
-              <w:bottom w:val="single" w:sz="4" w:color="CBD5E1"/>
-              <w:left w:val="single" w:sz="4" w:color="CBD5E1"/>
-              <w:right w:val="single" w:sz="4" w:color="CBD5E1"/>
+              <w:top w:val="single" w:sz="3" w:color="CBD5E1"/>
+              <w:bottom w:val="single" w:sz="3" w:color="CBD5E1"/>
+              <w:left w:val="single" w:sz="3" w:color="CBD5E1"/>
+              <w:right w:val="single" w:sz="3" w:color="CBD5E1"/>
               <w:insideH w:val="none" w:sz="0" w:color="auto"/>
               <w:insideV w:val="none" w:sz="0" w:color="auto"/>
             </w:tcBorders>
             <w:tcMar>
-              <w:top w:w="55" w:type="dxa"/>
-              <w:bottom w:w="55" w:type="dxa"/>
+              <w:top w:w="60" w:type="dxa"/>
+              <w:bottom w:w="60" w:type="dxa"/>
               <w:left w:w="100" w:type="dxa"/>
               <w:right w:w="100" w:type="dxa"/>
             </w:tcMar>
@@ -2842,7 +4310,7 @@
           <w:p>
             <w:r>
               <w:rPr>
-                <w:rFonts w:ascii="Inter" w:hAnsi="Inter" w:eastAsia="Inter"/>
+                <w:rFonts w:ascii="Calibri" w:hAnsi="Calibri" w:eastAsia="Calibri"/>
                 <w:b w:val="0"/>
                 <w:i w:val="0"/>
                 <w:color w:val="0F172A"/>
@@ -2856,19 +4324,19 @@
       <w:tr>
         <w:tc>
           <w:tcPr>
-            <w:tcW w:type="dxa" w:w="3685"/>
+            <w:tcW w:type="dxa" w:w="3402"/>
             <w:shd w:val="clear" w:color="auto" w:fill="FFFFFF"/>
             <w:tcBorders>
-              <w:top w:val="single" w:sz="4" w:color="CBD5E1"/>
-              <w:bottom w:val="single" w:sz="4" w:color="CBD5E1"/>
-              <w:left w:val="single" w:sz="4" w:color="CBD5E1"/>
-              <w:right w:val="single" w:sz="4" w:color="CBD5E1"/>
+              <w:top w:val="single" w:sz="3" w:color="CBD5E1"/>
+              <w:bottom w:val="single" w:sz="3" w:color="CBD5E1"/>
+              <w:left w:val="single" w:sz="3" w:color="CBD5E1"/>
+              <w:right w:val="single" w:sz="3" w:color="CBD5E1"/>
               <w:insideH w:val="none" w:sz="0" w:color="auto"/>
               <w:insideV w:val="none" w:sz="0" w:color="auto"/>
             </w:tcBorders>
             <w:tcMar>
-              <w:top w:w="55" w:type="dxa"/>
-              <w:bottom w:w="55" w:type="dxa"/>
+              <w:top w:w="60" w:type="dxa"/>
+              <w:bottom w:w="60" w:type="dxa"/>
               <w:left w:w="100" w:type="dxa"/>
               <w:right w:w="100" w:type="dxa"/>
             </w:tcMar>
@@ -2876,7 +4344,7 @@
           <w:p>
             <w:r>
               <w:rPr>
-                <w:rFonts w:ascii="Inter" w:hAnsi="Inter" w:eastAsia="Inter"/>
+                <w:rFonts w:ascii="Calibri" w:hAnsi="Calibri" w:eastAsia="Calibri"/>
                 <w:b w:val="0"/>
                 <w:i w:val="0"/>
                 <w:color w:val="0F172A"/>
@@ -2891,16 +4359,16 @@
             <w:tcW w:type="dxa" w:w="1701"/>
             <w:shd w:val="clear" w:color="auto" w:fill="FFFFFF"/>
             <w:tcBorders>
-              <w:top w:val="single" w:sz="4" w:color="CBD5E1"/>
-              <w:bottom w:val="single" w:sz="4" w:color="CBD5E1"/>
-              <w:left w:val="single" w:sz="4" w:color="CBD5E1"/>
-              <w:right w:val="single" w:sz="4" w:color="CBD5E1"/>
+              <w:top w:val="single" w:sz="3" w:color="CBD5E1"/>
+              <w:bottom w:val="single" w:sz="3" w:color="CBD5E1"/>
+              <w:left w:val="single" w:sz="3" w:color="CBD5E1"/>
+              <w:right w:val="single" w:sz="3" w:color="CBD5E1"/>
               <w:insideH w:val="none" w:sz="0" w:color="auto"/>
               <w:insideV w:val="none" w:sz="0" w:color="auto"/>
             </w:tcBorders>
             <w:tcMar>
-              <w:top w:w="55" w:type="dxa"/>
-              <w:bottom w:w="55" w:type="dxa"/>
+              <w:top w:w="60" w:type="dxa"/>
+              <w:bottom w:w="60" w:type="dxa"/>
               <w:left w:w="100" w:type="dxa"/>
               <w:right w:w="100" w:type="dxa"/>
             </w:tcMar>
@@ -2908,7 +4376,7 @@
           <w:p>
             <w:r>
               <w:rPr>
-                <w:rFonts w:ascii="Inter" w:hAnsi="Inter" w:eastAsia="Inter"/>
+                <w:rFonts w:ascii="Calibri" w:hAnsi="Calibri" w:eastAsia="Calibri"/>
                 <w:b w:val="0"/>
                 <w:i w:val="0"/>
                 <w:color w:val="0F172A"/>
@@ -2923,16 +4391,16 @@
             <w:tcW w:type="dxa" w:w="4819"/>
             <w:shd w:val="clear" w:color="auto" w:fill="FFFFFF"/>
             <w:tcBorders>
-              <w:top w:val="single" w:sz="4" w:color="CBD5E1"/>
-              <w:bottom w:val="single" w:sz="4" w:color="CBD5E1"/>
-              <w:left w:val="single" w:sz="4" w:color="CBD5E1"/>
-              <w:right w:val="single" w:sz="4" w:color="CBD5E1"/>
+              <w:top w:val="single" w:sz="3" w:color="CBD5E1"/>
+              <w:bottom w:val="single" w:sz="3" w:color="CBD5E1"/>
+              <w:left w:val="single" w:sz="3" w:color="CBD5E1"/>
+              <w:right w:val="single" w:sz="3" w:color="CBD5E1"/>
               <w:insideH w:val="none" w:sz="0" w:color="auto"/>
               <w:insideV w:val="none" w:sz="0" w:color="auto"/>
             </w:tcBorders>
             <w:tcMar>
-              <w:top w:w="55" w:type="dxa"/>
-              <w:bottom w:w="55" w:type="dxa"/>
+              <w:top w:w="60" w:type="dxa"/>
+              <w:bottom w:w="60" w:type="dxa"/>
               <w:left w:w="100" w:type="dxa"/>
               <w:right w:w="100" w:type="dxa"/>
             </w:tcMar>
@@ -2940,7 +4408,7 @@
           <w:p>
             <w:r>
               <w:rPr>
-                <w:rFonts w:ascii="Inter" w:hAnsi="Inter" w:eastAsia="Inter"/>
+                <w:rFonts w:ascii="Calibri" w:hAnsi="Calibri" w:eastAsia="Calibri"/>
                 <w:b w:val="0"/>
                 <w:i w:val="0"/>
                 <w:color w:val="0F172A"/>
@@ -2954,19 +4422,19 @@
       <w:tr>
         <w:tc>
           <w:tcPr>
-            <w:tcW w:type="dxa" w:w="3685"/>
+            <w:tcW w:type="dxa" w:w="3402"/>
             <w:shd w:val="clear" w:color="auto" w:fill="F8FAFC"/>
             <w:tcBorders>
-              <w:top w:val="single" w:sz="4" w:color="CBD5E1"/>
-              <w:bottom w:val="single" w:sz="4" w:color="CBD5E1"/>
-              <w:left w:val="single" w:sz="4" w:color="CBD5E1"/>
-              <w:right w:val="single" w:sz="4" w:color="CBD5E1"/>
+              <w:top w:val="single" w:sz="3" w:color="CBD5E1"/>
+              <w:bottom w:val="single" w:sz="3" w:color="CBD5E1"/>
+              <w:left w:val="single" w:sz="3" w:color="CBD5E1"/>
+              <w:right w:val="single" w:sz="3" w:color="CBD5E1"/>
               <w:insideH w:val="none" w:sz="0" w:color="auto"/>
               <w:insideV w:val="none" w:sz="0" w:color="auto"/>
             </w:tcBorders>
             <w:tcMar>
-              <w:top w:w="55" w:type="dxa"/>
-              <w:bottom w:w="55" w:type="dxa"/>
+              <w:top w:w="60" w:type="dxa"/>
+              <w:bottom w:w="60" w:type="dxa"/>
               <w:left w:w="100" w:type="dxa"/>
               <w:right w:w="100" w:type="dxa"/>
             </w:tcMar>
@@ -2974,7 +4442,7 @@
           <w:p>
             <w:r>
               <w:rPr>
-                <w:rFonts w:ascii="Inter" w:hAnsi="Inter" w:eastAsia="Inter"/>
+                <w:rFonts w:ascii="Calibri" w:hAnsi="Calibri" w:eastAsia="Calibri"/>
                 <w:b w:val="0"/>
                 <w:i w:val="0"/>
                 <w:color w:val="0F172A"/>
@@ -2989,16 +4457,16 @@
             <w:tcW w:type="dxa" w:w="1701"/>
             <w:shd w:val="clear" w:color="auto" w:fill="F8FAFC"/>
             <w:tcBorders>
-              <w:top w:val="single" w:sz="4" w:color="CBD5E1"/>
-              <w:bottom w:val="single" w:sz="4" w:color="CBD5E1"/>
-              <w:left w:val="single" w:sz="4" w:color="CBD5E1"/>
-              <w:right w:val="single" w:sz="4" w:color="CBD5E1"/>
+              <w:top w:val="single" w:sz="3" w:color="CBD5E1"/>
+              <w:bottom w:val="single" w:sz="3" w:color="CBD5E1"/>
+              <w:left w:val="single" w:sz="3" w:color="CBD5E1"/>
+              <w:right w:val="single" w:sz="3" w:color="CBD5E1"/>
               <w:insideH w:val="none" w:sz="0" w:color="auto"/>
               <w:insideV w:val="none" w:sz="0" w:color="auto"/>
             </w:tcBorders>
             <w:tcMar>
-              <w:top w:w="55" w:type="dxa"/>
-              <w:bottom w:w="55" w:type="dxa"/>
+              <w:top w:w="60" w:type="dxa"/>
+              <w:bottom w:w="60" w:type="dxa"/>
               <w:left w:w="100" w:type="dxa"/>
               <w:right w:w="100" w:type="dxa"/>
             </w:tcMar>
@@ -3006,7 +4474,7 @@
           <w:p>
             <w:r>
               <w:rPr>
-                <w:rFonts w:ascii="Inter" w:hAnsi="Inter" w:eastAsia="Inter"/>
+                <w:rFonts w:ascii="Calibri" w:hAnsi="Calibri" w:eastAsia="Calibri"/>
                 <w:b w:val="0"/>
                 <w:i w:val="0"/>
                 <w:color w:val="0F172A"/>
@@ -3021,16 +4489,16 @@
             <w:tcW w:type="dxa" w:w="4819"/>
             <w:shd w:val="clear" w:color="auto" w:fill="F8FAFC"/>
             <w:tcBorders>
-              <w:top w:val="single" w:sz="4" w:color="CBD5E1"/>
-              <w:bottom w:val="single" w:sz="4" w:color="CBD5E1"/>
-              <w:left w:val="single" w:sz="4" w:color="CBD5E1"/>
-              <w:right w:val="single" w:sz="4" w:color="CBD5E1"/>
+              <w:top w:val="single" w:sz="3" w:color="CBD5E1"/>
+              <w:bottom w:val="single" w:sz="3" w:color="CBD5E1"/>
+              <w:left w:val="single" w:sz="3" w:color="CBD5E1"/>
+              <w:right w:val="single" w:sz="3" w:color="CBD5E1"/>
               <w:insideH w:val="none" w:sz="0" w:color="auto"/>
               <w:insideV w:val="none" w:sz="0" w:color="auto"/>
             </w:tcBorders>
             <w:tcMar>
-              <w:top w:w="55" w:type="dxa"/>
-              <w:bottom w:w="55" w:type="dxa"/>
+              <w:top w:w="60" w:type="dxa"/>
+              <w:bottom w:w="60" w:type="dxa"/>
               <w:left w:w="100" w:type="dxa"/>
               <w:right w:w="100" w:type="dxa"/>
             </w:tcMar>
@@ -3038,7 +4506,7 @@
           <w:p>
             <w:r>
               <w:rPr>
-                <w:rFonts w:ascii="Inter" w:hAnsi="Inter" w:eastAsia="Inter"/>
+                <w:rFonts w:ascii="Calibri" w:hAnsi="Calibri" w:eastAsia="Calibri"/>
                 <w:b w:val="0"/>
                 <w:i w:val="0"/>
                 <w:color w:val="0F172A"/>
@@ -3052,7 +4520,7 @@
     </w:tbl>
     <w:p>
       <w:pPr>
-        <w:spacing w:before="0" w:after="120"/>
+        <w:spacing w:before="0" w:after="160" w:line="276" w:lineRule="auto"/>
       </w:pPr>
     </w:p>
     <w:tbl>
@@ -3062,46 +4530,31 @@
         <w:tblLook w:firstColumn="1" w:firstRow="1" w:lastColumn="0" w:lastRow="0" w:noHBand="0" w:noVBand="1" w:val="04A0"/>
       </w:tblPr>
       <w:tblGrid>
-        <w:gridCol w:w="9406"/>
+        <w:gridCol w:w="9518"/>
       </w:tblGrid>
       <w:tr>
         <w:tc>
           <w:tcPr>
-            <w:tcW w:type="dxa" w:w="9406"/>
+            <w:tcW w:type="dxa" w:w="9518"/>
             <w:shd w:val="clear" w:color="auto" w:fill="F1F5F9"/>
             <w:tcMar>
-              <w:top w:w="100" w:type="dxa"/>
-              <w:bottom w:w="100" w:type="dxa"/>
-              <w:left w:w="160" w:type="dxa"/>
-              <w:right w:w="160" w:type="dxa"/>
+              <w:top w:w="110" w:type="dxa"/>
+              <w:bottom w:w="110" w:type="dxa"/>
+              <w:left w:w="170" w:type="dxa"/>
+              <w:right w:w="170" w:type="dxa"/>
             </w:tcMar>
             <w:tcBorders>
-              <w:left w:val="single" w:sz="14" w:color="64748B"/>
+              <w:top w:val="single" w:sz="4" w:color="CBD5E1"/>
+              <w:bottom w:val="single" w:sz="4" w:color="CBD5E1"/>
+              <w:left w:val="single" w:sz="16" w:color="64748B"/>
+              <w:right w:val="single" w:sz="4" w:color="CBD5E1"/>
               <w:insideH w:val="none" w:sz="0" w:color="auto"/>
               <w:insideV w:val="none" w:sz="0" w:color="auto"/>
-              <w:top w:val="single" w:sz="4" w:color="CBD5E1"/>
-              <w:right w:val="single" w:sz="4" w:color="CBD5E1"/>
-              <w:bottom w:val="single" w:sz="4" w:color="CBD5E1"/>
             </w:tcBorders>
           </w:tcPr>
           <w:p>
             <w:pPr>
-              <w:spacing w:before="0" w:after="0"/>
-            </w:pPr>
-            <w:r>
-              <w:rPr>
-                <w:rFonts w:ascii="Inter" w:hAnsi="Inter" w:eastAsia="Inter"/>
-                <w:b w:val="0"/>
-                <w:i w:val="0"/>
-                <w:color w:val="0F172A"/>
-                <w:sz w:val="18"/>
-              </w:rPr>
-              <w:t>Pricing assumes the transaction volume, account count, software, and book condition described above. Material changes after engagement start may require a pricing review with [X] days written notice.</w:t>
-            </w:r>
-          </w:p>
-          <w:p>
-            <w:pPr>
-              <w:spacing w:before="0" w:after="80"/>
+              <w:spacing w:before="0" w:after="100" w:line="276" w:lineRule="auto"/>
             </w:pPr>
             <w:r>
               <w:rPr>
@@ -3114,12 +4567,32 @@
               <w:t>PRICING ASSUMPTIONS</w:t>
             </w:r>
           </w:p>
+          <w:p>
+            <w:pPr>
+              <w:spacing w:before="0" w:after="0" w:line="276" w:lineRule="auto"/>
+            </w:pPr>
+            <w:r>
+              <w:rPr>
+                <w:rFonts w:ascii="Calibri" w:hAnsi="Calibri" w:eastAsia="Calibri"/>
+                <w:b w:val="0"/>
+                <w:i w:val="0"/>
+                <w:color w:val="0F172A"/>
+                <w:sz w:val="18"/>
+              </w:rPr>
+              <w:t>Pricing assumes the transaction volume, account count, software, and book condition described above. Material changes may require a pricing review with [X] days notice.</w:t>
+            </w:r>
+          </w:p>
         </w:tc>
       </w:tr>
     </w:tbl>
     <w:p>
       <w:pPr>
-        <w:spacing w:before="0" w:after="80"/>
+        <w:spacing w:before="0" w:after="120" w:line="276" w:lineRule="auto"/>
+      </w:pPr>
+    </w:p>
+    <w:p>
+      <w:pPr>
+        <w:spacing w:before="200" w:after="0" w:line="276" w:lineRule="auto"/>
       </w:pPr>
     </w:p>
     <w:tbl>
@@ -3129,13 +4602,16 @@
         <w:tblLook w:firstColumn="1" w:firstRow="1" w:lastColumn="0" w:lastRow="0" w:noHBand="0" w:noVBand="1" w:val="04A0"/>
       </w:tblPr>
       <w:tblGrid>
-        <w:gridCol w:w="4703"/>
-        <w:gridCol w:w="4703"/>
+        <w:gridCol w:w="4759"/>
+        <w:gridCol w:w="4759"/>
       </w:tblGrid>
       <w:tr>
+        <w:trPr>
+          <w:trHeight w:val="480" w:hRule="atLeast"/>
+        </w:trPr>
         <w:tc>
           <w:tcPr>
-            <w:tcW w:type="dxa" w:w="850"/>
+            <w:tcW w:type="dxa" w:w="907"/>
             <w:tcBorders>
               <w:top w:val="none" w:sz="0" w:color="auto"/>
               <w:bottom w:val="none" w:sz="0" w:color="auto"/>
@@ -3144,24 +4620,26 @@
               <w:insideH w:val="none" w:sz="0" w:color="auto"/>
               <w:insideV w:val="none" w:sz="0" w:color="auto"/>
             </w:tcBorders>
+            <w:shd w:val="clear" w:color="auto" w:fill="0F766E"/>
             <w:tcMar>
-              <w:top w:w="0" w:type="dxa"/>
-              <w:bottom w:w="0" w:type="dxa"/>
-              <w:left w:w="0" w:type="dxa"/>
-              <w:right w:w="60" w:type="dxa"/>
+              <w:top w:w="100" w:type="dxa"/>
+              <w:bottom w:w="100" w:type="dxa"/>
+              <w:left w:w="140" w:type="dxa"/>
+              <w:right w:w="100" w:type="dxa"/>
             </w:tcMar>
+            <w:vAlign w:val="center"/>
           </w:tcPr>
           <w:p>
             <w:pPr>
-              <w:spacing w:before="0" w:after="0"/>
+              <w:jc w:val="center"/>
             </w:pPr>
             <w:r>
               <w:rPr>
                 <w:rFonts w:ascii="Poppins" w:hAnsi="Poppins" w:eastAsia="Poppins"/>
                 <w:b/>
                 <w:i w:val="0"/>
-                <w:color w:val="0F766E"/>
-                <w:sz w:val="20"/>
+                <w:color w:val="FFFFFF"/>
+                <w:sz w:val="26"/>
               </w:rPr>
               <w:t>06</w:t>
             </w:r>
@@ -3169,7 +4647,7 @@
         </w:tc>
         <w:tc>
           <w:tcPr>
-            <w:tcW w:type="dxa" w:w="4703"/>
+            <w:tcW w:type="dxa" w:w="4759"/>
             <w:tcBorders>
               <w:top w:val="none" w:sz="0" w:color="auto"/>
               <w:bottom w:val="none" w:sz="0" w:color="auto"/>
@@ -3178,26 +4656,35 @@
               <w:insideH w:val="none" w:sz="0" w:color="auto"/>
               <w:insideV w:val="none" w:sz="0" w:color="auto"/>
             </w:tcBorders>
+            <w:shd w:val="clear" w:color="auto" w:fill="0F172A"/>
             <w:tcMar>
-              <w:top w:w="0" w:type="dxa"/>
-              <w:bottom w:w="0" w:type="dxa"/>
-              <w:left w:w="0" w:type="dxa"/>
-              <w:right w:w="0" w:type="dxa"/>
+              <w:top w:w="100" w:type="dxa"/>
+              <w:bottom w:w="100" w:type="dxa"/>
+              <w:left w:w="180" w:type="dxa"/>
+              <w:right w:w="120" w:type="dxa"/>
             </w:tcMar>
+            <w:vAlign w:val="center"/>
           </w:tcPr>
           <w:p>
-            <w:pPr>
-              <w:spacing w:before="0" w:after="0"/>
-            </w:pPr>
             <w:r>
               <w:rPr>
                 <w:rFonts w:ascii="Poppins" w:hAnsi="Poppins" w:eastAsia="Poppins"/>
                 <w:b/>
                 <w:i w:val="0"/>
-                <w:color w:val="0F172A"/>
-                <w:sz w:val="20"/>
+                <w:color w:val="0F766E"/>
+                <w:sz w:val="21"/>
               </w:rPr>
-              <w:t>—  ASSUMPTIONS &amp; EXCLUSIONS</w:t>
+              <w:t xml:space="preserve">— </w:t>
+            </w:r>
+            <w:r>
+              <w:rPr>
+                <w:rFonts w:ascii="Poppins" w:hAnsi="Poppins" w:eastAsia="Poppins"/>
+                <w:b/>
+                <w:i w:val="0"/>
+                <w:color w:val="FFFFFF"/>
+                <w:sz w:val="21"/>
+              </w:rPr>
+              <w:t>ASSUMPTIONS &amp; EXCLUSIONS</w:t>
             </w:r>
           </w:p>
         </w:tc>
@@ -3205,75 +4692,117 @@
     </w:tbl>
     <w:p>
       <w:pPr>
-        <w:spacing w:before="120" w:after="120"/>
-        <w:pBdr>
-          <w:bottom w:val="single" w:sz="8" w:space="1" w:color="0F766E"/>
-        </w:pBdr>
+        <w:spacing w:before="0" w:after="120" w:line="276" w:lineRule="auto"/>
       </w:pPr>
     </w:p>
     <w:p>
       <w:pPr>
-        <w:pStyle w:val="ListBullet"/>
-        <w:spacing w:before="0" w:after="40"/>
+        <w:spacing w:before="0" w:after="60" w:line="276" w:lineRule="auto"/>
+        <w:ind w:left="200" w:hanging="200"/>
       </w:pPr>
       <w:r>
         <w:rPr>
-          <w:rFonts w:ascii="Inter" w:hAnsi="Inter" w:eastAsia="Inter"/>
+          <w:rFonts w:ascii="Calibri" w:hAnsi="Calibri" w:eastAsia="Calibri"/>
+          <w:b/>
+          <w:i w:val="0"/>
+          <w:color w:val="0F766E"/>
+          <w:sz w:val="19"/>
+        </w:rPr>
+        <w:t xml:space="preserve">→  </w:t>
+      </w:r>
+      <w:r>
+        <w:rPr>
+          <w:rFonts w:ascii="Calibri" w:hAnsi="Calibri" w:eastAsia="Calibri"/>
           <w:b w:val="0"/>
           <w:i w:val="0"/>
           <w:color w:val="0F172A"/>
           <w:sz w:val="19"/>
         </w:rPr>
-        <w:t>Pricing assumes books are in the condition described following the diagnostic review.</w:t>
+        <w:t>Pricing assumes books are in the condition described following the diagnostic review</w:t>
       </w:r>
     </w:p>
     <w:p>
       <w:pPr>
-        <w:pStyle w:val="ListBullet"/>
-        <w:spacing w:before="0" w:after="40"/>
+        <w:spacing w:before="0" w:after="60" w:line="276" w:lineRule="auto"/>
+        <w:ind w:left="200" w:hanging="200"/>
       </w:pPr>
       <w:r>
         <w:rPr>
-          <w:rFonts w:ascii="Inter" w:hAnsi="Inter" w:eastAsia="Inter"/>
+          <w:rFonts w:ascii="Calibri" w:hAnsi="Calibri" w:eastAsia="Calibri"/>
+          <w:b/>
+          <w:i w:val="0"/>
+          <w:color w:val="0F766E"/>
+          <w:sz w:val="19"/>
+        </w:rPr>
+        <w:t xml:space="preserve">→  </w:t>
+      </w:r>
+      <w:r>
+        <w:rPr>
+          <w:rFonts w:ascii="Calibri" w:hAnsi="Calibri" w:eastAsia="Calibri"/>
           <w:b w:val="0"/>
           <w:i w:val="0"/>
           <w:color w:val="0F172A"/>
           <w:sz w:val="19"/>
         </w:rPr>
-        <w:t>Tax advice, returns, audit/assurance, legal advice, and CFO services are excluded unless separately contracted.</w:t>
+        <w:t>Tax advice, returns, audit/assurance, legal advice, and CFO services are excluded unless separately contracted</w:t>
       </w:r>
     </w:p>
     <w:p>
       <w:pPr>
-        <w:pStyle w:val="ListBullet"/>
-        <w:spacing w:before="0" w:after="40"/>
+        <w:spacing w:before="0" w:after="60" w:line="276" w:lineRule="auto"/>
+        <w:ind w:left="200" w:hanging="200"/>
       </w:pPr>
       <w:r>
         <w:rPr>
-          <w:rFonts w:ascii="Inter" w:hAnsi="Inter" w:eastAsia="Inter"/>
+          <w:rFonts w:ascii="Calibri" w:hAnsi="Calibri" w:eastAsia="Calibri"/>
+          <w:b/>
+          <w:i w:val="0"/>
+          <w:color w:val="0F766E"/>
+          <w:sz w:val="19"/>
+        </w:rPr>
+        <w:t xml:space="preserve">→  </w:t>
+      </w:r>
+      <w:r>
+        <w:rPr>
+          <w:rFonts w:ascii="Calibri" w:hAnsi="Calibri" w:eastAsia="Calibri"/>
           <w:b w:val="0"/>
           <w:i w:val="0"/>
           <w:color w:val="0F172A"/>
           <w:sz w:val="19"/>
         </w:rPr>
-        <w:t>Client provides source documents and answers to questions by agreed monthly deadlines.</w:t>
+        <w:t>Client provides source documents and answers to questions by agreed monthly deadlines</w:t>
       </w:r>
     </w:p>
     <w:p>
       <w:pPr>
-        <w:pStyle w:val="ListBullet"/>
-        <w:spacing w:before="0" w:after="40"/>
+        <w:spacing w:before="0" w:after="60" w:line="276" w:lineRule="auto"/>
+        <w:ind w:left="200" w:hanging="200"/>
       </w:pPr>
       <w:r>
         <w:rPr>
-          <w:rFonts w:ascii="Inter" w:hAnsi="Inter" w:eastAsia="Inter"/>
+          <w:rFonts w:ascii="Calibri" w:hAnsi="Calibri" w:eastAsia="Calibri"/>
+          <w:b/>
+          <w:i w:val="0"/>
+          <w:color w:val="0F766E"/>
+          <w:sz w:val="19"/>
+        </w:rPr>
+        <w:t xml:space="preserve">→  </w:t>
+      </w:r>
+      <w:r>
+        <w:rPr>
+          <w:rFonts w:ascii="Calibri" w:hAnsi="Calibri" w:eastAsia="Calibri"/>
           <w:b w:val="0"/>
           <w:i w:val="0"/>
           <w:color w:val="0F172A"/>
           <w:sz w:val="19"/>
         </w:rPr>
-        <w:t>Material scope or volume changes require a written pricing amendment.</w:t>
+        <w:t>Material scope or volume changes require a written pricing amendment</w:t>
       </w:r>
+    </w:p>
+    <w:p>
+      <w:pPr>
+        <w:spacing w:before="200" w:after="0" w:line="276" w:lineRule="auto"/>
+      </w:pPr>
     </w:p>
     <w:tbl>
       <w:tblPr>
@@ -3282,13 +4811,16 @@
         <w:tblLook w:firstColumn="1" w:firstRow="1" w:lastColumn="0" w:lastRow="0" w:noHBand="0" w:noVBand="1" w:val="04A0"/>
       </w:tblPr>
       <w:tblGrid>
-        <w:gridCol w:w="4703"/>
-        <w:gridCol w:w="4703"/>
+        <w:gridCol w:w="4759"/>
+        <w:gridCol w:w="4759"/>
       </w:tblGrid>
       <w:tr>
+        <w:trPr>
+          <w:trHeight w:val="480" w:hRule="atLeast"/>
+        </w:trPr>
         <w:tc>
           <w:tcPr>
-            <w:tcW w:type="dxa" w:w="850"/>
+            <w:tcW w:type="dxa" w:w="907"/>
             <w:tcBorders>
               <w:top w:val="none" w:sz="0" w:color="auto"/>
               <w:bottom w:val="none" w:sz="0" w:color="auto"/>
@@ -3297,24 +4829,26 @@
               <w:insideH w:val="none" w:sz="0" w:color="auto"/>
               <w:insideV w:val="none" w:sz="0" w:color="auto"/>
             </w:tcBorders>
+            <w:shd w:val="clear" w:color="auto" w:fill="0F766E"/>
             <w:tcMar>
-              <w:top w:w="0" w:type="dxa"/>
-              <w:bottom w:w="0" w:type="dxa"/>
-              <w:left w:w="0" w:type="dxa"/>
-              <w:right w:w="60" w:type="dxa"/>
+              <w:top w:w="100" w:type="dxa"/>
+              <w:bottom w:w="100" w:type="dxa"/>
+              <w:left w:w="140" w:type="dxa"/>
+              <w:right w:w="100" w:type="dxa"/>
             </w:tcMar>
+            <w:vAlign w:val="center"/>
           </w:tcPr>
           <w:p>
             <w:pPr>
-              <w:spacing w:before="0" w:after="0"/>
+              <w:jc w:val="center"/>
             </w:pPr>
             <w:r>
               <w:rPr>
                 <w:rFonts w:ascii="Poppins" w:hAnsi="Poppins" w:eastAsia="Poppins"/>
                 <w:b/>
                 <w:i w:val="0"/>
-                <w:color w:val="0F766E"/>
-                <w:sz w:val="20"/>
+                <w:color w:val="FFFFFF"/>
+                <w:sz w:val="26"/>
               </w:rPr>
               <w:t>07</w:t>
             </w:r>
@@ -3322,7 +4856,7 @@
         </w:tc>
         <w:tc>
           <w:tcPr>
-            <w:tcW w:type="dxa" w:w="4703"/>
+            <w:tcW w:type="dxa" w:w="4759"/>
             <w:tcBorders>
               <w:top w:val="none" w:sz="0" w:color="auto"/>
               <w:bottom w:val="none" w:sz="0" w:color="auto"/>
@@ -3331,26 +4865,35 @@
               <w:insideH w:val="none" w:sz="0" w:color="auto"/>
               <w:insideV w:val="none" w:sz="0" w:color="auto"/>
             </w:tcBorders>
+            <w:shd w:val="clear" w:color="auto" w:fill="0F172A"/>
             <w:tcMar>
-              <w:top w:w="0" w:type="dxa"/>
-              <w:bottom w:w="0" w:type="dxa"/>
-              <w:left w:w="0" w:type="dxa"/>
-              <w:right w:w="0" w:type="dxa"/>
+              <w:top w:w="100" w:type="dxa"/>
+              <w:bottom w:w="100" w:type="dxa"/>
+              <w:left w:w="180" w:type="dxa"/>
+              <w:right w:w="120" w:type="dxa"/>
             </w:tcMar>
+            <w:vAlign w:val="center"/>
           </w:tcPr>
           <w:p>
-            <w:pPr>
-              <w:spacing w:before="0" w:after="0"/>
-            </w:pPr>
             <w:r>
               <w:rPr>
                 <w:rFonts w:ascii="Poppins" w:hAnsi="Poppins" w:eastAsia="Poppins"/>
                 <w:b/>
                 <w:i w:val="0"/>
-                <w:color w:val="0F172A"/>
-                <w:sz w:val="20"/>
+                <w:color w:val="0F766E"/>
+                <w:sz w:val="21"/>
               </w:rPr>
-              <w:t>—  ACCEPTANCE</w:t>
+              <w:t xml:space="preserve">— </w:t>
+            </w:r>
+            <w:r>
+              <w:rPr>
+                <w:rFonts w:ascii="Poppins" w:hAnsi="Poppins" w:eastAsia="Poppins"/>
+                <w:b/>
+                <w:i w:val="0"/>
+                <w:color w:val="FFFFFF"/>
+                <w:sz w:val="21"/>
+              </w:rPr>
+              <w:t>ACCEPTANCE</w:t>
             </w:r>
           </w:p>
         </w:tc>
@@ -3358,10 +4901,7 @@
     </w:tbl>
     <w:p>
       <w:pPr>
-        <w:spacing w:before="120" w:after="120"/>
-        <w:pBdr>
-          <w:bottom w:val="single" w:sz="8" w:space="1" w:color="0F766E"/>
-        </w:pBdr>
+        <w:spacing w:before="0" w:after="120" w:line="276" w:lineRule="auto"/>
       </w:pPr>
     </w:p>
     <w:tbl>
@@ -3372,10 +4912,13 @@
         <w:tblLook w:firstColumn="1" w:firstRow="1" w:lastColumn="0" w:lastRow="0" w:noHBand="0" w:noVBand="1" w:val="04A0"/>
       </w:tblPr>
       <w:tblGrid>
-        <w:gridCol w:w="4703"/>
-        <w:gridCol w:w="4703"/>
+        <w:gridCol w:w="4759"/>
+        <w:gridCol w:w="4759"/>
       </w:tblGrid>
       <w:tr>
+        <w:trPr>
+          <w:trHeight w:val="400" w:hRule="atLeast"/>
+        </w:trPr>
         <w:tc>
           <w:tcPr>
             <w:tcW w:type="dxa" w:w="3118"/>
@@ -3387,10 +4930,10 @@
               <w:right w:w="100" w:type="dxa"/>
             </w:tcMar>
             <w:tcBorders>
-              <w:top w:val="none" w:sz="0" w:color="auto"/>
+              <w:top w:val="single" w:sz="4" w:color="0F766E"/>
               <w:bottom w:val="single" w:sz="8" w:color="0F766E"/>
-              <w:left w:val="none" w:sz="0" w:color="auto"/>
-              <w:right w:val="none" w:sz="0" w:color="auto"/>
+              <w:left w:val="single" w:sz="4" w:color="0F766E"/>
+              <w:right w:val="single" w:sz="4" w:color="0F766E"/>
               <w:insideH w:val="none" w:sz="0" w:color="auto"/>
               <w:insideV w:val="none" w:sz="0" w:color="auto"/>
             </w:tcBorders>
@@ -3410,7 +4953,7 @@
         </w:tc>
         <w:tc>
           <w:tcPr>
-            <w:tcW w:type="dxa" w:w="7087"/>
+            <w:tcW w:type="dxa" w:w="6803"/>
             <w:shd w:val="clear" w:color="auto" w:fill="0F766E"/>
             <w:tcMar>
               <w:top w:w="70" w:type="dxa"/>
@@ -3419,10 +4962,10 @@
               <w:right w:w="100" w:type="dxa"/>
             </w:tcMar>
             <w:tcBorders>
-              <w:top w:val="none" w:sz="0" w:color="auto"/>
+              <w:top w:val="single" w:sz="4" w:color="0F766E"/>
               <w:bottom w:val="single" w:sz="8" w:color="0F766E"/>
-              <w:left w:val="none" w:sz="0" w:color="auto"/>
-              <w:right w:val="none" w:sz="0" w:color="auto"/>
+              <w:left w:val="single" w:sz="4" w:color="0F766E"/>
+              <w:right w:val="single" w:sz="4" w:color="0F766E"/>
               <w:insideH w:val="none" w:sz="0" w:color="auto"/>
               <w:insideV w:val="none" w:sz="0" w:color="auto"/>
             </w:tcBorders>
@@ -3447,16 +4990,16 @@
             <w:tcW w:type="dxa" w:w="3118"/>
             <w:shd w:val="clear" w:color="auto" w:fill="FFFFFF"/>
             <w:tcBorders>
-              <w:top w:val="single" w:sz="4" w:color="CBD5E1"/>
-              <w:bottom w:val="single" w:sz="4" w:color="CBD5E1"/>
-              <w:left w:val="single" w:sz="4" w:color="CBD5E1"/>
-              <w:right w:val="single" w:sz="4" w:color="CBD5E1"/>
+              <w:top w:val="single" w:sz="3" w:color="CBD5E1"/>
+              <w:bottom w:val="single" w:sz="3" w:color="CBD5E1"/>
+              <w:left w:val="single" w:sz="3" w:color="CBD5E1"/>
+              <w:right w:val="single" w:sz="3" w:color="CBD5E1"/>
               <w:insideH w:val="none" w:sz="0" w:color="auto"/>
               <w:insideV w:val="none" w:sz="0" w:color="auto"/>
             </w:tcBorders>
             <w:tcMar>
-              <w:top w:w="55" w:type="dxa"/>
-              <w:bottom w:w="55" w:type="dxa"/>
+              <w:top w:w="60" w:type="dxa"/>
+              <w:bottom w:w="60" w:type="dxa"/>
               <w:left w:w="100" w:type="dxa"/>
               <w:right w:w="100" w:type="dxa"/>
             </w:tcMar>
@@ -3464,7 +5007,7 @@
           <w:p>
             <w:r>
               <w:rPr>
-                <w:rFonts w:ascii="Inter" w:hAnsi="Inter" w:eastAsia="Inter"/>
+                <w:rFonts w:ascii="Calibri" w:hAnsi="Calibri" w:eastAsia="Calibri"/>
                 <w:b w:val="0"/>
                 <w:i w:val="0"/>
                 <w:color w:val="0F172A"/>
@@ -3476,19 +5019,19 @@
         </w:tc>
         <w:tc>
           <w:tcPr>
-            <w:tcW w:type="dxa" w:w="7087"/>
+            <w:tcW w:type="dxa" w:w="6803"/>
             <w:shd w:val="clear" w:color="auto" w:fill="FFFFFF"/>
             <w:tcBorders>
-              <w:top w:val="single" w:sz="4" w:color="CBD5E1"/>
-              <w:bottom w:val="single" w:sz="4" w:color="CBD5E1"/>
-              <w:left w:val="single" w:sz="4" w:color="CBD5E1"/>
-              <w:right w:val="single" w:sz="4" w:color="CBD5E1"/>
+              <w:top w:val="single" w:sz="3" w:color="CBD5E1"/>
+              <w:bottom w:val="single" w:sz="3" w:color="CBD5E1"/>
+              <w:left w:val="single" w:sz="3" w:color="CBD5E1"/>
+              <w:right w:val="single" w:sz="3" w:color="CBD5E1"/>
               <w:insideH w:val="none" w:sz="0" w:color="auto"/>
               <w:insideV w:val="none" w:sz="0" w:color="auto"/>
             </w:tcBorders>
             <w:tcMar>
-              <w:top w:w="55" w:type="dxa"/>
-              <w:bottom w:w="55" w:type="dxa"/>
+              <w:top w:w="60" w:type="dxa"/>
+              <w:bottom w:w="60" w:type="dxa"/>
               <w:left w:w="100" w:type="dxa"/>
               <w:right w:w="100" w:type="dxa"/>
             </w:tcMar>
@@ -3496,7 +5039,7 @@
           <w:p>
             <w:r>
               <w:rPr>
-                <w:rFonts w:ascii="Inter" w:hAnsi="Inter" w:eastAsia="Inter"/>
+                <w:rFonts w:ascii="Calibri" w:hAnsi="Calibri" w:eastAsia="Calibri"/>
                 <w:b w:val="0"/>
                 <w:i w:val="0"/>
                 <w:color w:val="0F172A"/>
@@ -3512,16 +5055,16 @@
             <w:tcW w:type="dxa" w:w="3118"/>
             <w:shd w:val="clear" w:color="auto" w:fill="F8FAFC"/>
             <w:tcBorders>
-              <w:top w:val="single" w:sz="4" w:color="CBD5E1"/>
-              <w:bottom w:val="single" w:sz="4" w:color="CBD5E1"/>
-              <w:left w:val="single" w:sz="4" w:color="CBD5E1"/>
-              <w:right w:val="single" w:sz="4" w:color="CBD5E1"/>
+              <w:top w:val="single" w:sz="3" w:color="CBD5E1"/>
+              <w:bottom w:val="single" w:sz="3" w:color="CBD5E1"/>
+              <w:left w:val="single" w:sz="3" w:color="CBD5E1"/>
+              <w:right w:val="single" w:sz="3" w:color="CBD5E1"/>
               <w:insideH w:val="none" w:sz="0" w:color="auto"/>
               <w:insideV w:val="none" w:sz="0" w:color="auto"/>
             </w:tcBorders>
             <w:tcMar>
-              <w:top w:w="55" w:type="dxa"/>
-              <w:bottom w:w="55" w:type="dxa"/>
+              <w:top w:w="60" w:type="dxa"/>
+              <w:bottom w:w="60" w:type="dxa"/>
               <w:left w:w="100" w:type="dxa"/>
               <w:right w:w="100" w:type="dxa"/>
             </w:tcMar>
@@ -3529,7 +5072,7 @@
           <w:p>
             <w:r>
               <w:rPr>
-                <w:rFonts w:ascii="Inter" w:hAnsi="Inter" w:eastAsia="Inter"/>
+                <w:rFonts w:ascii="Calibri" w:hAnsi="Calibri" w:eastAsia="Calibri"/>
                 <w:b w:val="0"/>
                 <w:i w:val="0"/>
                 <w:color w:val="0F172A"/>
@@ -3541,19 +5084,19 @@
         </w:tc>
         <w:tc>
           <w:tcPr>
-            <w:tcW w:type="dxa" w:w="7087"/>
+            <w:tcW w:type="dxa" w:w="6803"/>
             <w:shd w:val="clear" w:color="auto" w:fill="F8FAFC"/>
             <w:tcBorders>
-              <w:top w:val="single" w:sz="4" w:color="CBD5E1"/>
-              <w:bottom w:val="single" w:sz="4" w:color="CBD5E1"/>
-              <w:left w:val="single" w:sz="4" w:color="CBD5E1"/>
-              <w:right w:val="single" w:sz="4" w:color="CBD5E1"/>
+              <w:top w:val="single" w:sz="3" w:color="CBD5E1"/>
+              <w:bottom w:val="single" w:sz="3" w:color="CBD5E1"/>
+              <w:left w:val="single" w:sz="3" w:color="CBD5E1"/>
+              <w:right w:val="single" w:sz="3" w:color="CBD5E1"/>
               <w:insideH w:val="none" w:sz="0" w:color="auto"/>
               <w:insideV w:val="none" w:sz="0" w:color="auto"/>
             </w:tcBorders>
             <w:tcMar>
-              <w:top w:w="55" w:type="dxa"/>
-              <w:bottom w:w="55" w:type="dxa"/>
+              <w:top w:w="60" w:type="dxa"/>
+              <w:bottom w:w="60" w:type="dxa"/>
               <w:left w:w="100" w:type="dxa"/>
               <w:right w:w="100" w:type="dxa"/>
             </w:tcMar>
@@ -3561,7 +5104,7 @@
           <w:p>
             <w:r>
               <w:rPr>
-                <w:rFonts w:ascii="Inter" w:hAnsi="Inter" w:eastAsia="Inter"/>
+                <w:rFonts w:ascii="Calibri" w:hAnsi="Calibri" w:eastAsia="Calibri"/>
                 <w:b w:val="0"/>
                 <w:i w:val="0"/>
                 <w:color w:val="0F172A"/>
@@ -3577,16 +5120,16 @@
             <w:tcW w:type="dxa" w:w="3118"/>
             <w:shd w:val="clear" w:color="auto" w:fill="FFFFFF"/>
             <w:tcBorders>
-              <w:top w:val="single" w:sz="4" w:color="CBD5E1"/>
-              <w:bottom w:val="single" w:sz="4" w:color="CBD5E1"/>
-              <w:left w:val="single" w:sz="4" w:color="CBD5E1"/>
-              <w:right w:val="single" w:sz="4" w:color="CBD5E1"/>
+              <w:top w:val="single" w:sz="3" w:color="CBD5E1"/>
+              <w:bottom w:val="single" w:sz="3" w:color="CBD5E1"/>
+              <w:left w:val="single" w:sz="3" w:color="CBD5E1"/>
+              <w:right w:val="single" w:sz="3" w:color="CBD5E1"/>
               <w:insideH w:val="none" w:sz="0" w:color="auto"/>
               <w:insideV w:val="none" w:sz="0" w:color="auto"/>
             </w:tcBorders>
             <w:tcMar>
-              <w:top w:w="55" w:type="dxa"/>
-              <w:bottom w:w="55" w:type="dxa"/>
+              <w:top w:w="60" w:type="dxa"/>
+              <w:bottom w:w="60" w:type="dxa"/>
               <w:left w:w="100" w:type="dxa"/>
               <w:right w:w="100" w:type="dxa"/>
             </w:tcMar>
@@ -3594,7 +5137,7 @@
           <w:p>
             <w:r>
               <w:rPr>
-                <w:rFonts w:ascii="Inter" w:hAnsi="Inter" w:eastAsia="Inter"/>
+                <w:rFonts w:ascii="Calibri" w:hAnsi="Calibri" w:eastAsia="Calibri"/>
                 <w:b w:val="0"/>
                 <w:i w:val="0"/>
                 <w:color w:val="0F172A"/>
@@ -3606,19 +5149,19 @@
         </w:tc>
         <w:tc>
           <w:tcPr>
-            <w:tcW w:type="dxa" w:w="7087"/>
+            <w:tcW w:type="dxa" w:w="6803"/>
             <w:shd w:val="clear" w:color="auto" w:fill="FFFFFF"/>
             <w:tcBorders>
-              <w:top w:val="single" w:sz="4" w:color="CBD5E1"/>
-              <w:bottom w:val="single" w:sz="4" w:color="CBD5E1"/>
-              <w:left w:val="single" w:sz="4" w:color="CBD5E1"/>
-              <w:right w:val="single" w:sz="4" w:color="CBD5E1"/>
+              <w:top w:val="single" w:sz="3" w:color="CBD5E1"/>
+              <w:bottom w:val="single" w:sz="3" w:color="CBD5E1"/>
+              <w:left w:val="single" w:sz="3" w:color="CBD5E1"/>
+              <w:right w:val="single" w:sz="3" w:color="CBD5E1"/>
               <w:insideH w:val="none" w:sz="0" w:color="auto"/>
               <w:insideV w:val="none" w:sz="0" w:color="auto"/>
             </w:tcBorders>
             <w:tcMar>
-              <w:top w:w="55" w:type="dxa"/>
-              <w:bottom w:w="55" w:type="dxa"/>
+              <w:top w:w="60" w:type="dxa"/>
+              <w:bottom w:w="60" w:type="dxa"/>
               <w:left w:w="100" w:type="dxa"/>
               <w:right w:w="100" w:type="dxa"/>
             </w:tcMar>
@@ -3626,7 +5169,7 @@
           <w:p>
             <w:r>
               <w:rPr>
-                <w:rFonts w:ascii="Inter" w:hAnsi="Inter" w:eastAsia="Inter"/>
+                <w:rFonts w:ascii="Calibri" w:hAnsi="Calibri" w:eastAsia="Calibri"/>
                 <w:b w:val="0"/>
                 <w:i w:val="0"/>
                 <w:color w:val="0F172A"/>
@@ -3642,16 +5185,16 @@
             <w:tcW w:type="dxa" w:w="3118"/>
             <w:shd w:val="clear" w:color="auto" w:fill="F8FAFC"/>
             <w:tcBorders>
-              <w:top w:val="single" w:sz="4" w:color="CBD5E1"/>
-              <w:bottom w:val="single" w:sz="4" w:color="CBD5E1"/>
-              <w:left w:val="single" w:sz="4" w:color="CBD5E1"/>
-              <w:right w:val="single" w:sz="4" w:color="CBD5E1"/>
+              <w:top w:val="single" w:sz="3" w:color="CBD5E1"/>
+              <w:bottom w:val="single" w:sz="3" w:color="CBD5E1"/>
+              <w:left w:val="single" w:sz="3" w:color="CBD5E1"/>
+              <w:right w:val="single" w:sz="3" w:color="CBD5E1"/>
               <w:insideH w:val="none" w:sz="0" w:color="auto"/>
               <w:insideV w:val="none" w:sz="0" w:color="auto"/>
             </w:tcBorders>
             <w:tcMar>
-              <w:top w:w="55" w:type="dxa"/>
-              <w:bottom w:w="55" w:type="dxa"/>
+              <w:top w:w="60" w:type="dxa"/>
+              <w:bottom w:w="60" w:type="dxa"/>
               <w:left w:w="100" w:type="dxa"/>
               <w:right w:w="100" w:type="dxa"/>
             </w:tcMar>
@@ -3659,7 +5202,7 @@
           <w:p>
             <w:r>
               <w:rPr>
-                <w:rFonts w:ascii="Inter" w:hAnsi="Inter" w:eastAsia="Inter"/>
+                <w:rFonts w:ascii="Calibri" w:hAnsi="Calibri" w:eastAsia="Calibri"/>
                 <w:b w:val="0"/>
                 <w:i w:val="0"/>
                 <w:color w:val="0F172A"/>
@@ -3671,19 +5214,19 @@
         </w:tc>
         <w:tc>
           <w:tcPr>
-            <w:tcW w:type="dxa" w:w="7087"/>
+            <w:tcW w:type="dxa" w:w="6803"/>
             <w:shd w:val="clear" w:color="auto" w:fill="F8FAFC"/>
             <w:tcBorders>
-              <w:top w:val="single" w:sz="4" w:color="CBD5E1"/>
-              <w:bottom w:val="single" w:sz="4" w:color="CBD5E1"/>
-              <w:left w:val="single" w:sz="4" w:color="CBD5E1"/>
-              <w:right w:val="single" w:sz="4" w:color="CBD5E1"/>
+              <w:top w:val="single" w:sz="3" w:color="CBD5E1"/>
+              <w:bottom w:val="single" w:sz="3" w:color="CBD5E1"/>
+              <w:left w:val="single" w:sz="3" w:color="CBD5E1"/>
+              <w:right w:val="single" w:sz="3" w:color="CBD5E1"/>
               <w:insideH w:val="none" w:sz="0" w:color="auto"/>
               <w:insideV w:val="none" w:sz="0" w:color="auto"/>
             </w:tcBorders>
             <w:tcMar>
-              <w:top w:w="55" w:type="dxa"/>
-              <w:bottom w:w="55" w:type="dxa"/>
+              <w:top w:w="60" w:type="dxa"/>
+              <w:bottom w:w="60" w:type="dxa"/>
               <w:left w:w="100" w:type="dxa"/>
               <w:right w:w="100" w:type="dxa"/>
             </w:tcMar>
@@ -3691,7 +5234,7 @@
           <w:p>
             <w:r>
               <w:rPr>
-                <w:rFonts w:ascii="Inter" w:hAnsi="Inter" w:eastAsia="Inter"/>
+                <w:rFonts w:ascii="Calibri" w:hAnsi="Calibri" w:eastAsia="Calibri"/>
                 <w:b w:val="0"/>
                 <w:i w:val="0"/>
                 <w:color w:val="0F172A"/>
@@ -3707,16 +5250,16 @@
             <w:tcW w:type="dxa" w:w="3118"/>
             <w:shd w:val="clear" w:color="auto" w:fill="FFFFFF"/>
             <w:tcBorders>
-              <w:top w:val="single" w:sz="4" w:color="CBD5E1"/>
-              <w:bottom w:val="single" w:sz="4" w:color="CBD5E1"/>
-              <w:left w:val="single" w:sz="4" w:color="CBD5E1"/>
-              <w:right w:val="single" w:sz="4" w:color="CBD5E1"/>
+              <w:top w:val="single" w:sz="3" w:color="CBD5E1"/>
+              <w:bottom w:val="single" w:sz="3" w:color="CBD5E1"/>
+              <w:left w:val="single" w:sz="3" w:color="CBD5E1"/>
+              <w:right w:val="single" w:sz="3" w:color="CBD5E1"/>
               <w:insideH w:val="none" w:sz="0" w:color="auto"/>
               <w:insideV w:val="none" w:sz="0" w:color="auto"/>
             </w:tcBorders>
             <w:tcMar>
-              <w:top w:w="55" w:type="dxa"/>
-              <w:bottom w:w="55" w:type="dxa"/>
+              <w:top w:w="60" w:type="dxa"/>
+              <w:bottom w:w="60" w:type="dxa"/>
               <w:left w:w="100" w:type="dxa"/>
               <w:right w:w="100" w:type="dxa"/>
             </w:tcMar>
@@ -3724,7 +5267,7 @@
           <w:p>
             <w:r>
               <w:rPr>
-                <w:rFonts w:ascii="Inter" w:hAnsi="Inter" w:eastAsia="Inter"/>
+                <w:rFonts w:ascii="Calibri" w:hAnsi="Calibri" w:eastAsia="Calibri"/>
                 <w:b w:val="0"/>
                 <w:i w:val="0"/>
                 <w:color w:val="0F172A"/>
@@ -3736,19 +5279,19 @@
         </w:tc>
         <w:tc>
           <w:tcPr>
-            <w:tcW w:type="dxa" w:w="7087"/>
+            <w:tcW w:type="dxa" w:w="6803"/>
             <w:shd w:val="clear" w:color="auto" w:fill="FFFFFF"/>
             <w:tcBorders>
-              <w:top w:val="single" w:sz="4" w:color="CBD5E1"/>
-              <w:bottom w:val="single" w:sz="4" w:color="CBD5E1"/>
-              <w:left w:val="single" w:sz="4" w:color="CBD5E1"/>
-              <w:right w:val="single" w:sz="4" w:color="CBD5E1"/>
+              <w:top w:val="single" w:sz="3" w:color="CBD5E1"/>
+              <w:bottom w:val="single" w:sz="3" w:color="CBD5E1"/>
+              <w:left w:val="single" w:sz="3" w:color="CBD5E1"/>
+              <w:right w:val="single" w:sz="3" w:color="CBD5E1"/>
               <w:insideH w:val="none" w:sz="0" w:color="auto"/>
               <w:insideV w:val="none" w:sz="0" w:color="auto"/>
             </w:tcBorders>
             <w:tcMar>
-              <w:top w:w="55" w:type="dxa"/>
-              <w:bottom w:w="55" w:type="dxa"/>
+              <w:top w:w="60" w:type="dxa"/>
+              <w:bottom w:w="60" w:type="dxa"/>
               <w:left w:w="100" w:type="dxa"/>
               <w:right w:w="100" w:type="dxa"/>
             </w:tcMar>
@@ -3756,7 +5299,7 @@
           <w:p>
             <w:r>
               <w:rPr>
-                <w:rFonts w:ascii="Inter" w:hAnsi="Inter" w:eastAsia="Inter"/>
+                <w:rFonts w:ascii="Calibri" w:hAnsi="Calibri" w:eastAsia="Calibri"/>
                 <w:b w:val="0"/>
                 <w:i w:val="0"/>
                 <w:color w:val="0F172A"/>
@@ -3773,16 +5316,16 @@
             <w:tcW w:type="dxa" w:w="3118"/>
             <w:shd w:val="clear" w:color="auto" w:fill="F8FAFC"/>
             <w:tcBorders>
-              <w:top w:val="single" w:sz="4" w:color="CBD5E1"/>
-              <w:bottom w:val="single" w:sz="4" w:color="CBD5E1"/>
-              <w:left w:val="single" w:sz="4" w:color="CBD5E1"/>
-              <w:right w:val="single" w:sz="4" w:color="CBD5E1"/>
+              <w:top w:val="single" w:sz="3" w:color="CBD5E1"/>
+              <w:bottom w:val="single" w:sz="3" w:color="CBD5E1"/>
+              <w:left w:val="single" w:sz="3" w:color="CBD5E1"/>
+              <w:right w:val="single" w:sz="3" w:color="CBD5E1"/>
               <w:insideH w:val="none" w:sz="0" w:color="auto"/>
               <w:insideV w:val="none" w:sz="0" w:color="auto"/>
             </w:tcBorders>
             <w:tcMar>
-              <w:top w:w="55" w:type="dxa"/>
-              <w:bottom w:w="55" w:type="dxa"/>
+              <w:top w:w="60" w:type="dxa"/>
+              <w:bottom w:w="60" w:type="dxa"/>
               <w:left w:w="100" w:type="dxa"/>
               <w:right w:w="100" w:type="dxa"/>
             </w:tcMar>
@@ -3790,7 +5333,7 @@
           <w:p>
             <w:r>
               <w:rPr>
-                <w:rFonts w:ascii="Inter" w:hAnsi="Inter" w:eastAsia="Inter"/>
+                <w:rFonts w:ascii="Calibri" w:hAnsi="Calibri" w:eastAsia="Calibri"/>
                 <w:b w:val="0"/>
                 <w:i w:val="0"/>
                 <w:color w:val="0F172A"/>
@@ -3802,19 +5345,19 @@
         </w:tc>
         <w:tc>
           <w:tcPr>
-            <w:tcW w:type="dxa" w:w="7087"/>
+            <w:tcW w:type="dxa" w:w="6803"/>
             <w:shd w:val="clear" w:color="auto" w:fill="F8FAFC"/>
             <w:tcBorders>
-              <w:top w:val="single" w:sz="4" w:color="CBD5E1"/>
-              <w:bottom w:val="single" w:sz="4" w:color="CBD5E1"/>
-              <w:left w:val="single" w:sz="4" w:color="CBD5E1"/>
-              <w:right w:val="single" w:sz="4" w:color="CBD5E1"/>
+              <w:top w:val="single" w:sz="3" w:color="CBD5E1"/>
+              <w:bottom w:val="single" w:sz="3" w:color="CBD5E1"/>
+              <w:left w:val="single" w:sz="3" w:color="CBD5E1"/>
+              <w:right w:val="single" w:sz="3" w:color="CBD5E1"/>
               <w:insideH w:val="none" w:sz="0" w:color="auto"/>
               <w:insideV w:val="none" w:sz="0" w:color="auto"/>
             </w:tcBorders>
             <w:tcMar>
-              <w:top w:w="55" w:type="dxa"/>
-              <w:bottom w:w="55" w:type="dxa"/>
+              <w:top w:w="60" w:type="dxa"/>
+              <w:bottom w:w="60" w:type="dxa"/>
               <w:left w:w="100" w:type="dxa"/>
               <w:right w:w="100" w:type="dxa"/>
             </w:tcMar>
@@ -3822,7 +5365,7 @@
           <w:p>
             <w:r>
               <w:rPr>
-                <w:rFonts w:ascii="Inter" w:hAnsi="Inter" w:eastAsia="Inter"/>
+                <w:rFonts w:ascii="Calibri" w:hAnsi="Calibri" w:eastAsia="Calibri"/>
                 <w:b w:val="0"/>
                 <w:i w:val="0"/>
                 <w:color w:val="0F172A"/>
@@ -3835,7 +5378,7 @@
     </w:tbl>
     <w:p>
       <w:pPr>
-        <w:spacing w:before="0" w:after="120"/>
+        <w:spacing w:before="0" w:after="160" w:line="276" w:lineRule="auto"/>
       </w:pPr>
     </w:p>
     <w:tbl>
@@ -3845,46 +5388,31 @@
         <w:tblLook w:firstColumn="1" w:firstRow="1" w:lastColumn="0" w:lastRow="0" w:noHBand="0" w:noVBand="1" w:val="04A0"/>
       </w:tblPr>
       <w:tblGrid>
-        <w:gridCol w:w="9406"/>
+        <w:gridCol w:w="9518"/>
       </w:tblGrid>
       <w:tr>
         <w:tc>
           <w:tcPr>
-            <w:tcW w:type="dxa" w:w="9406"/>
+            <w:tcW w:type="dxa" w:w="9518"/>
             <w:shd w:val="clear" w:color="auto" w:fill="F1F5F9"/>
             <w:tcMar>
-              <w:top w:w="100" w:type="dxa"/>
-              <w:bottom w:w="100" w:type="dxa"/>
-              <w:left w:w="160" w:type="dxa"/>
-              <w:right w:w="160" w:type="dxa"/>
+              <w:top w:w="110" w:type="dxa"/>
+              <w:bottom w:w="110" w:type="dxa"/>
+              <w:left w:w="170" w:type="dxa"/>
+              <w:right w:w="170" w:type="dxa"/>
             </w:tcMar>
             <w:tcBorders>
-              <w:left w:val="single" w:sz="14" w:color="64748B"/>
+              <w:top w:val="single" w:sz="4" w:color="CBD5E1"/>
+              <w:bottom w:val="single" w:sz="4" w:color="CBD5E1"/>
+              <w:left w:val="single" w:sz="16" w:color="64748B"/>
+              <w:right w:val="single" w:sz="4" w:color="CBD5E1"/>
               <w:insideH w:val="none" w:sz="0" w:color="auto"/>
               <w:insideV w:val="none" w:sz="0" w:color="auto"/>
-              <w:top w:val="single" w:sz="4" w:color="CBD5E1"/>
-              <w:right w:val="single" w:sz="4" w:color="CBD5E1"/>
-              <w:bottom w:val="single" w:sz="4" w:color="CBD5E1"/>
             </w:tcBorders>
           </w:tcPr>
           <w:p>
             <w:pPr>
-              <w:spacing w:before="0" w:after="0"/>
-            </w:pPr>
-            <w:r>
-              <w:rPr>
-                <w:rFonts w:ascii="Inter" w:hAnsi="Inter" w:eastAsia="Inter"/>
-                <w:b w:val="0"/>
-                <w:i w:val="0"/>
-                <w:color w:val="0F172A"/>
-                <w:sz w:val="18"/>
-              </w:rPr>
-              <w:t>Questions before accepting? Contact [PRACTICE NAME] at [EMAIL] or [PHONE]. This proposal expires on [DATE + 14 days].</w:t>
-            </w:r>
-          </w:p>
-          <w:p>
-            <w:pPr>
-              <w:spacing w:before="0" w:after="80"/>
+              <w:spacing w:before="0" w:after="100" w:line="276" w:lineRule="auto"/>
             </w:pPr>
             <w:r>
               <w:rPr>
@@ -3897,19 +5425,34 @@
               <w:t>QUESTIONS?</w:t>
             </w:r>
           </w:p>
+          <w:p>
+            <w:pPr>
+              <w:spacing w:before="0" w:after="0" w:line="276" w:lineRule="auto"/>
+            </w:pPr>
+            <w:r>
+              <w:rPr>
+                <w:rFonts w:ascii="Calibri" w:hAnsi="Calibri" w:eastAsia="Calibri"/>
+                <w:b w:val="0"/>
+                <w:i w:val="0"/>
+                <w:color w:val="0F172A"/>
+                <w:sz w:val="18"/>
+              </w:rPr>
+              <w:t>Questions before accepting? Contact [PRACTICE NAME] at [EMAIL] or [PHONE]. This proposal expires on [DATE + 14 DAYS].</w:t>
+            </w:r>
+          </w:p>
         </w:tc>
       </w:tr>
     </w:tbl>
     <w:p>
       <w:pPr>
-        <w:spacing w:before="0" w:after="80"/>
+        <w:spacing w:before="0" w:after="120" w:line="276" w:lineRule="auto"/>
       </w:pPr>
     </w:p>
     <w:sectPr>
       <w:headerReference w:type="default" r:id="rId9"/>
       <w:footerReference w:type="default" r:id="rId10"/>
       <w:pgSz w:w="12240" w:h="15840"/>
-      <w:pgMar w:top="1361" w:right="1417" w:bottom="1361" w:left="1417" w:header="720" w:footer="720" w:gutter="0"/>
+      <w:pgMar w:top="1247" w:right="1361" w:bottom="1247" w:left="1361" w:header="720" w:footer="720" w:gutter="0"/>
       <w:cols w:space="720"/>
       <w:titlePg/>
       <w:docGrid w:linePitch="360"/>
@@ -3948,8 +5491,8 @@
             <w:insideV w:val="none" w:sz="0" w:color="auto"/>
           </w:tcBorders>
           <w:tcMar>
-            <w:top w:w="50" w:type="dxa"/>
-            <w:bottom w:w="50" w:type="dxa"/>
+            <w:top w:w="55" w:type="dxa"/>
+            <w:bottom w:w="55" w:type="dxa"/>
             <w:left w:w="0" w:type="dxa"/>
             <w:right w:w="0" w:type="dxa"/>
           </w:tcMar>
@@ -3964,9 +5507,9 @@
               <w:b w:val="0"/>
               <w:i w:val="0"/>
               <w:color w:val="64748B"/>
-              <w:sz w:val="14"/>
+              <w:sz w:val="13"/>
             </w:rPr>
-            <w:t>Confidential  ·  Commercial Use Licence  ·  © 2025 Bookkeeper Practice Launch System</w:t>
+            <w:t>© 2025 NovaOps  ·  Commercial Use License  ·  Bookkeeper Practice Launch System</w:t>
           </w:r>
         </w:p>
       </w:tc>
@@ -3982,8 +5525,8 @@
             <w:insideV w:val="none" w:sz="0" w:color="auto"/>
           </w:tcBorders>
           <w:tcMar>
-            <w:top w:w="50" w:type="dxa"/>
-            <w:bottom w:w="50" w:type="dxa"/>
+            <w:top w:w="55" w:type="dxa"/>
+            <w:bottom w:w="55" w:type="dxa"/>
             <w:left w:w="0" w:type="dxa"/>
             <w:right w:w="0" w:type="dxa"/>
           </w:tcMar>
@@ -3998,7 +5541,7 @@
               <w:b w:val="0"/>
               <w:i w:val="0"/>
               <w:color w:val="64748B"/>
-              <w:sz w:val="16"/>
+              <w:sz w:val="15"/>
             </w:rPr>
             <w:t xml:space="preserve">Page </w:t>
           </w:r>
@@ -4008,7 +5551,7 @@
               <w:b/>
               <w:i w:val="0"/>
               <w:color w:val="0F766E"/>
-              <w:sz w:val="16"/>
+              <w:sz w:val="15"/>
             </w:rPr>
             <w:fldChar w:fldCharType="begin"/>
             <w:instrText>PAGE</w:instrText>
@@ -4044,14 +5587,14 @@
         <w:tcPr>
           <w:tcW w:type="dxa" w:w="4536"/>
           <w:tcMar>
-            <w:top w:w="60" w:type="dxa"/>
-            <w:bottom w:w="60" w:type="dxa"/>
+            <w:top w:w="55" w:type="dxa"/>
+            <w:bottom w:w="55" w:type="dxa"/>
             <w:left w:w="0" w:type="dxa"/>
             <w:right w:w="60" w:type="dxa"/>
           </w:tcMar>
           <w:tcBorders>
             <w:top w:val="none" w:sz="0" w:color="auto"/>
-            <w:bottom w:val="single" w:sz="12" w:color="0F766E"/>
+            <w:bottom w:val="single" w:sz="8" w:color="0F766E"/>
             <w:left w:val="none" w:sz="0" w:color="auto"/>
             <w:right w:val="none" w:sz="0" w:color="auto"/>
             <w:insideH w:val="none" w:sz="0" w:color="auto"/>
@@ -4064,13 +5607,23 @@
           </w:pPr>
           <w:r>
             <w:rPr>
+              <w:rFonts w:ascii="Poppins" w:hAnsi="Poppins" w:eastAsia="Poppins"/>
+              <w:b/>
+              <w:i w:val="0"/>
+              <w:color w:val="0F766E"/>
+              <w:sz w:val="14"/>
+            </w:rPr>
+            <w:t>NOVAOPS</w:t>
+          </w:r>
+          <w:r>
+            <w:rPr>
               <w:rFonts w:ascii="Inter" w:hAnsi="Inter" w:eastAsia="Inter"/>
               <w:b w:val="0"/>
               <w:i w:val="0"/>
               <w:color w:val="64748B"/>
-              <w:sz w:val="14"/>
+              <w:sz w:val="13"/>
             </w:rPr>
-            <w:t>BOOKKEEPER PRACTICE LAUNCH SYSTEM  ·  v2.0</w:t>
+            <w:t xml:space="preserve">  ·  Bookkeeper Practice Launch System  ·  v2.0</w:t>
           </w:r>
         </w:p>
       </w:tc>
@@ -4078,14 +5631,14 @@
         <w:tcPr>
           <w:tcW w:type="dxa" w:w="4536"/>
           <w:tcMar>
-            <w:top w:w="60" w:type="dxa"/>
-            <w:bottom w:w="60" w:type="dxa"/>
+            <w:top w:w="55" w:type="dxa"/>
+            <w:bottom w:w="55" w:type="dxa"/>
             <w:left w:w="60" w:type="dxa"/>
             <w:right w:w="0" w:type="dxa"/>
           </w:tcMar>
           <w:tcBorders>
             <w:top w:val="none" w:sz="0" w:color="auto"/>
-            <w:bottom w:val="single" w:sz="12" w:color="0F766E"/>
+            <w:bottom w:val="single" w:sz="8" w:color="0F766E"/>
             <w:left w:val="none" w:sz="0" w:color="auto"/>
             <w:right w:val="none" w:sz="0" w:color="auto"/>
             <w:insideH w:val="none" w:sz="0" w:color="auto"/>
@@ -4477,7 +6030,7 @@
     <w:qFormat/>
     <w:rsid w:val="00FC693F"/>
     <w:rPr>
-      <w:rFonts w:ascii="Inter" w:hAnsi="Inter"/>
+      <w:rFonts w:ascii="Calibri" w:hAnsi="Calibri"/>
       <w:sz w:val="19"/>
     </w:rPr>
   </w:style>
